--- a/Positivity (Récupération automatique).docx
+++ b/Positivity (Récupération automatique).docx
@@ -3,7 +3,15 @@
 <w:document xmlns:wpc="http://schemas.microsoft.com/office/word/2010/wordprocessingCanvas" xmlns:cx="http://schemas.microsoft.com/office/drawing/2014/chartex" xmlns:cx1="http://schemas.microsoft.com/office/drawing/2015/9/8/chartex" xmlns:cx2="http://schemas.microsoft.com/office/drawing/2015/10/21/chartex" xmlns:cx3="http://schemas.microsoft.com/office/drawing/2016/5/9/chartex" xmlns:cx4="http://schemas.microsoft.com/office/drawing/2016/5/10/chartex" xmlns:cx5="http://schemas.microsoft.com/office/drawing/2016/5/11/chartex" xmlns:cx6="http://schemas.microsoft.com/office/drawing/2016/5/12/chartex" xmlns:cx7="http://schemas.microsoft.com/office/drawing/2016/5/13/chartex" xmlns:cx8="http://schemas.microsoft.com/office/drawing/2016/5/14/chartex" xmlns:mc="http://schemas.openxmlformats.org/markup-compatibility/2006" xmlns:aink="http://schemas.microsoft.com/office/drawing/2016/ink" xmlns:am3d="http://schemas.microsoft.com/office/drawing/2017/model3d" xmlns:o="urn:schemas-microsoft-com:office:office" xmlns:r="http://schemas.openxmlformats.org/officeDocument/2006/relationships" xmlns:m="http://schemas.openxmlformats.org/officeDocument/2006/math" xmlns:v="urn:schemas-microsoft-com:vml" xmlns:wp14="http://schemas.microsoft.com/office/word/2010/wordprocessingDrawing" xmlns:wp="http://schemas.openxmlformats.org/drawingml/2006/wordprocessingDrawing" xmlns:w10="urn:schemas-microsoft-com:office:word" xmlns:w="http://schemas.openxmlformats.org/wordprocessingml/2006/main" xmlns:w14="http://schemas.microsoft.com/office/word/2010/wordml" xmlns:w15="http://schemas.microsoft.com/office/word/2012/wordml" xmlns:w16cex="http://schemas.microsoft.com/office/word/2018/wordml/cex" xmlns:w16cid="http://schemas.microsoft.com/office/word/2016/wordml/cid" xmlns:w16="http://schemas.microsoft.com/office/word/2018/wordml" xmlns:w16sdtdh="http://schemas.microsoft.com/office/word/2020/wordml/sdtdatahash" xmlns:w16se="http://schemas.microsoft.com/office/word/2015/wordml/symex" xmlns:wpg="http://schemas.microsoft.com/office/word/2010/wordprocessingGroup" xmlns:wpi="http://schemas.microsoft.com/office/word/2010/wordprocessingInk" xmlns:wne="http://schemas.microsoft.com/office/word/2006/wordml" xmlns:wps="http://schemas.microsoft.com/office/word/2010/wordprocessingShape" mc:Ignorable="w14 w15 w16se w16cid w16 w16cex w16sdtdh wp14">
   <w:body>
     <w:p>
+      <w:pPr>
+        <w:rPr>
+          <w:color w:val="FF0000"/>
+        </w:rPr>
+      </w:pPr>
       <w:r>
+        <w:rPr>
+          <w:color w:val="FF0000"/>
+        </w:rPr>
         <w:t xml:space="preserve">Le modèle </w:t>
       </w:r>
     </w:p>
@@ -11,6 +19,7 @@
       <w:pPr>
         <w:rPr>
           <w:rFonts w:eastAsiaTheme="minorEastAsia"/>
+          <w:color w:val="FF0000"/>
         </w:rPr>
       </w:pPr>
       <m:oMathPara>
@@ -21,6 +30,7 @@
                 <w:rPr>
                   <w:rFonts w:ascii="Cambria Math" w:hAnsi="Cambria Math"/>
                   <w:i/>
+                  <w:color w:val="FF0000"/>
                 </w:rPr>
               </m:ctrlPr>
             </m:sSubPr>
@@ -28,6 +38,7 @@
               <m:r>
                 <w:rPr>
                   <w:rFonts w:ascii="Cambria Math" w:hAnsi="Cambria Math"/>
+                  <w:color w:val="FF0000"/>
                 </w:rPr>
                 <m:t>∂</m:t>
               </m:r>
@@ -36,6 +47,7 @@
               <m:r>
                 <w:rPr>
                   <w:rFonts w:ascii="Cambria Math" w:hAnsi="Cambria Math"/>
+                  <w:color w:val="FF0000"/>
                 </w:rPr>
                 <m:t>t</m:t>
               </m:r>
@@ -44,6 +56,7 @@
           <m:r>
             <w:rPr>
               <w:rFonts w:ascii="Cambria Math" w:hAnsi="Cambria Math"/>
+              <w:color w:val="FF0000"/>
             </w:rPr>
             <m:t>ρ=-</m:t>
           </m:r>
@@ -53,6 +66,7 @@
                 <w:rPr>
                   <w:rFonts w:ascii="Cambria Math" w:hAnsi="Cambria Math"/>
                   <w:i/>
+                  <w:color w:val="FF0000"/>
                 </w:rPr>
               </m:ctrlPr>
             </m:fPr>
@@ -60,6 +74,7 @@
               <m:r>
                 <w:rPr>
                   <w:rFonts w:ascii="Cambria Math" w:hAnsi="Cambria Math"/>
+                  <w:color w:val="FF0000"/>
                 </w:rPr>
                 <m:t>i</m:t>
               </m:r>
@@ -68,6 +83,7 @@
               <m:r>
                 <w:rPr>
                   <w:rFonts w:ascii="Cambria Math" w:hAnsi="Cambria Math"/>
+                  <w:color w:val="FF0000"/>
                 </w:rPr>
                 <m:t>ℏ</m:t>
               </m:r>
@@ -81,6 +97,7 @@
                 <w:rPr>
                   <w:rFonts w:ascii="Cambria Math" w:hAnsi="Cambria Math"/>
                   <w:i/>
+                  <w:color w:val="FF0000"/>
                 </w:rPr>
               </m:ctrlPr>
             </m:dPr>
@@ -88,6 +105,7 @@
               <m:r>
                 <w:rPr>
                   <w:rFonts w:ascii="Cambria Math" w:hAnsi="Cambria Math"/>
+                  <w:color w:val="FF0000"/>
                 </w:rPr>
                 <m:t>V</m:t>
               </m:r>
@@ -97,6 +115,7 @@
                     <w:rPr>
                       <w:rFonts w:ascii="Cambria Math" w:hAnsi="Cambria Math"/>
                       <w:i/>
+                      <w:color w:val="FF0000"/>
                     </w:rPr>
                   </m:ctrlPr>
                 </m:dPr>
@@ -104,6 +123,7 @@
                   <m:r>
                     <w:rPr>
                       <w:rFonts w:ascii="Cambria Math" w:hAnsi="Cambria Math"/>
+                      <w:color w:val="FF0000"/>
                     </w:rPr>
                     <m:t>t,ρ</m:t>
                   </m:r>
@@ -112,6 +132,7 @@
               <m:r>
                 <w:rPr>
                   <w:rFonts w:ascii="Cambria Math" w:hAnsi="Cambria Math"/>
+                  <w:color w:val="FF0000"/>
                 </w:rPr>
                 <m:t>,ρ</m:t>
               </m:r>
@@ -120,6 +141,7 @@
           <m:r>
             <w:rPr>
               <w:rFonts w:ascii="Cambria Math" w:hAnsi="Cambria Math"/>
+              <w:color w:val="FF0000"/>
             </w:rPr>
             <m:t>+</m:t>
           </m:r>
@@ -132,6 +154,7 @@
                 <w:rPr>
                   <w:rFonts w:ascii="Cambria Math" w:hAnsi="Cambria Math"/>
                   <w:i/>
+                  <w:color w:val="FF0000"/>
                 </w:rPr>
               </m:ctrlPr>
             </m:naryPr>
@@ -139,6 +162,7 @@
               <m:r>
                 <w:rPr>
                   <w:rFonts w:ascii="Cambria Math" w:hAnsi="Cambria Math"/>
+                  <w:color w:val="FF0000"/>
                 </w:rPr>
                 <m:t>α</m:t>
               </m:r>
@@ -151,6 +175,7 @@
                     <w:rPr>
                       <w:rFonts w:ascii="Cambria Math" w:hAnsi="Cambria Math"/>
                       <w:i/>
+                      <w:color w:val="FF0000"/>
                     </w:rPr>
                   </m:ctrlPr>
                 </m:dPr>
@@ -161,6 +186,7 @@
                         <w:rPr>
                           <w:rFonts w:ascii="Cambria Math" w:hAnsi="Cambria Math"/>
                           <w:i/>
+                          <w:color w:val="FF0000"/>
                         </w:rPr>
                       </m:ctrlPr>
                     </m:sSubPr>
@@ -168,6 +194,7 @@
                       <m:r>
                         <w:rPr>
                           <w:rFonts w:ascii="Cambria Math" w:hAnsi="Cambria Math"/>
+                          <w:color w:val="FF0000"/>
                         </w:rPr>
                         <m:t>L</m:t>
                       </m:r>
@@ -176,6 +203,7 @@
                       <m:r>
                         <w:rPr>
                           <w:rFonts w:ascii="Cambria Math" w:hAnsi="Cambria Math"/>
+                          <w:color w:val="FF0000"/>
                         </w:rPr>
                         <m:t>α</m:t>
                       </m:r>
@@ -184,6 +212,7 @@
                   <m:r>
                     <w:rPr>
                       <w:rFonts w:ascii="Cambria Math" w:hAnsi="Cambria Math"/>
+                      <w:color w:val="FF0000"/>
                     </w:rPr>
                     <m:t>ρ</m:t>
                   </m:r>
@@ -193,6 +222,7 @@
                         <w:rPr>
                           <w:rFonts w:ascii="Cambria Math" w:hAnsi="Cambria Math"/>
                           <w:i/>
+                          <w:color w:val="FF0000"/>
                         </w:rPr>
                       </m:ctrlPr>
                     </m:sSubSupPr>
@@ -200,6 +230,7 @@
                       <m:r>
                         <w:rPr>
                           <w:rFonts w:ascii="Cambria Math" w:hAnsi="Cambria Math"/>
+                          <w:color w:val="FF0000"/>
                         </w:rPr>
                         <m:t>L</m:t>
                       </m:r>
@@ -208,6 +239,7 @@
                       <m:r>
                         <w:rPr>
                           <w:rFonts w:ascii="Cambria Math" w:hAnsi="Cambria Math"/>
+                          <w:color w:val="FF0000"/>
                         </w:rPr>
                         <m:t>α</m:t>
                       </m:r>
@@ -216,6 +248,7 @@
                       <m:r>
                         <w:rPr>
                           <w:rFonts w:ascii="Cambria Math" w:hAnsi="Cambria Math"/>
+                          <w:color w:val="FF0000"/>
                         </w:rPr>
                         <m:t>*</m:t>
                       </m:r>
@@ -224,6 +257,7 @@
                   <m:r>
                     <w:rPr>
                       <w:rFonts w:ascii="Cambria Math" w:hAnsi="Cambria Math"/>
+                      <w:color w:val="FF0000"/>
                     </w:rPr>
                     <m:t>-</m:t>
                   </m:r>
@@ -233,6 +267,7 @@
                         <w:rPr>
                           <w:rFonts w:ascii="Cambria Math" w:hAnsi="Cambria Math"/>
                           <w:i/>
+                          <w:color w:val="FF0000"/>
                         </w:rPr>
                       </m:ctrlPr>
                     </m:fPr>
@@ -240,6 +275,7 @@
                       <m:r>
                         <w:rPr>
                           <w:rFonts w:ascii="Cambria Math" w:hAnsi="Cambria Math"/>
+                          <w:color w:val="FF0000"/>
                         </w:rPr>
                         <m:t>1</m:t>
                       </m:r>
@@ -248,6 +284,7 @@
                       <m:r>
                         <w:rPr>
                           <w:rFonts w:ascii="Cambria Math" w:hAnsi="Cambria Math"/>
+                          <w:color w:val="FF0000"/>
                         </w:rPr>
                         <m:t>2</m:t>
                       </m:r>
@@ -261,6 +298,7 @@
                         <w:rPr>
                           <w:rFonts w:ascii="Cambria Math" w:hAnsi="Cambria Math"/>
                           <w:i/>
+                          <w:color w:val="FF0000"/>
                         </w:rPr>
                       </m:ctrlPr>
                     </m:dPr>
@@ -271,6 +309,7 @@
                             <w:rPr>
                               <w:rFonts w:ascii="Cambria Math" w:hAnsi="Cambria Math"/>
                               <w:i/>
+                              <w:color w:val="FF0000"/>
                             </w:rPr>
                           </m:ctrlPr>
                         </m:sSubSupPr>
@@ -278,6 +317,7 @@
                           <m:r>
                             <w:rPr>
                               <w:rFonts w:ascii="Cambria Math" w:hAnsi="Cambria Math"/>
+                              <w:color w:val="FF0000"/>
                             </w:rPr>
                             <m:t>L</m:t>
                           </m:r>
@@ -286,6 +326,7 @@
                           <m:r>
                             <w:rPr>
                               <w:rFonts w:ascii="Cambria Math" w:hAnsi="Cambria Math"/>
+                              <w:color w:val="FF0000"/>
                             </w:rPr>
                             <m:t>α</m:t>
                           </m:r>
@@ -294,6 +335,7 @@
                           <m:r>
                             <w:rPr>
                               <w:rFonts w:ascii="Cambria Math" w:hAnsi="Cambria Math"/>
+                              <w:color w:val="FF0000"/>
                             </w:rPr>
                             <m:t>*</m:t>
                           </m:r>
@@ -305,6 +347,7 @@
                             <w:rPr>
                               <w:rFonts w:ascii="Cambria Math" w:hAnsi="Cambria Math"/>
                               <w:i/>
+                              <w:color w:val="FF0000"/>
                             </w:rPr>
                           </m:ctrlPr>
                         </m:sSubPr>
@@ -312,6 +355,7 @@
                           <m:r>
                             <w:rPr>
                               <w:rFonts w:ascii="Cambria Math" w:hAnsi="Cambria Math"/>
+                              <w:color w:val="FF0000"/>
                             </w:rPr>
                             <m:t>L</m:t>
                           </m:r>
@@ -320,6 +364,7 @@
                           <m:r>
                             <w:rPr>
                               <w:rFonts w:ascii="Cambria Math" w:hAnsi="Cambria Math"/>
+                              <w:color w:val="FF0000"/>
                             </w:rPr>
                             <m:t>α</m:t>
                           </m:r>
@@ -328,6 +373,7 @@
                       <m:r>
                         <w:rPr>
                           <w:rFonts w:ascii="Cambria Math" w:hAnsi="Cambria Math"/>
+                          <w:color w:val="FF0000"/>
                         </w:rPr>
                         <m:t>,ρ</m:t>
                       </m:r>
@@ -344,11 +390,13 @@
       <w:pPr>
         <w:rPr>
           <w:rFonts w:eastAsiaTheme="minorEastAsia"/>
+          <w:color w:val="FF0000"/>
         </w:rPr>
       </w:pPr>
       <w:r>
         <w:rPr>
           <w:rFonts w:eastAsiaTheme="minorEastAsia"/>
+          <w:color w:val="FF0000"/>
         </w:rPr>
         <w:t xml:space="preserve">Avec </w:t>
       </w:r>
@@ -356,6 +404,7 @@
         <m:r>
           <w:rPr>
             <w:rFonts w:ascii="Cambria Math" w:hAnsi="Cambria Math"/>
+            <w:color w:val="FF0000"/>
           </w:rPr>
           <m:t>V</m:t>
         </m:r>
@@ -365,6 +414,7 @@
               <w:rPr>
                 <w:rFonts w:ascii="Cambria Math" w:hAnsi="Cambria Math"/>
                 <w:i/>
+                <w:color w:val="FF0000"/>
               </w:rPr>
             </m:ctrlPr>
           </m:dPr>
@@ -372,6 +422,7 @@
             <m:r>
               <w:rPr>
                 <w:rFonts w:ascii="Cambria Math" w:hAnsi="Cambria Math"/>
+                <w:color w:val="FF0000"/>
               </w:rPr>
               <m:t>t,ρ</m:t>
             </m:r>
@@ -380,6 +431,7 @@
         <m:r>
           <w:rPr>
             <w:rFonts w:ascii="Cambria Math" w:eastAsiaTheme="minorEastAsia" w:hAnsi="Cambria Math"/>
+            <w:color w:val="FF0000"/>
           </w:rPr>
           <m:t>=</m:t>
         </m:r>
@@ -389,6 +441,7 @@
               <w:rPr>
                 <w:rFonts w:ascii="Cambria Math" w:eastAsiaTheme="minorEastAsia" w:hAnsi="Cambria Math"/>
                 <w:i/>
+                <w:color w:val="FF0000"/>
               </w:rPr>
             </m:ctrlPr>
           </m:sSubPr>
@@ -396,6 +449,7 @@
             <m:r>
               <w:rPr>
                 <w:rFonts w:ascii="Cambria Math" w:eastAsiaTheme="minorEastAsia" w:hAnsi="Cambria Math"/>
+                <w:color w:val="FF0000"/>
               </w:rPr>
               <m:t>E</m:t>
             </m:r>
@@ -404,6 +458,7 @@
             <m:r>
               <w:rPr>
                 <w:rFonts w:ascii="Cambria Math" w:eastAsiaTheme="minorEastAsia" w:hAnsi="Cambria Math"/>
+                <w:color w:val="FF0000"/>
               </w:rPr>
               <m:t>0</m:t>
             </m:r>
@@ -412,6 +467,7 @@
         <m:r>
           <w:rPr>
             <w:rFonts w:ascii="Cambria Math" w:eastAsiaTheme="minorEastAsia" w:hAnsi="Cambria Math"/>
+            <w:color w:val="FF0000"/>
           </w:rPr>
           <m:t>+e</m:t>
         </m:r>
@@ -421,6 +477,7 @@
               <w:rPr>
                 <w:rFonts w:ascii="Cambria Math" w:eastAsiaTheme="minorEastAsia" w:hAnsi="Cambria Math"/>
                 <w:i/>
+                <w:color w:val="FF0000"/>
               </w:rPr>
             </m:ctrlPr>
           </m:dPr>
@@ -428,6 +485,7 @@
             <m:r>
               <w:rPr>
                 <w:rFonts w:ascii="Cambria Math" w:eastAsiaTheme="minorEastAsia" w:hAnsi="Cambria Math"/>
+                <w:color w:val="FF0000"/>
               </w:rPr>
               <m:t>t</m:t>
             </m:r>
@@ -436,6 +494,7 @@
         <m:r>
           <w:rPr>
             <w:rFonts w:ascii="Cambria Math" w:eastAsiaTheme="minorEastAsia" w:hAnsi="Cambria Math"/>
+            <w:color w:val="FF0000"/>
           </w:rPr>
           <m:t>.M+</m:t>
         </m:r>
@@ -445,6 +504,7 @@
               <w:rPr>
                 <w:rFonts w:ascii="Cambria Math" w:eastAsiaTheme="minorEastAsia" w:hAnsi="Cambria Math"/>
                 <w:i/>
+                <w:color w:val="FF0000"/>
               </w:rPr>
             </m:ctrlPr>
           </m:sSubSupPr>
@@ -452,6 +512,7 @@
             <m:r>
               <w:rPr>
                 <w:rFonts w:ascii="Cambria Math" w:eastAsiaTheme="minorEastAsia" w:hAnsi="Cambria Math"/>
+                <w:color w:val="FF0000"/>
               </w:rPr>
               <m:t>V</m:t>
             </m:r>
@@ -460,6 +521,7 @@
             <m:r>
               <w:rPr>
                 <w:rFonts w:ascii="Cambria Math" w:eastAsiaTheme="minorEastAsia" w:hAnsi="Cambria Math"/>
+                <w:color w:val="FF0000"/>
               </w:rPr>
               <m:t>l</m:t>
             </m:r>
@@ -468,6 +530,7 @@
             <m:r>
               <w:rPr>
                 <w:rFonts w:ascii="Cambria Math" w:eastAsiaTheme="minorEastAsia" w:hAnsi="Cambria Math"/>
+                <w:color w:val="FF0000"/>
               </w:rPr>
               <m:t>C</m:t>
             </m:r>
@@ -476,6 +539,7 @@
         <m:r>
           <w:rPr>
             <w:rFonts w:ascii="Cambria Math" w:eastAsiaTheme="minorEastAsia" w:hAnsi="Cambria Math"/>
+            <w:color w:val="FF0000"/>
           </w:rPr>
           <m:t>+</m:t>
         </m:r>
@@ -485,6 +549,7 @@
               <w:rPr>
                 <w:rFonts w:ascii="Cambria Math" w:eastAsiaTheme="minorEastAsia" w:hAnsi="Cambria Math"/>
                 <w:i/>
+                <w:color w:val="FF0000"/>
               </w:rPr>
             </m:ctrlPr>
           </m:sSubSupPr>
@@ -492,6 +557,7 @@
             <m:r>
               <w:rPr>
                 <w:rFonts w:ascii="Cambria Math" w:eastAsiaTheme="minorEastAsia" w:hAnsi="Cambria Math"/>
+                <w:color w:val="FF0000"/>
               </w:rPr>
               <m:t>V</m:t>
             </m:r>
@@ -500,6 +566,7 @@
             <m:r>
               <w:rPr>
                 <w:rFonts w:ascii="Cambria Math" w:eastAsiaTheme="minorEastAsia" w:hAnsi="Cambria Math"/>
+                <w:color w:val="FF0000"/>
               </w:rPr>
               <m:t>n</m:t>
             </m:r>
@@ -508,6 +575,7 @@
             <m:r>
               <w:rPr>
                 <w:rFonts w:ascii="Cambria Math" w:eastAsiaTheme="minorEastAsia" w:hAnsi="Cambria Math"/>
+                <w:color w:val="FF0000"/>
               </w:rPr>
               <m:t>C</m:t>
             </m:r>
@@ -519,6 +587,7 @@
               <w:rPr>
                 <w:rFonts w:ascii="Cambria Math" w:eastAsiaTheme="minorEastAsia" w:hAnsi="Cambria Math"/>
                 <w:i/>
+                <w:color w:val="FF0000"/>
               </w:rPr>
             </m:ctrlPr>
           </m:dPr>
@@ -526,6 +595,7 @@
             <m:r>
               <w:rPr>
                 <w:rFonts w:ascii="Cambria Math" w:eastAsiaTheme="minorEastAsia" w:hAnsi="Cambria Math"/>
+                <w:color w:val="FF0000"/>
               </w:rPr>
               <m:t>ρ</m:t>
             </m:r>
@@ -534,6 +604,7 @@
         <m:r>
           <w:rPr>
             <w:rFonts w:ascii="Cambria Math" w:eastAsiaTheme="minorEastAsia" w:hAnsi="Cambria Math"/>
+            <w:color w:val="FF0000"/>
           </w:rPr>
           <m:t>.</m:t>
         </m:r>
@@ -543,11 +614,13 @@
       <w:pPr>
         <w:rPr>
           <w:rFonts w:eastAsiaTheme="minorEastAsia"/>
+          <w:color w:val="FF0000"/>
         </w:rPr>
       </w:pPr>
       <w:r>
         <w:rPr>
           <w:rFonts w:eastAsiaTheme="minorEastAsia"/>
+          <w:color w:val="FF0000"/>
         </w:rPr>
         <w:t xml:space="preserve">Divisions ce problème en trois générateurs </w:t>
       </w:r>
@@ -556,6 +629,7 @@
       <w:pPr>
         <w:rPr>
           <w:rFonts w:eastAsiaTheme="minorEastAsia"/>
+          <w:color w:val="FF0000"/>
         </w:rPr>
       </w:pPr>
       <m:oMathPara>
@@ -566,6 +640,7 @@
                 <w:rPr>
                   <w:rFonts w:ascii="Cambria Math" w:hAnsi="Cambria Math"/>
                   <w:i/>
+                  <w:color w:val="FF0000"/>
                 </w:rPr>
               </m:ctrlPr>
             </m:sSubPr>
@@ -576,6 +651,7 @@
                 </m:rPr>
                 <w:rPr>
                   <w:rFonts w:ascii="Cambria Math" w:hAnsi="Cambria Math"/>
+                  <w:color w:val="FF0000"/>
                 </w:rPr>
                 <m:t>G</m:t>
               </m:r>
@@ -584,6 +660,7 @@
               <m:r>
                 <w:rPr>
                   <w:rFonts w:ascii="Cambria Math" w:hAnsi="Cambria Math"/>
+                  <w:color w:val="FF0000"/>
                 </w:rPr>
                 <m:t>1</m:t>
               </m:r>
@@ -595,6 +672,7 @@
                 <w:rPr>
                   <w:rFonts w:ascii="Cambria Math" w:hAnsi="Cambria Math"/>
                   <w:i/>
+                  <w:color w:val="FF0000"/>
                 </w:rPr>
               </m:ctrlPr>
             </m:dPr>
@@ -602,6 +680,7 @@
               <m:r>
                 <w:rPr>
                   <w:rFonts w:ascii="Cambria Math" w:hAnsi="Cambria Math"/>
+                  <w:color w:val="FF0000"/>
                 </w:rPr>
                 <m:t>ρ</m:t>
               </m:r>
@@ -610,6 +689,7 @@
           <m:r>
             <w:rPr>
               <w:rFonts w:ascii="Cambria Math" w:hAnsi="Cambria Math"/>
+              <w:color w:val="FF0000"/>
             </w:rPr>
             <m:t>=</m:t>
           </m:r>
@@ -621,6 +701,7 @@
                 <w:rPr>
                   <w:rFonts w:ascii="Cambria Math" w:hAnsi="Cambria Math"/>
                   <w:i/>
+                  <w:color w:val="FF0000"/>
                 </w:rPr>
               </m:ctrlPr>
             </m:dPr>
@@ -631,6 +712,7 @@
                     <w:rPr>
                       <w:rFonts w:ascii="Cambria Math" w:eastAsiaTheme="minorEastAsia" w:hAnsi="Cambria Math"/>
                       <w:i/>
+                      <w:color w:val="FF0000"/>
                     </w:rPr>
                   </m:ctrlPr>
                 </m:sSubPr>
@@ -638,6 +720,7 @@
                   <m:r>
                     <w:rPr>
                       <w:rFonts w:ascii="Cambria Math" w:eastAsiaTheme="minorEastAsia" w:hAnsi="Cambria Math"/>
+                      <w:color w:val="FF0000"/>
                     </w:rPr>
                     <m:t>E</m:t>
                   </m:r>
@@ -646,6 +729,7 @@
                   <m:r>
                     <w:rPr>
                       <w:rFonts w:ascii="Cambria Math" w:eastAsiaTheme="minorEastAsia" w:hAnsi="Cambria Math"/>
+                      <w:color w:val="FF0000"/>
                     </w:rPr>
                     <m:t>0</m:t>
                   </m:r>
@@ -654,6 +738,7 @@
               <m:r>
                 <w:rPr>
                   <w:rFonts w:ascii="Cambria Math" w:eastAsiaTheme="minorEastAsia" w:hAnsi="Cambria Math"/>
+                  <w:color w:val="FF0000"/>
                 </w:rPr>
                 <m:t>+</m:t>
               </m:r>
@@ -663,6 +748,7 @@
                     <w:rPr>
                       <w:rFonts w:ascii="Cambria Math" w:eastAsiaTheme="minorEastAsia" w:hAnsi="Cambria Math"/>
                       <w:i/>
+                      <w:color w:val="FF0000"/>
                     </w:rPr>
                   </m:ctrlPr>
                 </m:sSubSupPr>
@@ -670,6 +756,7 @@
                   <m:r>
                     <w:rPr>
                       <w:rFonts w:ascii="Cambria Math" w:eastAsiaTheme="minorEastAsia" w:hAnsi="Cambria Math"/>
+                      <w:color w:val="FF0000"/>
                     </w:rPr>
                     <m:t>V</m:t>
                   </m:r>
@@ -678,6 +765,7 @@
                   <m:r>
                     <w:rPr>
                       <w:rFonts w:ascii="Cambria Math" w:eastAsiaTheme="minorEastAsia" w:hAnsi="Cambria Math"/>
+                      <w:color w:val="FF0000"/>
                     </w:rPr>
                     <m:t>l</m:t>
                   </m:r>
@@ -686,6 +774,7 @@
                   <m:r>
                     <w:rPr>
                       <w:rFonts w:ascii="Cambria Math" w:eastAsiaTheme="minorEastAsia" w:hAnsi="Cambria Math"/>
+                      <w:color w:val="FF0000"/>
                     </w:rPr>
                     <m:t>C</m:t>
                   </m:r>
@@ -694,12 +783,14 @@
               <m:r>
                 <w:rPr>
                   <w:rFonts w:ascii="Cambria Math" w:eastAsiaTheme="minorEastAsia" w:hAnsi="Cambria Math"/>
+                  <w:color w:val="FF0000"/>
                 </w:rPr>
                 <m:t>,</m:t>
               </m:r>
               <m:r>
                 <w:rPr>
                   <w:rFonts w:ascii="Cambria Math" w:hAnsi="Cambria Math"/>
+                  <w:color w:val="FF0000"/>
                 </w:rPr>
                 <m:t>ρ</m:t>
               </m:r>
@@ -712,6 +803,7 @@
       <w:pPr>
         <w:rPr>
           <w:rFonts w:eastAsiaTheme="minorEastAsia"/>
+          <w:color w:val="FF0000"/>
         </w:rPr>
       </w:pPr>
       <m:oMathPara>
@@ -722,6 +814,7 @@
                 <w:rPr>
                   <w:rFonts w:ascii="Cambria Math" w:hAnsi="Cambria Math"/>
                   <w:i/>
+                  <w:color w:val="FF0000"/>
                 </w:rPr>
               </m:ctrlPr>
             </m:sSubPr>
@@ -732,6 +825,7 @@
                 </m:rPr>
                 <w:rPr>
                   <w:rFonts w:ascii="Cambria Math" w:hAnsi="Cambria Math"/>
+                  <w:color w:val="FF0000"/>
                 </w:rPr>
                 <m:t>G</m:t>
               </m:r>
@@ -740,6 +834,7 @@
               <m:r>
                 <w:rPr>
                   <w:rFonts w:ascii="Cambria Math" w:hAnsi="Cambria Math"/>
+                  <w:color w:val="FF0000"/>
                 </w:rPr>
                 <m:t>2</m:t>
               </m:r>
@@ -751,6 +846,7 @@
                 <w:rPr>
                   <w:rFonts w:ascii="Cambria Math" w:hAnsi="Cambria Math"/>
                   <w:i/>
+                  <w:color w:val="FF0000"/>
                 </w:rPr>
               </m:ctrlPr>
             </m:dPr>
@@ -758,6 +854,7 @@
               <m:r>
                 <w:rPr>
                   <w:rFonts w:ascii="Cambria Math" w:hAnsi="Cambria Math"/>
+                  <w:color w:val="FF0000"/>
                 </w:rPr>
                 <m:t>ρ</m:t>
               </m:r>
@@ -766,6 +863,7 @@
           <m:r>
             <w:rPr>
               <w:rFonts w:ascii="Cambria Math" w:hAnsi="Cambria Math"/>
+              <w:color w:val="FF0000"/>
             </w:rPr>
             <m:t>=e</m:t>
           </m:r>
@@ -775,6 +873,7 @@
                 <w:rPr>
                   <w:rFonts w:ascii="Cambria Math" w:hAnsi="Cambria Math"/>
                   <w:i/>
+                  <w:color w:val="FF0000"/>
                 </w:rPr>
               </m:ctrlPr>
             </m:dPr>
@@ -782,6 +881,7 @@
               <m:r>
                 <w:rPr>
                   <w:rFonts w:ascii="Cambria Math" w:hAnsi="Cambria Math"/>
+                  <w:color w:val="FF0000"/>
                 </w:rPr>
                 <m:t>t</m:t>
               </m:r>
@@ -790,6 +890,7 @@
           <m:r>
             <w:rPr>
               <w:rFonts w:ascii="Cambria Math" w:hAnsi="Cambria Math"/>
+              <w:color w:val="FF0000"/>
             </w:rPr>
             <m:t>.</m:t>
           </m:r>
@@ -801,6 +902,7 @@
                 <w:rPr>
                   <w:rFonts w:ascii="Cambria Math" w:hAnsi="Cambria Math"/>
                   <w:i/>
+                  <w:color w:val="FF0000"/>
                 </w:rPr>
               </m:ctrlPr>
             </m:dPr>
@@ -808,6 +910,7 @@
               <m:r>
                 <w:rPr>
                   <w:rFonts w:ascii="Cambria Math" w:hAnsi="Cambria Math"/>
+                  <w:color w:val="FF0000"/>
                 </w:rPr>
                 <m:t>M,ρ</m:t>
               </m:r>
@@ -816,6 +919,7 @@
           <m:r>
             <w:rPr>
               <w:rFonts w:ascii="Cambria Math" w:hAnsi="Cambria Math"/>
+              <w:color w:val="FF0000"/>
             </w:rPr>
             <m:t>+</m:t>
           </m:r>
@@ -827,6 +931,7 @@
                 <w:rPr>
                   <w:rFonts w:ascii="Cambria Math" w:hAnsi="Cambria Math"/>
                   <w:i/>
+                  <w:color w:val="FF0000"/>
                 </w:rPr>
               </m:ctrlPr>
             </m:dPr>
@@ -837,6 +942,7 @@
                     <w:rPr>
                       <w:rFonts w:ascii="Cambria Math" w:eastAsiaTheme="minorEastAsia" w:hAnsi="Cambria Math"/>
                       <w:i/>
+                      <w:color w:val="FF0000"/>
                     </w:rPr>
                   </m:ctrlPr>
                 </m:sSubSupPr>
@@ -844,6 +950,7 @@
                   <m:r>
                     <w:rPr>
                       <w:rFonts w:ascii="Cambria Math" w:eastAsiaTheme="minorEastAsia" w:hAnsi="Cambria Math"/>
+                      <w:color w:val="FF0000"/>
                     </w:rPr>
                     <m:t>V</m:t>
                   </m:r>
@@ -852,6 +959,7 @@
                   <m:r>
                     <w:rPr>
                       <w:rFonts w:ascii="Cambria Math" w:eastAsiaTheme="minorEastAsia" w:hAnsi="Cambria Math"/>
+                      <w:color w:val="FF0000"/>
                     </w:rPr>
                     <m:t>n</m:t>
                   </m:r>
@@ -860,6 +968,7 @@
                   <m:r>
                     <w:rPr>
                       <w:rFonts w:ascii="Cambria Math" w:eastAsiaTheme="minorEastAsia" w:hAnsi="Cambria Math"/>
+                      <w:color w:val="FF0000"/>
                     </w:rPr>
                     <m:t>C</m:t>
                   </m:r>
@@ -871,6 +980,7 @@
                     <w:rPr>
                       <w:rFonts w:ascii="Cambria Math" w:eastAsiaTheme="minorEastAsia" w:hAnsi="Cambria Math"/>
                       <w:i/>
+                      <w:color w:val="FF0000"/>
                     </w:rPr>
                   </m:ctrlPr>
                 </m:dPr>
@@ -878,6 +988,7 @@
                   <m:r>
                     <w:rPr>
                       <w:rFonts w:ascii="Cambria Math" w:eastAsiaTheme="minorEastAsia" w:hAnsi="Cambria Math"/>
+                      <w:color w:val="FF0000"/>
                     </w:rPr>
                     <m:t>ρ</m:t>
                   </m:r>
@@ -886,6 +997,7 @@
               <m:r>
                 <w:rPr>
                   <w:rFonts w:ascii="Cambria Math" w:hAnsi="Cambria Math"/>
+                  <w:color w:val="FF0000"/>
                 </w:rPr>
                 <m:t>,ρ</m:t>
               </m:r>
@@ -894,6 +1006,7 @@
           <m:r>
             <w:rPr>
               <w:rFonts w:ascii="Cambria Math" w:hAnsi="Cambria Math"/>
+              <w:color w:val="FF0000"/>
             </w:rPr>
             <m:t>=e</m:t>
           </m:r>
@@ -903,6 +1016,7 @@
                 <w:rPr>
                   <w:rFonts w:ascii="Cambria Math" w:hAnsi="Cambria Math"/>
                   <w:i/>
+                  <w:color w:val="FF0000"/>
                 </w:rPr>
               </m:ctrlPr>
             </m:dPr>
@@ -910,6 +1024,7 @@
               <m:r>
                 <w:rPr>
                   <w:rFonts w:ascii="Cambria Math" w:hAnsi="Cambria Math"/>
+                  <w:color w:val="FF0000"/>
                 </w:rPr>
                 <m:t>t</m:t>
               </m:r>
@@ -918,6 +1033,7 @@
           <m:r>
             <w:rPr>
               <w:rFonts w:ascii="Cambria Math" w:hAnsi="Cambria Math"/>
+              <w:color w:val="FF0000"/>
             </w:rPr>
             <m:t>.</m:t>
           </m:r>
@@ -929,6 +1045,7 @@
                 <w:rPr>
                   <w:rFonts w:ascii="Cambria Math" w:hAnsi="Cambria Math"/>
                   <w:i/>
+                  <w:color w:val="FF0000"/>
                 </w:rPr>
               </m:ctrlPr>
             </m:dPr>
@@ -936,6 +1053,7 @@
               <m:r>
                 <w:rPr>
                   <w:rFonts w:ascii="Cambria Math" w:hAnsi="Cambria Math"/>
+                  <w:color w:val="FF0000"/>
                 </w:rPr>
                 <m:t>M,ρ</m:t>
               </m:r>
@@ -944,6 +1062,7 @@
           <m:r>
             <w:rPr>
               <w:rFonts w:ascii="Cambria Math" w:hAnsi="Cambria Math"/>
+              <w:color w:val="FF0000"/>
             </w:rPr>
             <m:t>+</m:t>
           </m:r>
@@ -956,6 +1075,7 @@
                 <w:rPr>
                   <w:rFonts w:ascii="Cambria Math" w:hAnsi="Cambria Math"/>
                   <w:i/>
+                  <w:color w:val="FF0000"/>
                 </w:rPr>
               </m:ctrlPr>
             </m:naryPr>
@@ -963,6 +1083,7 @@
               <m:r>
                 <w:rPr>
                   <w:rFonts w:ascii="Cambria Math" w:hAnsi="Cambria Math"/>
+                  <w:color w:val="FF0000"/>
                 </w:rPr>
                 <m:t>j,k</m:t>
               </m:r>
@@ -975,6 +1096,7 @@
                     <w:rPr>
                       <w:rFonts w:ascii="Cambria Math" w:hAnsi="Cambria Math"/>
                       <w:i/>
+                      <w:color w:val="FF0000"/>
                     </w:rPr>
                   </m:ctrlPr>
                 </m:sSubPr>
@@ -982,6 +1104,7 @@
                   <m:r>
                     <w:rPr>
                       <w:rFonts w:ascii="Cambria Math" w:hAnsi="Cambria Math"/>
+                      <w:color w:val="FF0000"/>
                     </w:rPr>
                     <m:t>ρ</m:t>
                   </m:r>
@@ -990,6 +1113,7 @@
                   <m:r>
                     <w:rPr>
                       <w:rFonts w:ascii="Cambria Math" w:hAnsi="Cambria Math"/>
+                      <w:color w:val="FF0000"/>
                     </w:rPr>
                     <m:t>jk</m:t>
                   </m:r>
@@ -1003,6 +1127,7 @@
                     <w:rPr>
                       <w:rFonts w:ascii="Cambria Math" w:hAnsi="Cambria Math"/>
                       <w:i/>
+                      <w:color w:val="FF0000"/>
                     </w:rPr>
                   </m:ctrlPr>
                 </m:dPr>
@@ -1013,6 +1138,7 @@
                         <w:rPr>
                           <w:rFonts w:ascii="Cambria Math" w:hAnsi="Cambria Math"/>
                           <w:i/>
+                          <w:color w:val="FF0000"/>
                         </w:rPr>
                       </m:ctrlPr>
                     </m:sSubPr>
@@ -1020,6 +1146,7 @@
                       <m:r>
                         <w:rPr>
                           <w:rFonts w:ascii="Cambria Math" w:hAnsi="Cambria Math"/>
+                          <w:color w:val="FF0000"/>
                         </w:rPr>
                         <m:t>B</m:t>
                       </m:r>
@@ -1028,6 +1155,7 @@
                       <m:r>
                         <w:rPr>
                           <w:rFonts w:ascii="Cambria Math" w:hAnsi="Cambria Math"/>
+                          <w:color w:val="FF0000"/>
                         </w:rPr>
                         <m:t>jk</m:t>
                       </m:r>
@@ -1036,6 +1164,7 @@
                   <m:r>
                     <w:rPr>
                       <w:rFonts w:ascii="Cambria Math" w:hAnsi="Cambria Math"/>
+                      <w:color w:val="FF0000"/>
                     </w:rPr>
                     <m:t>,ρ</m:t>
                   </m:r>
@@ -1050,6 +1179,7 @@
       <w:pPr>
         <w:rPr>
           <w:rFonts w:eastAsiaTheme="minorEastAsia"/>
+          <w:color w:val="FF0000"/>
         </w:rPr>
       </w:pPr>
       <m:oMathPara>
@@ -1060,6 +1190,7 @@
                 <w:rPr>
                   <w:rFonts w:ascii="Cambria Math" w:hAnsi="Cambria Math"/>
                   <w:i/>
+                  <w:color w:val="FF0000"/>
                 </w:rPr>
               </m:ctrlPr>
             </m:sSubPr>
@@ -1070,6 +1201,7 @@
                 </m:rPr>
                 <w:rPr>
                   <w:rFonts w:ascii="Cambria Math" w:hAnsi="Cambria Math"/>
+                  <w:color w:val="FF0000"/>
                 </w:rPr>
                 <m:t>G</m:t>
               </m:r>
@@ -1078,6 +1210,7 @@
               <m:r>
                 <w:rPr>
                   <w:rFonts w:ascii="Cambria Math" w:hAnsi="Cambria Math"/>
+                  <w:color w:val="FF0000"/>
                 </w:rPr>
                 <m:t>3</m:t>
               </m:r>
@@ -1089,6 +1222,7 @@
                 <w:rPr>
                   <w:rFonts w:ascii="Cambria Math" w:hAnsi="Cambria Math"/>
                   <w:i/>
+                  <w:color w:val="FF0000"/>
                 </w:rPr>
               </m:ctrlPr>
             </m:dPr>
@@ -1096,6 +1230,7 @@
               <m:r>
                 <w:rPr>
                   <w:rFonts w:ascii="Cambria Math" w:hAnsi="Cambria Math"/>
+                  <w:color w:val="FF0000"/>
                 </w:rPr>
                 <m:t>ρ</m:t>
               </m:r>
@@ -1104,6 +1239,7 @@
           <m:r>
             <w:rPr>
               <w:rFonts w:ascii="Cambria Math" w:hAnsi="Cambria Math"/>
+              <w:color w:val="FF0000"/>
             </w:rPr>
             <m:t>=</m:t>
           </m:r>
@@ -1116,6 +1252,7 @@
                 <w:rPr>
                   <w:rFonts w:ascii="Cambria Math" w:hAnsi="Cambria Math"/>
                   <w:i/>
+                  <w:color w:val="FF0000"/>
                 </w:rPr>
               </m:ctrlPr>
             </m:naryPr>
@@ -1123,6 +1260,7 @@
               <m:r>
                 <w:rPr>
                   <w:rFonts w:ascii="Cambria Math" w:hAnsi="Cambria Math"/>
+                  <w:color w:val="FF0000"/>
                 </w:rPr>
                 <m:t>α</m:t>
               </m:r>
@@ -1135,6 +1273,7 @@
                     <w:rPr>
                       <w:rFonts w:ascii="Cambria Math" w:hAnsi="Cambria Math"/>
                       <w:i/>
+                      <w:color w:val="FF0000"/>
                     </w:rPr>
                   </m:ctrlPr>
                 </m:dPr>
@@ -1145,6 +1284,7 @@
                         <w:rPr>
                           <w:rFonts w:ascii="Cambria Math" w:hAnsi="Cambria Math"/>
                           <w:i/>
+                          <w:color w:val="FF0000"/>
                         </w:rPr>
                       </m:ctrlPr>
                     </m:sSubPr>
@@ -1152,6 +1292,7 @@
                       <m:r>
                         <w:rPr>
                           <w:rFonts w:ascii="Cambria Math" w:hAnsi="Cambria Math"/>
+                          <w:color w:val="FF0000"/>
                         </w:rPr>
                         <m:t>L</m:t>
                       </m:r>
@@ -1160,6 +1301,7 @@
                       <m:r>
                         <w:rPr>
                           <w:rFonts w:ascii="Cambria Math" w:hAnsi="Cambria Math"/>
+                          <w:color w:val="FF0000"/>
                         </w:rPr>
                         <m:t>α</m:t>
                       </m:r>
@@ -1168,6 +1310,7 @@
                   <m:r>
                     <w:rPr>
                       <w:rFonts w:ascii="Cambria Math" w:hAnsi="Cambria Math"/>
+                      <w:color w:val="FF0000"/>
                     </w:rPr>
                     <m:t>ρ</m:t>
                   </m:r>
@@ -1177,6 +1320,7 @@
                         <w:rPr>
                           <w:rFonts w:ascii="Cambria Math" w:hAnsi="Cambria Math"/>
                           <w:i/>
+                          <w:color w:val="FF0000"/>
                         </w:rPr>
                       </m:ctrlPr>
                     </m:sSubSupPr>
@@ -1184,6 +1328,7 @@
                       <m:r>
                         <w:rPr>
                           <w:rFonts w:ascii="Cambria Math" w:hAnsi="Cambria Math"/>
+                          <w:color w:val="FF0000"/>
                         </w:rPr>
                         <m:t>L</m:t>
                       </m:r>
@@ -1192,6 +1337,7 @@
                       <m:r>
                         <w:rPr>
                           <w:rFonts w:ascii="Cambria Math" w:hAnsi="Cambria Math"/>
+                          <w:color w:val="FF0000"/>
                         </w:rPr>
                         <m:t>α</m:t>
                       </m:r>
@@ -1200,6 +1346,7 @@
                       <m:r>
                         <w:rPr>
                           <w:rFonts w:ascii="Cambria Math" w:hAnsi="Cambria Math"/>
+                          <w:color w:val="FF0000"/>
                         </w:rPr>
                         <m:t>*</m:t>
                       </m:r>
@@ -1208,6 +1355,7 @@
                   <m:r>
                     <w:rPr>
                       <w:rFonts w:ascii="Cambria Math" w:hAnsi="Cambria Math"/>
+                      <w:color w:val="FF0000"/>
                     </w:rPr>
                     <m:t>-</m:t>
                   </m:r>
@@ -1217,6 +1365,7 @@
                         <w:rPr>
                           <w:rFonts w:ascii="Cambria Math" w:hAnsi="Cambria Math"/>
                           <w:i/>
+                          <w:color w:val="FF0000"/>
                         </w:rPr>
                       </m:ctrlPr>
                     </m:fPr>
@@ -1224,6 +1373,7 @@
                       <m:r>
                         <w:rPr>
                           <w:rFonts w:ascii="Cambria Math" w:hAnsi="Cambria Math"/>
+                          <w:color w:val="FF0000"/>
                         </w:rPr>
                         <m:t>1</m:t>
                       </m:r>
@@ -1232,6 +1382,7 @@
                       <m:r>
                         <w:rPr>
                           <w:rFonts w:ascii="Cambria Math" w:hAnsi="Cambria Math"/>
+                          <w:color w:val="FF0000"/>
                         </w:rPr>
                         <m:t>2</m:t>
                       </m:r>
@@ -1245,6 +1396,7 @@
                         <w:rPr>
                           <w:rFonts w:ascii="Cambria Math" w:hAnsi="Cambria Math"/>
                           <w:i/>
+                          <w:color w:val="FF0000"/>
                         </w:rPr>
                       </m:ctrlPr>
                     </m:dPr>
@@ -1255,6 +1407,7 @@
                             <w:rPr>
                               <w:rFonts w:ascii="Cambria Math" w:hAnsi="Cambria Math"/>
                               <w:i/>
+                              <w:color w:val="FF0000"/>
                             </w:rPr>
                           </m:ctrlPr>
                         </m:sSubSupPr>
@@ -1262,6 +1415,7 @@
                           <m:r>
                             <w:rPr>
                               <w:rFonts w:ascii="Cambria Math" w:hAnsi="Cambria Math"/>
+                              <w:color w:val="FF0000"/>
                             </w:rPr>
                             <m:t>L</m:t>
                           </m:r>
@@ -1270,6 +1424,7 @@
                           <m:r>
                             <w:rPr>
                               <w:rFonts w:ascii="Cambria Math" w:hAnsi="Cambria Math"/>
+                              <w:color w:val="FF0000"/>
                             </w:rPr>
                             <m:t>α</m:t>
                           </m:r>
@@ -1278,6 +1433,7 @@
                           <m:r>
                             <w:rPr>
                               <w:rFonts w:ascii="Cambria Math" w:hAnsi="Cambria Math"/>
+                              <w:color w:val="FF0000"/>
                             </w:rPr>
                             <m:t>*</m:t>
                           </m:r>
@@ -1289,6 +1445,7 @@
                             <w:rPr>
                               <w:rFonts w:ascii="Cambria Math" w:hAnsi="Cambria Math"/>
                               <w:i/>
+                              <w:color w:val="FF0000"/>
                             </w:rPr>
                           </m:ctrlPr>
                         </m:sSubPr>
@@ -1296,6 +1453,7 @@
                           <m:r>
                             <w:rPr>
                               <w:rFonts w:ascii="Cambria Math" w:hAnsi="Cambria Math"/>
+                              <w:color w:val="FF0000"/>
                             </w:rPr>
                             <m:t>L</m:t>
                           </m:r>
@@ -1304,6 +1462,7 @@
                           <m:r>
                             <w:rPr>
                               <w:rFonts w:ascii="Cambria Math" w:hAnsi="Cambria Math"/>
+                              <w:color w:val="FF0000"/>
                             </w:rPr>
                             <m:t>α</m:t>
                           </m:r>
@@ -1312,6 +1471,7 @@
                       <m:r>
                         <w:rPr>
                           <w:rFonts w:ascii="Cambria Math" w:hAnsi="Cambria Math"/>
+                          <w:color w:val="FF0000"/>
                         </w:rPr>
                         <m:t>,ρ</m:t>
                       </m:r>
@@ -1328,11 +1488,13 @@
       <w:pPr>
         <w:rPr>
           <w:rFonts w:eastAsiaTheme="minorEastAsia"/>
+          <w:color w:val="FF0000"/>
         </w:rPr>
       </w:pPr>
       <w:r>
         <w:rPr>
           <w:rFonts w:eastAsiaTheme="minorEastAsia"/>
+          <w:color w:val="FF0000"/>
         </w:rPr>
         <w:t>A partir de ces générateurs, on définit les opérateurs d’évolution suivants :</w:t>
       </w:r>
@@ -1346,11 +1508,13 @@
         </w:numPr>
         <w:rPr>
           <w:rFonts w:eastAsiaTheme="minorEastAsia"/>
+          <w:color w:val="FF0000"/>
         </w:rPr>
       </w:pPr>
       <w:r>
         <w:rPr>
           <w:rFonts w:eastAsiaTheme="minorEastAsia"/>
+          <w:color w:val="FF0000"/>
         </w:rPr>
         <w:t xml:space="preserve">Pour </w:t>
       </w:r>
@@ -1361,6 +1525,7 @@
               <w:rPr>
                 <w:rFonts w:ascii="Cambria Math" w:hAnsi="Cambria Math"/>
                 <w:i/>
+                <w:color w:val="FF0000"/>
               </w:rPr>
             </m:ctrlPr>
           </m:sSubPr>
@@ -1371,6 +1536,7 @@
               </m:rPr>
               <w:rPr>
                 <w:rFonts w:ascii="Cambria Math" w:hAnsi="Cambria Math"/>
+                <w:color w:val="FF0000"/>
               </w:rPr>
               <m:t>G</m:t>
             </m:r>
@@ -1379,6 +1545,7 @@
             <m:r>
               <w:rPr>
                 <w:rFonts w:ascii="Cambria Math" w:hAnsi="Cambria Math"/>
+                <w:color w:val="FF0000"/>
               </w:rPr>
               <m:t>1</m:t>
             </m:r>
@@ -1390,6 +1557,7 @@
               <w:rPr>
                 <w:rFonts w:ascii="Cambria Math" w:hAnsi="Cambria Math"/>
                 <w:i/>
+                <w:color w:val="FF0000"/>
               </w:rPr>
             </m:ctrlPr>
           </m:dPr>
@@ -1397,6 +1565,7 @@
             <m:r>
               <w:rPr>
                 <w:rFonts w:ascii="Cambria Math" w:hAnsi="Cambria Math"/>
+                <w:color w:val="FF0000"/>
               </w:rPr>
               <m:t>ρ</m:t>
             </m:r>
@@ -1406,6 +1575,7 @@
       <w:r>
         <w:rPr>
           <w:rFonts w:eastAsiaTheme="minorEastAsia"/>
+          <w:color w:val="FF0000"/>
         </w:rPr>
         <w:t> :</w:t>
       </w:r>
@@ -1413,6 +1583,7 @@
         <w:rPr>
           <w:rFonts w:ascii="Cambria Math" w:hAnsi="Cambria Math"/>
           <w:i/>
+          <w:color w:val="FF0000"/>
         </w:rPr>
         <w:br/>
       </w:r>
@@ -1421,6 +1592,7 @@
           <m:r>
             <w:rPr>
               <w:rFonts w:ascii="Cambria Math" w:hAnsi="Cambria Math"/>
+              <w:color w:val="FF0000"/>
             </w:rPr>
             <m:t>ρ⟼</m:t>
           </m:r>
@@ -1430,6 +1602,7 @@
                 <w:rPr>
                   <w:rFonts w:ascii="Cambria Math" w:hAnsi="Cambria Math"/>
                   <w:i/>
+                  <w:color w:val="FF0000"/>
                 </w:rPr>
               </m:ctrlPr>
             </m:sSubPr>
@@ -1440,6 +1613,7 @@
                 </m:rPr>
                 <w:rPr>
                   <w:rFonts w:ascii="Cambria Math" w:hAnsi="Cambria Math"/>
+                  <w:color w:val="FF0000"/>
                 </w:rPr>
                 <m:t>A</m:t>
               </m:r>
@@ -1448,6 +1622,7 @@
               <m:r>
                 <w:rPr>
                   <w:rFonts w:ascii="Cambria Math" w:hAnsi="Cambria Math"/>
+                  <w:color w:val="FF0000"/>
                 </w:rPr>
                 <m:t>1</m:t>
               </m:r>
@@ -1456,6 +1631,7 @@
           <m:r>
             <w:rPr>
               <w:rFonts w:ascii="Cambria Math" w:hAnsi="Cambria Math"/>
+              <w:color w:val="FF0000"/>
             </w:rPr>
             <m:t>(t)ρ=</m:t>
           </m:r>
@@ -1465,6 +1641,7 @@
                 <w:rPr>
                   <w:rFonts w:ascii="Cambria Math" w:hAnsi="Cambria Math"/>
                   <w:i/>
+                  <w:color w:val="FF0000"/>
                 </w:rPr>
               </m:ctrlPr>
             </m:sSupPr>
@@ -1472,6 +1649,7 @@
               <m:r>
                 <w:rPr>
                   <w:rFonts w:ascii="Cambria Math" w:hAnsi="Cambria Math"/>
+                  <w:color w:val="FF0000"/>
                 </w:rPr>
                 <m:t>e</m:t>
               </m:r>
@@ -1480,6 +1658,7 @@
               <m:r>
                 <w:rPr>
                   <w:rFonts w:ascii="Cambria Math" w:hAnsi="Cambria Math"/>
+                  <w:color w:val="FF0000"/>
                 </w:rPr>
                 <m:t>-</m:t>
               </m:r>
@@ -1489,6 +1668,7 @@
                     <w:rPr>
                       <w:rFonts w:ascii="Cambria Math" w:hAnsi="Cambria Math"/>
                       <w:i/>
+                      <w:color w:val="FF0000"/>
                     </w:rPr>
                   </m:ctrlPr>
                 </m:fPr>
@@ -1496,6 +1676,7 @@
                   <m:r>
                     <w:rPr>
                       <w:rFonts w:ascii="Cambria Math" w:hAnsi="Cambria Math"/>
+                      <w:color w:val="FF0000"/>
                     </w:rPr>
                     <m:t>i</m:t>
                   </m:r>
@@ -1504,6 +1685,7 @@
                   <m:r>
                     <w:rPr>
                       <w:rFonts w:ascii="Cambria Math" w:hAnsi="Cambria Math"/>
+                      <w:color w:val="FF0000"/>
                     </w:rPr>
                     <m:t>ℏ</m:t>
                   </m:r>
@@ -1515,6 +1697,7 @@
                     <w:rPr>
                       <w:rFonts w:ascii="Cambria Math" w:hAnsi="Cambria Math"/>
                       <w:i/>
+                      <w:color w:val="FF0000"/>
                     </w:rPr>
                   </m:ctrlPr>
                 </m:dPr>
@@ -1525,6 +1708,7 @@
                         <w:rPr>
                           <w:rFonts w:ascii="Cambria Math" w:eastAsiaTheme="minorEastAsia" w:hAnsi="Cambria Math"/>
                           <w:i/>
+                          <w:color w:val="FF0000"/>
                         </w:rPr>
                       </m:ctrlPr>
                     </m:sSubPr>
@@ -1532,6 +1716,7 @@
                       <m:r>
                         <w:rPr>
                           <w:rFonts w:ascii="Cambria Math" w:eastAsiaTheme="minorEastAsia" w:hAnsi="Cambria Math"/>
+                          <w:color w:val="FF0000"/>
                         </w:rPr>
                         <m:t>E</m:t>
                       </m:r>
@@ -1540,6 +1725,7 @@
                       <m:r>
                         <w:rPr>
                           <w:rFonts w:ascii="Cambria Math" w:eastAsiaTheme="minorEastAsia" w:hAnsi="Cambria Math"/>
+                          <w:color w:val="FF0000"/>
                         </w:rPr>
                         <m:t>0</m:t>
                       </m:r>
@@ -1548,6 +1734,7 @@
                   <m:r>
                     <w:rPr>
                       <w:rFonts w:ascii="Cambria Math" w:eastAsiaTheme="minorEastAsia" w:hAnsi="Cambria Math"/>
+                      <w:color w:val="FF0000"/>
                     </w:rPr>
                     <m:t>+</m:t>
                   </m:r>
@@ -1557,6 +1744,7 @@
                         <w:rPr>
                           <w:rFonts w:ascii="Cambria Math" w:eastAsiaTheme="minorEastAsia" w:hAnsi="Cambria Math"/>
                           <w:i/>
+                          <w:color w:val="FF0000"/>
                         </w:rPr>
                       </m:ctrlPr>
                     </m:sSubSupPr>
@@ -1564,6 +1752,7 @@
                       <m:r>
                         <w:rPr>
                           <w:rFonts w:ascii="Cambria Math" w:eastAsiaTheme="minorEastAsia" w:hAnsi="Cambria Math"/>
+                          <w:color w:val="FF0000"/>
                         </w:rPr>
                         <m:t>V</m:t>
                       </m:r>
@@ -1572,6 +1761,7 @@
                       <m:r>
                         <w:rPr>
                           <w:rFonts w:ascii="Cambria Math" w:eastAsiaTheme="minorEastAsia" w:hAnsi="Cambria Math"/>
+                          <w:color w:val="FF0000"/>
                         </w:rPr>
                         <m:t>l</m:t>
                       </m:r>
@@ -1580,6 +1770,7 @@
                       <m:r>
                         <w:rPr>
                           <w:rFonts w:ascii="Cambria Math" w:eastAsiaTheme="minorEastAsia" w:hAnsi="Cambria Math"/>
+                          <w:color w:val="FF0000"/>
                         </w:rPr>
                         <m:t>C</m:t>
                       </m:r>
@@ -1590,6 +1781,7 @@
               <m:r>
                 <w:rPr>
                   <w:rFonts w:ascii="Cambria Math" w:hAnsi="Cambria Math"/>
+                  <w:color w:val="FF0000"/>
                 </w:rPr>
                 <m:t>t</m:t>
               </m:r>
@@ -1598,6 +1790,7 @@
           <m:r>
             <w:rPr>
               <w:rFonts w:ascii="Cambria Math" w:hAnsi="Cambria Math"/>
+              <w:color w:val="FF0000"/>
             </w:rPr>
             <m:t>ρ</m:t>
           </m:r>
@@ -1607,6 +1800,7 @@
                 <w:rPr>
                   <w:rFonts w:ascii="Cambria Math" w:hAnsi="Cambria Math"/>
                   <w:i/>
+                  <w:color w:val="FF0000"/>
                 </w:rPr>
               </m:ctrlPr>
             </m:sSupPr>
@@ -1614,6 +1808,7 @@
               <m:r>
                 <w:rPr>
                   <w:rFonts w:ascii="Cambria Math" w:hAnsi="Cambria Math"/>
+                  <w:color w:val="FF0000"/>
                 </w:rPr>
                 <m:t>e</m:t>
               </m:r>
@@ -1625,6 +1820,7 @@
                     <w:rPr>
                       <w:rFonts w:ascii="Cambria Math" w:hAnsi="Cambria Math"/>
                       <w:i/>
+                      <w:color w:val="FF0000"/>
                     </w:rPr>
                   </m:ctrlPr>
                 </m:fPr>
@@ -1632,6 +1828,7 @@
                   <m:r>
                     <w:rPr>
                       <w:rFonts w:ascii="Cambria Math" w:hAnsi="Cambria Math"/>
+                      <w:color w:val="FF0000"/>
                     </w:rPr>
                     <m:t>i</m:t>
                   </m:r>
@@ -1640,6 +1837,7 @@
                   <m:r>
                     <w:rPr>
                       <w:rFonts w:ascii="Cambria Math" w:hAnsi="Cambria Math"/>
+                      <w:color w:val="FF0000"/>
                     </w:rPr>
                     <m:t>ℏ</m:t>
                   </m:r>
@@ -1651,6 +1849,7 @@
                     <w:rPr>
                       <w:rFonts w:ascii="Cambria Math" w:hAnsi="Cambria Math"/>
                       <w:i/>
+                      <w:color w:val="FF0000"/>
                     </w:rPr>
                   </m:ctrlPr>
                 </m:dPr>
@@ -1661,6 +1860,7 @@
                         <w:rPr>
                           <w:rFonts w:ascii="Cambria Math" w:eastAsiaTheme="minorEastAsia" w:hAnsi="Cambria Math"/>
                           <w:i/>
+                          <w:color w:val="FF0000"/>
                         </w:rPr>
                       </m:ctrlPr>
                     </m:sSubPr>
@@ -1668,6 +1868,7 @@
                       <m:r>
                         <w:rPr>
                           <w:rFonts w:ascii="Cambria Math" w:eastAsiaTheme="minorEastAsia" w:hAnsi="Cambria Math"/>
+                          <w:color w:val="FF0000"/>
                         </w:rPr>
                         <m:t>E</m:t>
                       </m:r>
@@ -1676,6 +1877,7 @@
                       <m:r>
                         <w:rPr>
                           <w:rFonts w:ascii="Cambria Math" w:eastAsiaTheme="minorEastAsia" w:hAnsi="Cambria Math"/>
+                          <w:color w:val="FF0000"/>
                         </w:rPr>
                         <m:t>0</m:t>
                       </m:r>
@@ -1684,6 +1886,7 @@
                   <m:r>
                     <w:rPr>
                       <w:rFonts w:ascii="Cambria Math" w:eastAsiaTheme="minorEastAsia" w:hAnsi="Cambria Math"/>
+                      <w:color w:val="FF0000"/>
                     </w:rPr>
                     <m:t>+</m:t>
                   </m:r>
@@ -1693,6 +1896,7 @@
                         <w:rPr>
                           <w:rFonts w:ascii="Cambria Math" w:eastAsiaTheme="minorEastAsia" w:hAnsi="Cambria Math"/>
                           <w:i/>
+                          <w:color w:val="FF0000"/>
                         </w:rPr>
                       </m:ctrlPr>
                     </m:sSubSupPr>
@@ -1700,6 +1904,7 @@
                       <m:r>
                         <w:rPr>
                           <w:rFonts w:ascii="Cambria Math" w:eastAsiaTheme="minorEastAsia" w:hAnsi="Cambria Math"/>
+                          <w:color w:val="FF0000"/>
                         </w:rPr>
                         <m:t>V</m:t>
                       </m:r>
@@ -1708,6 +1913,7 @@
                       <m:r>
                         <w:rPr>
                           <w:rFonts w:ascii="Cambria Math" w:eastAsiaTheme="minorEastAsia" w:hAnsi="Cambria Math"/>
+                          <w:color w:val="FF0000"/>
                         </w:rPr>
                         <m:t>l</m:t>
                       </m:r>
@@ -1716,6 +1922,7 @@
                       <m:r>
                         <w:rPr>
                           <w:rFonts w:ascii="Cambria Math" w:eastAsiaTheme="minorEastAsia" w:hAnsi="Cambria Math"/>
+                          <w:color w:val="FF0000"/>
                         </w:rPr>
                         <m:t>C</m:t>
                       </m:r>
@@ -1726,6 +1933,7 @@
               <m:r>
                 <w:rPr>
                   <w:rFonts w:ascii="Cambria Math" w:hAnsi="Cambria Math"/>
+                  <w:color w:val="FF0000"/>
                 </w:rPr>
                 <m:t>t</m:t>
               </m:r>
@@ -1740,12 +1948,14 @@
         <w:rPr>
           <w:rFonts w:ascii="Cambria Math" w:eastAsiaTheme="minorEastAsia" w:hAnsi="Cambria Math"/>
           <w:iCs/>
+          <w:color w:val="FF0000"/>
         </w:rPr>
       </w:pPr>
       <w:r>
         <w:rPr>
           <w:rFonts w:ascii="Cambria Math" w:eastAsiaTheme="minorEastAsia" w:hAnsi="Cambria Math"/>
           <w:iCs/>
+          <w:color w:val="FF0000"/>
         </w:rPr>
         <w:t xml:space="preserve">Cet opérateur est un semi-groupe fortement continu car </w:t>
       </w:r>
@@ -1755,6 +1965,7 @@
         <w:pStyle w:val="Paragraphedeliste"/>
         <w:rPr>
           <w:rFonts w:eastAsiaTheme="minorEastAsia"/>
+          <w:color w:val="FF0000"/>
         </w:rPr>
       </w:pPr>
       <m:oMathPara>
@@ -1765,6 +1976,7 @@
                 <w:rPr>
                   <w:rFonts w:ascii="Cambria Math" w:hAnsi="Cambria Math"/>
                   <w:i/>
+                  <w:color w:val="FF0000"/>
                 </w:rPr>
               </m:ctrlPr>
             </m:sSubPr>
@@ -1775,6 +1987,7 @@
                 </m:rPr>
                 <w:rPr>
                   <w:rFonts w:ascii="Cambria Math" w:hAnsi="Cambria Math"/>
+                  <w:color w:val="FF0000"/>
                 </w:rPr>
                 <m:t>A</m:t>
               </m:r>
@@ -1783,6 +1996,7 @@
               <m:r>
                 <w:rPr>
                   <w:rFonts w:ascii="Cambria Math" w:hAnsi="Cambria Math"/>
+                  <w:color w:val="FF0000"/>
                 </w:rPr>
                 <m:t>1</m:t>
               </m:r>
@@ -1794,6 +2008,7 @@
                 <w:rPr>
                   <w:rFonts w:ascii="Cambria Math" w:hAnsi="Cambria Math"/>
                   <w:i/>
+                  <w:color w:val="FF0000"/>
                 </w:rPr>
               </m:ctrlPr>
             </m:dPr>
@@ -1801,6 +2016,7 @@
               <m:r>
                 <w:rPr>
                   <w:rFonts w:ascii="Cambria Math" w:hAnsi="Cambria Math"/>
+                  <w:color w:val="FF0000"/>
                 </w:rPr>
                 <m:t>t</m:t>
               </m:r>
@@ -1809,6 +2025,7 @@
           <m:r>
             <w:rPr>
               <w:rFonts w:ascii="Cambria Math" w:hAnsi="Cambria Math"/>
+              <w:color w:val="FF0000"/>
             </w:rPr>
             <m:t>ρ-ρ=</m:t>
           </m:r>
@@ -1818,6 +2035,7 @@
                 <w:rPr>
                   <w:rFonts w:ascii="Cambria Math" w:hAnsi="Cambria Math"/>
                   <w:i/>
+                  <w:color w:val="FF0000"/>
                 </w:rPr>
               </m:ctrlPr>
             </m:dPr>
@@ -1828,6 +2046,7 @@
                     <w:rPr>
                       <w:rFonts w:ascii="Cambria Math" w:hAnsi="Cambria Math"/>
                       <w:i/>
+                      <w:color w:val="FF0000"/>
                     </w:rPr>
                   </m:ctrlPr>
                 </m:sSupPr>
@@ -1835,6 +2054,7 @@
                   <m:r>
                     <w:rPr>
                       <w:rFonts w:ascii="Cambria Math" w:hAnsi="Cambria Math"/>
+                      <w:color w:val="FF0000"/>
                     </w:rPr>
                     <m:t>e</m:t>
                   </m:r>
@@ -1843,6 +2063,7 @@
                   <m:r>
                     <w:rPr>
                       <w:rFonts w:ascii="Cambria Math" w:hAnsi="Cambria Math"/>
+                      <w:color w:val="FF0000"/>
                     </w:rPr>
                     <m:t>-</m:t>
                   </m:r>
@@ -1852,6 +2073,7 @@
                         <w:rPr>
                           <w:rFonts w:ascii="Cambria Math" w:hAnsi="Cambria Math"/>
                           <w:i/>
+                          <w:color w:val="FF0000"/>
                         </w:rPr>
                       </m:ctrlPr>
                     </m:fPr>
@@ -1859,6 +2081,7 @@
                       <m:r>
                         <w:rPr>
                           <w:rFonts w:ascii="Cambria Math" w:hAnsi="Cambria Math"/>
+                          <w:color w:val="FF0000"/>
                         </w:rPr>
                         <m:t>i</m:t>
                       </m:r>
@@ -1867,6 +2090,7 @@
                       <m:r>
                         <w:rPr>
                           <w:rFonts w:ascii="Cambria Math" w:hAnsi="Cambria Math"/>
+                          <w:color w:val="FF0000"/>
                         </w:rPr>
                         <m:t>ℏ</m:t>
                       </m:r>
@@ -1878,6 +2102,7 @@
                         <w:rPr>
                           <w:rFonts w:ascii="Cambria Math" w:hAnsi="Cambria Math"/>
                           <w:i/>
+                          <w:color w:val="FF0000"/>
                         </w:rPr>
                       </m:ctrlPr>
                     </m:dPr>
@@ -1888,6 +2113,7 @@
                             <w:rPr>
                               <w:rFonts w:ascii="Cambria Math" w:eastAsiaTheme="minorEastAsia" w:hAnsi="Cambria Math"/>
                               <w:i/>
+                              <w:color w:val="FF0000"/>
                             </w:rPr>
                           </m:ctrlPr>
                         </m:sSubPr>
@@ -1895,6 +2121,7 @@
                           <m:r>
                             <w:rPr>
                               <w:rFonts w:ascii="Cambria Math" w:eastAsiaTheme="minorEastAsia" w:hAnsi="Cambria Math"/>
+                              <w:color w:val="FF0000"/>
                             </w:rPr>
                             <m:t>E</m:t>
                           </m:r>
@@ -1903,6 +2130,7 @@
                           <m:r>
                             <w:rPr>
                               <w:rFonts w:ascii="Cambria Math" w:eastAsiaTheme="minorEastAsia" w:hAnsi="Cambria Math"/>
+                              <w:color w:val="FF0000"/>
                             </w:rPr>
                             <m:t>0</m:t>
                           </m:r>
@@ -1911,6 +2139,7 @@
                       <m:r>
                         <w:rPr>
                           <w:rFonts w:ascii="Cambria Math" w:eastAsiaTheme="minorEastAsia" w:hAnsi="Cambria Math"/>
+                          <w:color w:val="FF0000"/>
                         </w:rPr>
                         <m:t>+</m:t>
                       </m:r>
@@ -1920,6 +2149,7 @@
                             <w:rPr>
                               <w:rFonts w:ascii="Cambria Math" w:eastAsiaTheme="minorEastAsia" w:hAnsi="Cambria Math"/>
                               <w:i/>
+                              <w:color w:val="FF0000"/>
                             </w:rPr>
                           </m:ctrlPr>
                         </m:sSubSupPr>
@@ -1927,6 +2157,7 @@
                           <m:r>
                             <w:rPr>
                               <w:rFonts w:ascii="Cambria Math" w:eastAsiaTheme="minorEastAsia" w:hAnsi="Cambria Math"/>
+                              <w:color w:val="FF0000"/>
                             </w:rPr>
                             <m:t>V</m:t>
                           </m:r>
@@ -1935,6 +2166,7 @@
                           <m:r>
                             <w:rPr>
                               <w:rFonts w:ascii="Cambria Math" w:eastAsiaTheme="minorEastAsia" w:hAnsi="Cambria Math"/>
+                              <w:color w:val="FF0000"/>
                             </w:rPr>
                             <m:t>l</m:t>
                           </m:r>
@@ -1943,6 +2175,7 @@
                           <m:r>
                             <w:rPr>
                               <w:rFonts w:ascii="Cambria Math" w:eastAsiaTheme="minorEastAsia" w:hAnsi="Cambria Math"/>
+                              <w:color w:val="FF0000"/>
                             </w:rPr>
                             <m:t>C</m:t>
                           </m:r>
@@ -1953,6 +2186,7 @@
                   <m:r>
                     <w:rPr>
                       <w:rFonts w:ascii="Cambria Math" w:hAnsi="Cambria Math"/>
+                      <w:color w:val="FF0000"/>
                     </w:rPr>
                     <m:t>t</m:t>
                   </m:r>
@@ -1961,6 +2195,7 @@
               <m:r>
                 <w:rPr>
                   <w:rFonts w:ascii="Cambria Math" w:hAnsi="Cambria Math"/>
+                  <w:color w:val="FF0000"/>
                 </w:rPr>
                 <m:t>-</m:t>
               </m:r>
@@ -1970,6 +2205,7 @@
                     <w:rPr>
                       <w:rFonts w:ascii="Cambria Math" w:hAnsi="Cambria Math"/>
                       <w:i/>
+                      <w:color w:val="FF0000"/>
                     </w:rPr>
                   </m:ctrlPr>
                 </m:sSubPr>
@@ -1977,6 +2213,7 @@
                   <m:r>
                     <w:rPr>
                       <w:rFonts w:ascii="Cambria Math" w:hAnsi="Cambria Math"/>
+                      <w:color w:val="FF0000"/>
                     </w:rPr>
                     <m:t>I</m:t>
                   </m:r>
@@ -1985,6 +2222,7 @@
                   <m:r>
                     <w:rPr>
                       <w:rFonts w:ascii="Cambria Math" w:hAnsi="Cambria Math"/>
+                      <w:color w:val="FF0000"/>
                     </w:rPr>
                     <m:t>N</m:t>
                   </m:r>
@@ -1995,6 +2233,7 @@
           <m:r>
             <w:rPr>
               <w:rFonts w:ascii="Cambria Math" w:hAnsi="Cambria Math"/>
+              <w:color w:val="FF0000"/>
             </w:rPr>
             <m:t>ρ</m:t>
           </m:r>
@@ -2004,6 +2243,7 @@
                 <w:rPr>
                   <w:rFonts w:ascii="Cambria Math" w:hAnsi="Cambria Math"/>
                   <w:i/>
+                  <w:color w:val="FF0000"/>
                 </w:rPr>
               </m:ctrlPr>
             </m:sSupPr>
@@ -2011,6 +2251,7 @@
               <m:r>
                 <w:rPr>
                   <w:rFonts w:ascii="Cambria Math" w:hAnsi="Cambria Math"/>
+                  <w:color w:val="FF0000"/>
                 </w:rPr>
                 <m:t>e</m:t>
               </m:r>
@@ -2022,6 +2263,7 @@
                     <w:rPr>
                       <w:rFonts w:ascii="Cambria Math" w:hAnsi="Cambria Math"/>
                       <w:i/>
+                      <w:color w:val="FF0000"/>
                     </w:rPr>
                   </m:ctrlPr>
                 </m:fPr>
@@ -2029,6 +2271,7 @@
                   <m:r>
                     <w:rPr>
                       <w:rFonts w:ascii="Cambria Math" w:hAnsi="Cambria Math"/>
+                      <w:color w:val="FF0000"/>
                     </w:rPr>
                     <m:t>i</m:t>
                   </m:r>
@@ -2037,6 +2280,7 @@
                   <m:r>
                     <w:rPr>
                       <w:rFonts w:ascii="Cambria Math" w:hAnsi="Cambria Math"/>
+                      <w:color w:val="FF0000"/>
                     </w:rPr>
                     <m:t>ℏ</m:t>
                   </m:r>
@@ -2048,6 +2292,7 @@
                     <w:rPr>
                       <w:rFonts w:ascii="Cambria Math" w:hAnsi="Cambria Math"/>
                       <w:i/>
+                      <w:color w:val="FF0000"/>
                     </w:rPr>
                   </m:ctrlPr>
                 </m:dPr>
@@ -2058,6 +2303,7 @@
                         <w:rPr>
                           <w:rFonts w:ascii="Cambria Math" w:eastAsiaTheme="minorEastAsia" w:hAnsi="Cambria Math"/>
                           <w:i/>
+                          <w:color w:val="FF0000"/>
                         </w:rPr>
                       </m:ctrlPr>
                     </m:sSubPr>
@@ -2065,6 +2311,7 @@
                       <m:r>
                         <w:rPr>
                           <w:rFonts w:ascii="Cambria Math" w:eastAsiaTheme="minorEastAsia" w:hAnsi="Cambria Math"/>
+                          <w:color w:val="FF0000"/>
                         </w:rPr>
                         <m:t>E</m:t>
                       </m:r>
@@ -2073,6 +2320,7 @@
                       <m:r>
                         <w:rPr>
                           <w:rFonts w:ascii="Cambria Math" w:eastAsiaTheme="minorEastAsia" w:hAnsi="Cambria Math"/>
+                          <w:color w:val="FF0000"/>
                         </w:rPr>
                         <m:t>0</m:t>
                       </m:r>
@@ -2081,6 +2329,7 @@
                   <m:r>
                     <w:rPr>
                       <w:rFonts w:ascii="Cambria Math" w:eastAsiaTheme="minorEastAsia" w:hAnsi="Cambria Math"/>
+                      <w:color w:val="FF0000"/>
                     </w:rPr>
                     <m:t>+</m:t>
                   </m:r>
@@ -2090,6 +2339,7 @@
                         <w:rPr>
                           <w:rFonts w:ascii="Cambria Math" w:eastAsiaTheme="minorEastAsia" w:hAnsi="Cambria Math"/>
                           <w:i/>
+                          <w:color w:val="FF0000"/>
                         </w:rPr>
                       </m:ctrlPr>
                     </m:sSubSupPr>
@@ -2097,6 +2347,7 @@
                       <m:r>
                         <w:rPr>
                           <w:rFonts w:ascii="Cambria Math" w:eastAsiaTheme="minorEastAsia" w:hAnsi="Cambria Math"/>
+                          <w:color w:val="FF0000"/>
                         </w:rPr>
                         <m:t>V</m:t>
                       </m:r>
@@ -2105,6 +2356,7 @@
                       <m:r>
                         <w:rPr>
                           <w:rFonts w:ascii="Cambria Math" w:eastAsiaTheme="minorEastAsia" w:hAnsi="Cambria Math"/>
+                          <w:color w:val="FF0000"/>
                         </w:rPr>
                         <m:t>l</m:t>
                       </m:r>
@@ -2113,6 +2365,7 @@
                       <m:r>
                         <w:rPr>
                           <w:rFonts w:ascii="Cambria Math" w:eastAsiaTheme="minorEastAsia" w:hAnsi="Cambria Math"/>
+                          <w:color w:val="FF0000"/>
                         </w:rPr>
                         <m:t>C</m:t>
                       </m:r>
@@ -2123,6 +2376,7 @@
               <m:r>
                 <w:rPr>
                   <w:rFonts w:ascii="Cambria Math" w:hAnsi="Cambria Math"/>
+                  <w:color w:val="FF0000"/>
                 </w:rPr>
                 <m:t>t</m:t>
               </m:r>
@@ -2131,6 +2385,7 @@
           <m:r>
             <w:rPr>
               <w:rFonts w:ascii="Cambria Math" w:hAnsi="Cambria Math"/>
+              <w:color w:val="FF0000"/>
             </w:rPr>
             <m:t>+ρ</m:t>
           </m:r>
@@ -2140,6 +2395,7 @@
                 <w:rPr>
                   <w:rFonts w:ascii="Cambria Math" w:hAnsi="Cambria Math"/>
                   <w:i/>
+                  <w:color w:val="FF0000"/>
                 </w:rPr>
               </m:ctrlPr>
             </m:dPr>
@@ -2150,6 +2406,7 @@
                     <w:rPr>
                       <w:rFonts w:ascii="Cambria Math" w:hAnsi="Cambria Math"/>
                       <w:i/>
+                      <w:color w:val="FF0000"/>
                     </w:rPr>
                   </m:ctrlPr>
                 </m:sSupPr>
@@ -2157,6 +2414,7 @@
                   <m:r>
                     <w:rPr>
                       <w:rFonts w:ascii="Cambria Math" w:hAnsi="Cambria Math"/>
+                      <w:color w:val="FF0000"/>
                     </w:rPr>
                     <m:t>e</m:t>
                   </m:r>
@@ -2168,6 +2426,7 @@
                         <w:rPr>
                           <w:rFonts w:ascii="Cambria Math" w:hAnsi="Cambria Math"/>
                           <w:i/>
+                          <w:color w:val="FF0000"/>
                         </w:rPr>
                       </m:ctrlPr>
                     </m:fPr>
@@ -2175,6 +2434,7 @@
                       <m:r>
                         <w:rPr>
                           <w:rFonts w:ascii="Cambria Math" w:hAnsi="Cambria Math"/>
+                          <w:color w:val="FF0000"/>
                         </w:rPr>
                         <m:t>i</m:t>
                       </m:r>
@@ -2183,6 +2443,7 @@
                       <m:r>
                         <w:rPr>
                           <w:rFonts w:ascii="Cambria Math" w:hAnsi="Cambria Math"/>
+                          <w:color w:val="FF0000"/>
                         </w:rPr>
                         <m:t>ℏ</m:t>
                       </m:r>
@@ -2194,6 +2455,7 @@
                         <w:rPr>
                           <w:rFonts w:ascii="Cambria Math" w:hAnsi="Cambria Math"/>
                           <w:i/>
+                          <w:color w:val="FF0000"/>
                         </w:rPr>
                       </m:ctrlPr>
                     </m:dPr>
@@ -2204,6 +2466,7 @@
                             <w:rPr>
                               <w:rFonts w:ascii="Cambria Math" w:eastAsiaTheme="minorEastAsia" w:hAnsi="Cambria Math"/>
                               <w:i/>
+                              <w:color w:val="FF0000"/>
                             </w:rPr>
                           </m:ctrlPr>
                         </m:sSubPr>
@@ -2211,6 +2474,7 @@
                           <m:r>
                             <w:rPr>
                               <w:rFonts w:ascii="Cambria Math" w:eastAsiaTheme="minorEastAsia" w:hAnsi="Cambria Math"/>
+                              <w:color w:val="FF0000"/>
                             </w:rPr>
                             <m:t>E</m:t>
                           </m:r>
@@ -2219,6 +2483,7 @@
                           <m:r>
                             <w:rPr>
                               <w:rFonts w:ascii="Cambria Math" w:eastAsiaTheme="minorEastAsia" w:hAnsi="Cambria Math"/>
+                              <w:color w:val="FF0000"/>
                             </w:rPr>
                             <m:t>0</m:t>
                           </m:r>
@@ -2227,6 +2492,7 @@
                       <m:r>
                         <w:rPr>
                           <w:rFonts w:ascii="Cambria Math" w:eastAsiaTheme="minorEastAsia" w:hAnsi="Cambria Math"/>
+                          <w:color w:val="FF0000"/>
                         </w:rPr>
                         <m:t>+</m:t>
                       </m:r>
@@ -2236,6 +2502,7 @@
                             <w:rPr>
                               <w:rFonts w:ascii="Cambria Math" w:eastAsiaTheme="minorEastAsia" w:hAnsi="Cambria Math"/>
                               <w:i/>
+                              <w:color w:val="FF0000"/>
                             </w:rPr>
                           </m:ctrlPr>
                         </m:sSubSupPr>
@@ -2243,6 +2510,7 @@
                           <m:r>
                             <w:rPr>
                               <w:rFonts w:ascii="Cambria Math" w:eastAsiaTheme="minorEastAsia" w:hAnsi="Cambria Math"/>
+                              <w:color w:val="FF0000"/>
                             </w:rPr>
                             <m:t>V</m:t>
                           </m:r>
@@ -2251,6 +2519,7 @@
                           <m:r>
                             <w:rPr>
                               <w:rFonts w:ascii="Cambria Math" w:eastAsiaTheme="minorEastAsia" w:hAnsi="Cambria Math"/>
+                              <w:color w:val="FF0000"/>
                             </w:rPr>
                             <m:t>l</m:t>
                           </m:r>
@@ -2259,6 +2528,7 @@
                           <m:r>
                             <w:rPr>
                               <w:rFonts w:ascii="Cambria Math" w:eastAsiaTheme="minorEastAsia" w:hAnsi="Cambria Math"/>
+                              <w:color w:val="FF0000"/>
                             </w:rPr>
                             <m:t>C</m:t>
                           </m:r>
@@ -2269,6 +2539,7 @@
                   <m:r>
                     <w:rPr>
                       <w:rFonts w:ascii="Cambria Math" w:hAnsi="Cambria Math"/>
+                      <w:color w:val="FF0000"/>
                     </w:rPr>
                     <m:t>t</m:t>
                   </m:r>
@@ -2277,6 +2548,7 @@
               <m:r>
                 <w:rPr>
                   <w:rFonts w:ascii="Cambria Math" w:hAnsi="Cambria Math"/>
+                  <w:color w:val="FF0000"/>
                 </w:rPr>
                 <m:t>-</m:t>
               </m:r>
@@ -2286,6 +2558,7 @@
                     <w:rPr>
                       <w:rFonts w:ascii="Cambria Math" w:hAnsi="Cambria Math"/>
                       <w:i/>
+                      <w:color w:val="FF0000"/>
                     </w:rPr>
                   </m:ctrlPr>
                 </m:sSubPr>
@@ -2293,6 +2566,7 @@
                   <m:r>
                     <w:rPr>
                       <w:rFonts w:ascii="Cambria Math" w:hAnsi="Cambria Math"/>
+                      <w:color w:val="FF0000"/>
                     </w:rPr>
                     <m:t>I</m:t>
                   </m:r>
@@ -2301,6 +2575,7 @@
                   <m:r>
                     <w:rPr>
                       <w:rFonts w:ascii="Cambria Math" w:hAnsi="Cambria Math"/>
+                      <w:color w:val="FF0000"/>
                     </w:rPr>
                     <m:t>N</m:t>
                   </m:r>
@@ -2317,6 +2592,7 @@
         <w:rPr>
           <w:rFonts w:eastAsiaTheme="minorEastAsia"/>
           <w:iCs/>
+          <w:color w:val="FF0000"/>
         </w:rPr>
       </w:pPr>
       <m:oMathPara>
@@ -2330,6 +2606,7 @@
                   <w:rFonts w:ascii="Cambria Math" w:eastAsiaTheme="minorEastAsia" w:hAnsi="Cambria Math"/>
                   <w:i/>
                   <w:iCs/>
+                  <w:color w:val="FF0000"/>
                 </w:rPr>
               </m:ctrlPr>
             </m:dPr>
@@ -2340,6 +2617,7 @@
                     <w:rPr>
                       <w:rFonts w:ascii="Cambria Math" w:hAnsi="Cambria Math"/>
                       <w:i/>
+                      <w:color w:val="FF0000"/>
                     </w:rPr>
                   </m:ctrlPr>
                 </m:sSubPr>
@@ -2350,6 +2628,7 @@
                     </m:rPr>
                     <w:rPr>
                       <w:rFonts w:ascii="Cambria Math" w:hAnsi="Cambria Math"/>
+                      <w:color w:val="FF0000"/>
                     </w:rPr>
                     <m:t>A</m:t>
                   </m:r>
@@ -2358,6 +2637,7 @@
                   <m:r>
                     <w:rPr>
                       <w:rFonts w:ascii="Cambria Math" w:hAnsi="Cambria Math"/>
+                      <w:color w:val="FF0000"/>
                     </w:rPr>
                     <m:t>1</m:t>
                   </m:r>
@@ -2369,6 +2649,7 @@
                     <w:rPr>
                       <w:rFonts w:ascii="Cambria Math" w:hAnsi="Cambria Math"/>
                       <w:i/>
+                      <w:color w:val="FF0000"/>
                     </w:rPr>
                   </m:ctrlPr>
                 </m:dPr>
@@ -2376,6 +2657,7 @@
                   <m:r>
                     <w:rPr>
                       <w:rFonts w:ascii="Cambria Math" w:hAnsi="Cambria Math"/>
+                      <w:color w:val="FF0000"/>
                     </w:rPr>
                     <m:t>t</m:t>
                   </m:r>
@@ -2384,6 +2666,7 @@
               <m:r>
                 <w:rPr>
                   <w:rFonts w:ascii="Cambria Math" w:hAnsi="Cambria Math"/>
+                  <w:color w:val="FF0000"/>
                 </w:rPr>
                 <m:t>ρ-ρ</m:t>
               </m:r>
@@ -2392,6 +2675,7 @@
           <m:r>
             <w:rPr>
               <w:rFonts w:ascii="Cambria Math" w:eastAsiaTheme="minorEastAsia" w:hAnsi="Cambria Math"/>
+              <w:color w:val="FF0000"/>
             </w:rPr>
             <m:t>=Tr</m:t>
           </m:r>
@@ -2402,6 +2686,7 @@
                   <w:rFonts w:ascii="Cambria Math" w:eastAsiaTheme="minorEastAsia" w:hAnsi="Cambria Math"/>
                   <w:i/>
                   <w:iCs/>
+                  <w:color w:val="FF0000"/>
                 </w:rPr>
               </m:ctrlPr>
             </m:dPr>
@@ -2414,6 +2699,7 @@
                       <w:rFonts w:ascii="Cambria Math" w:eastAsiaTheme="minorEastAsia" w:hAnsi="Cambria Math"/>
                       <w:i/>
                       <w:iCs/>
+                      <w:color w:val="FF0000"/>
                     </w:rPr>
                   </m:ctrlPr>
                 </m:radPr>
@@ -2426,6 +2712,7 @@
                           <w:rFonts w:ascii="Cambria Math" w:eastAsiaTheme="minorEastAsia" w:hAnsi="Cambria Math"/>
                           <w:i/>
                           <w:iCs/>
+                          <w:color w:val="FF0000"/>
                         </w:rPr>
                       </m:ctrlPr>
                     </m:sSupPr>
@@ -2437,6 +2724,7 @@
                               <w:rFonts w:ascii="Cambria Math" w:eastAsiaTheme="minorEastAsia" w:hAnsi="Cambria Math"/>
                               <w:i/>
                               <w:iCs/>
+                              <w:color w:val="FF0000"/>
                             </w:rPr>
                           </m:ctrlPr>
                         </m:dPr>
@@ -2447,6 +2735,7 @@
                                 <w:rPr>
                                   <w:rFonts w:ascii="Cambria Math" w:hAnsi="Cambria Math"/>
                                   <w:i/>
+                                  <w:color w:val="FF0000"/>
                                 </w:rPr>
                               </m:ctrlPr>
                             </m:sSubPr>
@@ -2457,6 +2746,7 @@
                                 </m:rPr>
                                 <w:rPr>
                                   <w:rFonts w:ascii="Cambria Math" w:hAnsi="Cambria Math"/>
+                                  <w:color w:val="FF0000"/>
                                 </w:rPr>
                                 <m:t>A</m:t>
                               </m:r>
@@ -2465,6 +2755,7 @@
                               <m:r>
                                 <w:rPr>
                                   <w:rFonts w:ascii="Cambria Math" w:hAnsi="Cambria Math"/>
+                                  <w:color w:val="FF0000"/>
                                 </w:rPr>
                                 <m:t>1</m:t>
                               </m:r>
@@ -2476,6 +2767,7 @@
                                 <w:rPr>
                                   <w:rFonts w:ascii="Cambria Math" w:hAnsi="Cambria Math"/>
                                   <w:i/>
+                                  <w:color w:val="FF0000"/>
                                 </w:rPr>
                               </m:ctrlPr>
                             </m:dPr>
@@ -2483,6 +2775,7 @@
                               <m:r>
                                 <w:rPr>
                                   <w:rFonts w:ascii="Cambria Math" w:hAnsi="Cambria Math"/>
+                                  <w:color w:val="FF0000"/>
                                 </w:rPr>
                                 <m:t>t</m:t>
                               </m:r>
@@ -2491,6 +2784,7 @@
                           <m:r>
                             <w:rPr>
                               <w:rFonts w:ascii="Cambria Math" w:hAnsi="Cambria Math"/>
+                              <w:color w:val="FF0000"/>
                             </w:rPr>
                             <m:t>ρ-ρ</m:t>
                           </m:r>
@@ -2501,6 +2795,7 @@
                       <m:r>
                         <w:rPr>
                           <w:rFonts w:ascii="Cambria Math" w:eastAsiaTheme="minorEastAsia" w:hAnsi="Cambria Math"/>
+                          <w:color w:val="FF0000"/>
                         </w:rPr>
                         <m:t>*</m:t>
                       </m:r>
@@ -2513,6 +2808,7 @@
                           <w:rFonts w:ascii="Cambria Math" w:eastAsiaTheme="minorEastAsia" w:hAnsi="Cambria Math"/>
                           <w:i/>
                           <w:iCs/>
+                          <w:color w:val="FF0000"/>
                         </w:rPr>
                       </m:ctrlPr>
                     </m:dPr>
@@ -2523,6 +2819,7 @@
                             <w:rPr>
                               <w:rFonts w:ascii="Cambria Math" w:hAnsi="Cambria Math"/>
                               <w:i/>
+                              <w:color w:val="FF0000"/>
                             </w:rPr>
                           </m:ctrlPr>
                         </m:sSubPr>
@@ -2533,6 +2830,7 @@
                             </m:rPr>
                             <w:rPr>
                               <w:rFonts w:ascii="Cambria Math" w:hAnsi="Cambria Math"/>
+                              <w:color w:val="FF0000"/>
                             </w:rPr>
                             <m:t>A</m:t>
                           </m:r>
@@ -2541,6 +2839,7 @@
                           <m:r>
                             <w:rPr>
                               <w:rFonts w:ascii="Cambria Math" w:hAnsi="Cambria Math"/>
+                              <w:color w:val="FF0000"/>
                             </w:rPr>
                             <m:t>1</m:t>
                           </m:r>
@@ -2552,6 +2851,7 @@
                             <w:rPr>
                               <w:rFonts w:ascii="Cambria Math" w:hAnsi="Cambria Math"/>
                               <w:i/>
+                              <w:color w:val="FF0000"/>
                             </w:rPr>
                           </m:ctrlPr>
                         </m:dPr>
@@ -2559,6 +2859,7 @@
                           <m:r>
                             <w:rPr>
                               <w:rFonts w:ascii="Cambria Math" w:hAnsi="Cambria Math"/>
+                              <w:color w:val="FF0000"/>
                             </w:rPr>
                             <m:t>t</m:t>
                           </m:r>
@@ -2567,6 +2868,7 @@
                       <m:r>
                         <w:rPr>
                           <w:rFonts w:ascii="Cambria Math" w:hAnsi="Cambria Math"/>
+                          <w:color w:val="FF0000"/>
                         </w:rPr>
                         <m:t>ρ-ρ</m:t>
                       </m:r>
@@ -2585,6 +2887,7 @@
         <w:rPr>
           <w:rFonts w:eastAsiaTheme="minorEastAsia"/>
           <w:iCs/>
+          <w:color w:val="FF0000"/>
         </w:rPr>
       </w:pPr>
       <m:oMathPara>
@@ -2598,6 +2901,7 @@
                   <w:rFonts w:ascii="Cambria Math" w:eastAsiaTheme="minorEastAsia" w:hAnsi="Cambria Math"/>
                   <w:i/>
                   <w:iCs/>
+                  <w:color w:val="FF0000"/>
                 </w:rPr>
               </m:ctrlPr>
             </m:dPr>
@@ -2608,6 +2912,7 @@
                     <w:rPr>
                       <w:rFonts w:ascii="Cambria Math" w:hAnsi="Cambria Math"/>
                       <w:i/>
+                      <w:color w:val="FF0000"/>
                     </w:rPr>
                   </m:ctrlPr>
                 </m:sSubPr>
@@ -2618,6 +2923,7 @@
                     </m:rPr>
                     <w:rPr>
                       <w:rFonts w:ascii="Cambria Math" w:hAnsi="Cambria Math"/>
+                      <w:color w:val="FF0000"/>
                     </w:rPr>
                     <m:t>A</m:t>
                   </m:r>
@@ -2626,6 +2932,7 @@
                   <m:r>
                     <w:rPr>
                       <w:rFonts w:ascii="Cambria Math" w:hAnsi="Cambria Math"/>
+                      <w:color w:val="FF0000"/>
                     </w:rPr>
                     <m:t>1</m:t>
                   </m:r>
@@ -2637,6 +2944,7 @@
                     <w:rPr>
                       <w:rFonts w:ascii="Cambria Math" w:hAnsi="Cambria Math"/>
                       <w:i/>
+                      <w:color w:val="FF0000"/>
                     </w:rPr>
                   </m:ctrlPr>
                 </m:dPr>
@@ -2644,6 +2952,7 @@
                   <m:r>
                     <w:rPr>
                       <w:rFonts w:ascii="Cambria Math" w:hAnsi="Cambria Math"/>
+                      <w:color w:val="FF0000"/>
                     </w:rPr>
                     <m:t>t</m:t>
                   </m:r>
@@ -2652,6 +2961,7 @@
               <m:r>
                 <w:rPr>
                   <w:rFonts w:ascii="Cambria Math" w:hAnsi="Cambria Math"/>
+                  <w:color w:val="FF0000"/>
                 </w:rPr>
                 <m:t>ρ-ρ</m:t>
               </m:r>
@@ -2660,6 +2970,7 @@
           <m:r>
             <w:rPr>
               <w:rFonts w:ascii="Cambria Math" w:eastAsiaTheme="minorEastAsia" w:hAnsi="Cambria Math"/>
+              <w:color w:val="FF0000"/>
             </w:rPr>
             <m:t>≤</m:t>
           </m:r>
@@ -2672,6 +2983,7 @@
                   <w:rFonts w:ascii="Cambria Math" w:eastAsiaTheme="minorEastAsia" w:hAnsi="Cambria Math"/>
                   <w:i/>
                   <w:iCs/>
+                  <w:color w:val="FF0000"/>
                 </w:rPr>
               </m:ctrlPr>
             </m:dPr>
@@ -2682,6 +2994,7 @@
                     <w:rPr>
                       <w:rFonts w:ascii="Cambria Math" w:hAnsi="Cambria Math"/>
                       <w:i/>
+                      <w:color w:val="FF0000"/>
                     </w:rPr>
                   </m:ctrlPr>
                 </m:sSupPr>
@@ -2689,6 +3002,7 @@
                   <m:r>
                     <w:rPr>
                       <w:rFonts w:ascii="Cambria Math" w:hAnsi="Cambria Math"/>
+                      <w:color w:val="FF0000"/>
                     </w:rPr>
                     <m:t>e</m:t>
                   </m:r>
@@ -2697,6 +3011,7 @@
                   <m:r>
                     <w:rPr>
                       <w:rFonts w:ascii="Cambria Math" w:hAnsi="Cambria Math"/>
+                      <w:color w:val="FF0000"/>
                     </w:rPr>
                     <m:t>-</m:t>
                   </m:r>
@@ -2706,6 +3021,7 @@
                         <w:rPr>
                           <w:rFonts w:ascii="Cambria Math" w:hAnsi="Cambria Math"/>
                           <w:i/>
+                          <w:color w:val="FF0000"/>
                         </w:rPr>
                       </m:ctrlPr>
                     </m:fPr>
@@ -2713,6 +3029,7 @@
                       <m:r>
                         <w:rPr>
                           <w:rFonts w:ascii="Cambria Math" w:hAnsi="Cambria Math"/>
+                          <w:color w:val="FF0000"/>
                         </w:rPr>
                         <m:t>i</m:t>
                       </m:r>
@@ -2721,6 +3038,7 @@
                       <m:r>
                         <w:rPr>
                           <w:rFonts w:ascii="Cambria Math" w:hAnsi="Cambria Math"/>
+                          <w:color w:val="FF0000"/>
                         </w:rPr>
                         <m:t>ℏ</m:t>
                       </m:r>
@@ -2732,6 +3050,7 @@
                         <w:rPr>
                           <w:rFonts w:ascii="Cambria Math" w:hAnsi="Cambria Math"/>
                           <w:i/>
+                          <w:color w:val="FF0000"/>
                         </w:rPr>
                       </m:ctrlPr>
                     </m:dPr>
@@ -2742,6 +3061,7 @@
                             <w:rPr>
                               <w:rFonts w:ascii="Cambria Math" w:eastAsiaTheme="minorEastAsia" w:hAnsi="Cambria Math"/>
                               <w:i/>
+                              <w:color w:val="FF0000"/>
                             </w:rPr>
                           </m:ctrlPr>
                         </m:sSubPr>
@@ -2749,6 +3069,7 @@
                           <m:r>
                             <w:rPr>
                               <w:rFonts w:ascii="Cambria Math" w:eastAsiaTheme="minorEastAsia" w:hAnsi="Cambria Math"/>
+                              <w:color w:val="FF0000"/>
                             </w:rPr>
                             <m:t>E</m:t>
                           </m:r>
@@ -2757,6 +3078,7 @@
                           <m:r>
                             <w:rPr>
                               <w:rFonts w:ascii="Cambria Math" w:eastAsiaTheme="minorEastAsia" w:hAnsi="Cambria Math"/>
+                              <w:color w:val="FF0000"/>
                             </w:rPr>
                             <m:t>0</m:t>
                           </m:r>
@@ -2765,6 +3087,7 @@
                       <m:r>
                         <w:rPr>
                           <w:rFonts w:ascii="Cambria Math" w:eastAsiaTheme="minorEastAsia" w:hAnsi="Cambria Math"/>
+                          <w:color w:val="FF0000"/>
                         </w:rPr>
                         <m:t>+</m:t>
                       </m:r>
@@ -2774,6 +3097,7 @@
                             <w:rPr>
                               <w:rFonts w:ascii="Cambria Math" w:eastAsiaTheme="minorEastAsia" w:hAnsi="Cambria Math"/>
                               <w:i/>
+                              <w:color w:val="FF0000"/>
                             </w:rPr>
                           </m:ctrlPr>
                         </m:sSubSupPr>
@@ -2781,6 +3105,7 @@
                           <m:r>
                             <w:rPr>
                               <w:rFonts w:ascii="Cambria Math" w:eastAsiaTheme="minorEastAsia" w:hAnsi="Cambria Math"/>
+                              <w:color w:val="FF0000"/>
                             </w:rPr>
                             <m:t>V</m:t>
                           </m:r>
@@ -2789,6 +3114,7 @@
                           <m:r>
                             <w:rPr>
                               <w:rFonts w:ascii="Cambria Math" w:eastAsiaTheme="minorEastAsia" w:hAnsi="Cambria Math"/>
+                              <w:color w:val="FF0000"/>
                             </w:rPr>
                             <m:t>l</m:t>
                           </m:r>
@@ -2797,6 +3123,7 @@
                           <m:r>
                             <w:rPr>
                               <w:rFonts w:ascii="Cambria Math" w:eastAsiaTheme="minorEastAsia" w:hAnsi="Cambria Math"/>
+                              <w:color w:val="FF0000"/>
                             </w:rPr>
                             <m:t>C</m:t>
                           </m:r>
@@ -2807,6 +3134,7 @@
                   <m:r>
                     <w:rPr>
                       <w:rFonts w:ascii="Cambria Math" w:hAnsi="Cambria Math"/>
+                      <w:color w:val="FF0000"/>
                     </w:rPr>
                     <m:t>t</m:t>
                   </m:r>
@@ -2815,6 +3143,7 @@
               <m:r>
                 <w:rPr>
                   <w:rFonts w:ascii="Cambria Math" w:hAnsi="Cambria Math"/>
+                  <w:color w:val="FF0000"/>
                 </w:rPr>
                 <m:t>-</m:t>
               </m:r>
@@ -2824,6 +3153,7 @@
                     <w:rPr>
                       <w:rFonts w:ascii="Cambria Math" w:hAnsi="Cambria Math"/>
                       <w:i/>
+                      <w:color w:val="FF0000"/>
                     </w:rPr>
                   </m:ctrlPr>
                 </m:sSubPr>
@@ -2831,6 +3161,7 @@
                   <m:r>
                     <w:rPr>
                       <w:rFonts w:ascii="Cambria Math" w:hAnsi="Cambria Math"/>
+                      <w:color w:val="FF0000"/>
                     </w:rPr>
                     <m:t>I</m:t>
                   </m:r>
@@ -2839,6 +3170,7 @@
                   <m:r>
                     <w:rPr>
                       <w:rFonts w:ascii="Cambria Math" w:hAnsi="Cambria Math"/>
+                      <w:color w:val="FF0000"/>
                     </w:rPr>
                     <m:t>N</m:t>
                   </m:r>
@@ -2855,6 +3187,7 @@
                   <w:rFonts w:ascii="Cambria Math" w:eastAsiaTheme="minorEastAsia" w:hAnsi="Cambria Math"/>
                   <w:i/>
                   <w:iCs/>
+                  <w:color w:val="FF0000"/>
                 </w:rPr>
               </m:ctrlPr>
             </m:dPr>
@@ -2862,6 +3195,7 @@
               <m:r>
                 <w:rPr>
                   <w:rFonts w:ascii="Cambria Math" w:hAnsi="Cambria Math"/>
+                  <w:color w:val="FF0000"/>
                 </w:rPr>
                 <m:t>ρ</m:t>
               </m:r>
@@ -2876,6 +3210,7 @@
                   <w:rFonts w:ascii="Cambria Math" w:eastAsiaTheme="minorEastAsia" w:hAnsi="Cambria Math"/>
                   <w:i/>
                   <w:iCs/>
+                  <w:color w:val="FF0000"/>
                 </w:rPr>
               </m:ctrlPr>
             </m:dPr>
@@ -2886,6 +3221,7 @@
                     <w:rPr>
                       <w:rFonts w:ascii="Cambria Math" w:hAnsi="Cambria Math"/>
                       <w:i/>
+                      <w:color w:val="FF0000"/>
                     </w:rPr>
                   </m:ctrlPr>
                 </m:sSupPr>
@@ -2893,6 +3229,7 @@
                   <m:r>
                     <w:rPr>
                       <w:rFonts w:ascii="Cambria Math" w:hAnsi="Cambria Math"/>
+                      <w:color w:val="FF0000"/>
                     </w:rPr>
                     <m:t>e</m:t>
                   </m:r>
@@ -2904,6 +3241,7 @@
                         <w:rPr>
                           <w:rFonts w:ascii="Cambria Math" w:hAnsi="Cambria Math"/>
                           <w:i/>
+                          <w:color w:val="FF0000"/>
                         </w:rPr>
                       </m:ctrlPr>
                     </m:fPr>
@@ -2911,6 +3249,7 @@
                       <m:r>
                         <w:rPr>
                           <w:rFonts w:ascii="Cambria Math" w:hAnsi="Cambria Math"/>
+                          <w:color w:val="FF0000"/>
                         </w:rPr>
                         <m:t>i</m:t>
                       </m:r>
@@ -2919,6 +3258,7 @@
                       <m:r>
                         <w:rPr>
                           <w:rFonts w:ascii="Cambria Math" w:hAnsi="Cambria Math"/>
+                          <w:color w:val="FF0000"/>
                         </w:rPr>
                         <m:t>ℏ</m:t>
                       </m:r>
@@ -2930,6 +3270,7 @@
                         <w:rPr>
                           <w:rFonts w:ascii="Cambria Math" w:hAnsi="Cambria Math"/>
                           <w:i/>
+                          <w:color w:val="FF0000"/>
                         </w:rPr>
                       </m:ctrlPr>
                     </m:dPr>
@@ -2940,6 +3281,7 @@
                             <w:rPr>
                               <w:rFonts w:ascii="Cambria Math" w:eastAsiaTheme="minorEastAsia" w:hAnsi="Cambria Math"/>
                               <w:i/>
+                              <w:color w:val="FF0000"/>
                             </w:rPr>
                           </m:ctrlPr>
                         </m:sSubPr>
@@ -2947,6 +3289,7 @@
                           <m:r>
                             <w:rPr>
                               <w:rFonts w:ascii="Cambria Math" w:eastAsiaTheme="minorEastAsia" w:hAnsi="Cambria Math"/>
+                              <w:color w:val="FF0000"/>
                             </w:rPr>
                             <m:t>E</m:t>
                           </m:r>
@@ -2955,6 +3298,7 @@
                           <m:r>
                             <w:rPr>
                               <w:rFonts w:ascii="Cambria Math" w:eastAsiaTheme="minorEastAsia" w:hAnsi="Cambria Math"/>
+                              <w:color w:val="FF0000"/>
                             </w:rPr>
                             <m:t>0</m:t>
                           </m:r>
@@ -2963,6 +3307,7 @@
                       <m:r>
                         <w:rPr>
                           <w:rFonts w:ascii="Cambria Math" w:eastAsiaTheme="minorEastAsia" w:hAnsi="Cambria Math"/>
+                          <w:color w:val="FF0000"/>
                         </w:rPr>
                         <m:t>+</m:t>
                       </m:r>
@@ -2972,6 +3317,7 @@
                             <w:rPr>
                               <w:rFonts w:ascii="Cambria Math" w:eastAsiaTheme="minorEastAsia" w:hAnsi="Cambria Math"/>
                               <w:i/>
+                              <w:color w:val="FF0000"/>
                             </w:rPr>
                           </m:ctrlPr>
                         </m:sSubSupPr>
@@ -2979,6 +3325,7 @@
                           <m:r>
                             <w:rPr>
                               <w:rFonts w:ascii="Cambria Math" w:eastAsiaTheme="minorEastAsia" w:hAnsi="Cambria Math"/>
+                              <w:color w:val="FF0000"/>
                             </w:rPr>
                             <m:t>V</m:t>
                           </m:r>
@@ -2987,6 +3334,7 @@
                           <m:r>
                             <w:rPr>
                               <w:rFonts w:ascii="Cambria Math" w:eastAsiaTheme="minorEastAsia" w:hAnsi="Cambria Math"/>
+                              <w:color w:val="FF0000"/>
                             </w:rPr>
                             <m:t>l</m:t>
                           </m:r>
@@ -2995,6 +3343,7 @@
                           <m:r>
                             <w:rPr>
                               <w:rFonts w:ascii="Cambria Math" w:eastAsiaTheme="minorEastAsia" w:hAnsi="Cambria Math"/>
+                              <w:color w:val="FF0000"/>
                             </w:rPr>
                             <m:t>C</m:t>
                           </m:r>
@@ -3005,6 +3354,7 @@
                   <m:r>
                     <w:rPr>
                       <w:rFonts w:ascii="Cambria Math" w:hAnsi="Cambria Math"/>
+                      <w:color w:val="FF0000"/>
                     </w:rPr>
                     <m:t>t</m:t>
                   </m:r>
@@ -3015,6 +3365,7 @@
           <m:r>
             <w:rPr>
               <w:rFonts w:ascii="Cambria Math" w:eastAsiaTheme="minorEastAsia" w:hAnsi="Cambria Math"/>
+              <w:color w:val="FF0000"/>
             </w:rPr>
             <m:t>+</m:t>
           </m:r>
@@ -3027,6 +3378,7 @@
                   <w:rFonts w:ascii="Cambria Math" w:eastAsiaTheme="minorEastAsia" w:hAnsi="Cambria Math"/>
                   <w:i/>
                   <w:iCs/>
+                  <w:color w:val="FF0000"/>
                 </w:rPr>
               </m:ctrlPr>
             </m:dPr>
@@ -3034,6 +3386,7 @@
               <m:r>
                 <w:rPr>
                   <w:rFonts w:ascii="Cambria Math" w:hAnsi="Cambria Math"/>
+                  <w:color w:val="FF0000"/>
                 </w:rPr>
                 <m:t>ρ</m:t>
               </m:r>
@@ -3048,6 +3401,7 @@
                   <w:rFonts w:ascii="Cambria Math" w:eastAsiaTheme="minorEastAsia" w:hAnsi="Cambria Math"/>
                   <w:i/>
                   <w:iCs/>
+                  <w:color w:val="FF0000"/>
                 </w:rPr>
               </m:ctrlPr>
             </m:dPr>
@@ -3058,6 +3412,7 @@
                     <w:rPr>
                       <w:rFonts w:ascii="Cambria Math" w:hAnsi="Cambria Math"/>
                       <w:i/>
+                      <w:color w:val="FF0000"/>
                     </w:rPr>
                   </m:ctrlPr>
                 </m:sSupPr>
@@ -3065,6 +3420,7 @@
                   <m:r>
                     <w:rPr>
                       <w:rFonts w:ascii="Cambria Math" w:hAnsi="Cambria Math"/>
+                      <w:color w:val="FF0000"/>
                     </w:rPr>
                     <m:t>e</m:t>
                   </m:r>
@@ -3076,6 +3432,7 @@
                         <w:rPr>
                           <w:rFonts w:ascii="Cambria Math" w:hAnsi="Cambria Math"/>
                           <w:i/>
+                          <w:color w:val="FF0000"/>
                         </w:rPr>
                       </m:ctrlPr>
                     </m:fPr>
@@ -3083,6 +3440,7 @@
                       <m:r>
                         <w:rPr>
                           <w:rFonts w:ascii="Cambria Math" w:hAnsi="Cambria Math"/>
+                          <w:color w:val="FF0000"/>
                         </w:rPr>
                         <m:t>i</m:t>
                       </m:r>
@@ -3091,6 +3449,7 @@
                       <m:r>
                         <w:rPr>
                           <w:rFonts w:ascii="Cambria Math" w:hAnsi="Cambria Math"/>
+                          <w:color w:val="FF0000"/>
                         </w:rPr>
                         <m:t>ℏ</m:t>
                       </m:r>
@@ -3102,6 +3461,7 @@
                         <w:rPr>
                           <w:rFonts w:ascii="Cambria Math" w:hAnsi="Cambria Math"/>
                           <w:i/>
+                          <w:color w:val="FF0000"/>
                         </w:rPr>
                       </m:ctrlPr>
                     </m:dPr>
@@ -3112,6 +3472,7 @@
                             <w:rPr>
                               <w:rFonts w:ascii="Cambria Math" w:eastAsiaTheme="minorEastAsia" w:hAnsi="Cambria Math"/>
                               <w:i/>
+                              <w:color w:val="FF0000"/>
                             </w:rPr>
                           </m:ctrlPr>
                         </m:sSubPr>
@@ -3119,6 +3480,7 @@
                           <m:r>
                             <w:rPr>
                               <w:rFonts w:ascii="Cambria Math" w:eastAsiaTheme="minorEastAsia" w:hAnsi="Cambria Math"/>
+                              <w:color w:val="FF0000"/>
                             </w:rPr>
                             <m:t>E</m:t>
                           </m:r>
@@ -3127,6 +3489,7 @@
                           <m:r>
                             <w:rPr>
                               <w:rFonts w:ascii="Cambria Math" w:eastAsiaTheme="minorEastAsia" w:hAnsi="Cambria Math"/>
+                              <w:color w:val="FF0000"/>
                             </w:rPr>
                             <m:t>0</m:t>
                           </m:r>
@@ -3135,6 +3498,7 @@
                       <m:r>
                         <w:rPr>
                           <w:rFonts w:ascii="Cambria Math" w:eastAsiaTheme="minorEastAsia" w:hAnsi="Cambria Math"/>
+                          <w:color w:val="FF0000"/>
                         </w:rPr>
                         <m:t>+</m:t>
                       </m:r>
@@ -3144,6 +3508,7 @@
                             <w:rPr>
                               <w:rFonts w:ascii="Cambria Math" w:eastAsiaTheme="minorEastAsia" w:hAnsi="Cambria Math"/>
                               <w:i/>
+                              <w:color w:val="FF0000"/>
                             </w:rPr>
                           </m:ctrlPr>
                         </m:sSubSupPr>
@@ -3151,6 +3516,7 @@
                           <m:r>
                             <w:rPr>
                               <w:rFonts w:ascii="Cambria Math" w:eastAsiaTheme="minorEastAsia" w:hAnsi="Cambria Math"/>
+                              <w:color w:val="FF0000"/>
                             </w:rPr>
                             <m:t>V</m:t>
                           </m:r>
@@ -3159,6 +3525,7 @@
                           <m:r>
                             <w:rPr>
                               <w:rFonts w:ascii="Cambria Math" w:eastAsiaTheme="minorEastAsia" w:hAnsi="Cambria Math"/>
+                              <w:color w:val="FF0000"/>
                             </w:rPr>
                             <m:t>l</m:t>
                           </m:r>
@@ -3167,6 +3534,7 @@
                           <m:r>
                             <w:rPr>
                               <w:rFonts w:ascii="Cambria Math" w:eastAsiaTheme="minorEastAsia" w:hAnsi="Cambria Math"/>
+                              <w:color w:val="FF0000"/>
                             </w:rPr>
                             <m:t>C</m:t>
                           </m:r>
@@ -3177,6 +3545,7 @@
                   <m:r>
                     <w:rPr>
                       <w:rFonts w:ascii="Cambria Math" w:hAnsi="Cambria Math"/>
+                      <w:color w:val="FF0000"/>
                     </w:rPr>
                     <m:t>t</m:t>
                   </m:r>
@@ -3185,6 +3554,7 @@
               <m:r>
                 <w:rPr>
                   <w:rFonts w:ascii="Cambria Math" w:hAnsi="Cambria Math"/>
+                  <w:color w:val="FF0000"/>
                 </w:rPr>
                 <m:t>-</m:t>
               </m:r>
@@ -3194,6 +3564,7 @@
                     <w:rPr>
                       <w:rFonts w:ascii="Cambria Math" w:hAnsi="Cambria Math"/>
                       <w:i/>
+                      <w:color w:val="FF0000"/>
                     </w:rPr>
                   </m:ctrlPr>
                 </m:sSubPr>
@@ -3201,6 +3572,7 @@
                   <m:r>
                     <w:rPr>
                       <w:rFonts w:ascii="Cambria Math" w:hAnsi="Cambria Math"/>
+                      <w:color w:val="FF0000"/>
                     </w:rPr>
                     <m:t>I</m:t>
                   </m:r>
@@ -3209,6 +3581,7 @@
                   <m:r>
                     <w:rPr>
                       <w:rFonts w:ascii="Cambria Math" w:hAnsi="Cambria Math"/>
+                      <w:color w:val="FF0000"/>
                     </w:rPr>
                     <m:t>N</m:t>
                   </m:r>
@@ -3219,6 +3592,7 @@
           <m:r>
             <w:rPr>
               <w:rFonts w:ascii="Cambria Math" w:eastAsiaTheme="minorEastAsia" w:hAnsi="Cambria Math"/>
+              <w:color w:val="FF0000"/>
             </w:rPr>
             <m:t>≤</m:t>
           </m:r>
@@ -3231,6 +3605,7 @@
                   <w:rFonts w:ascii="Cambria Math" w:eastAsiaTheme="minorEastAsia" w:hAnsi="Cambria Math"/>
                   <w:i/>
                   <w:iCs/>
+                  <w:color w:val="FF0000"/>
                 </w:rPr>
               </m:ctrlPr>
             </m:dPr>
@@ -3241,6 +3616,7 @@
                     <w:rPr>
                       <w:rFonts w:ascii="Cambria Math" w:hAnsi="Cambria Math"/>
                       <w:i/>
+                      <w:color w:val="FF0000"/>
                     </w:rPr>
                   </m:ctrlPr>
                 </m:sSupPr>
@@ -3248,6 +3624,7 @@
                   <m:r>
                     <w:rPr>
                       <w:rFonts w:ascii="Cambria Math" w:hAnsi="Cambria Math"/>
+                      <w:color w:val="FF0000"/>
                     </w:rPr>
                     <m:t>e</m:t>
                   </m:r>
@@ -3259,6 +3636,7 @@
                         <w:rPr>
                           <w:rFonts w:ascii="Cambria Math" w:hAnsi="Cambria Math"/>
                           <w:i/>
+                          <w:color w:val="FF0000"/>
                         </w:rPr>
                       </m:ctrlPr>
                     </m:fPr>
@@ -3266,6 +3644,7 @@
                       <m:r>
                         <w:rPr>
                           <w:rFonts w:ascii="Cambria Math" w:hAnsi="Cambria Math"/>
+                          <w:color w:val="FF0000"/>
                         </w:rPr>
                         <m:t>i</m:t>
                       </m:r>
@@ -3274,6 +3653,7 @@
                       <m:r>
                         <w:rPr>
                           <w:rFonts w:ascii="Cambria Math" w:hAnsi="Cambria Math"/>
+                          <w:color w:val="FF0000"/>
                         </w:rPr>
                         <m:t>ℏ</m:t>
                       </m:r>
@@ -3285,6 +3665,7 @@
                         <w:rPr>
                           <w:rFonts w:ascii="Cambria Math" w:hAnsi="Cambria Math"/>
                           <w:i/>
+                          <w:color w:val="FF0000"/>
                         </w:rPr>
                       </m:ctrlPr>
                     </m:dPr>
@@ -3295,6 +3676,7 @@
                             <w:rPr>
                               <w:rFonts w:ascii="Cambria Math" w:eastAsiaTheme="minorEastAsia" w:hAnsi="Cambria Math"/>
                               <w:i/>
+                              <w:color w:val="FF0000"/>
                             </w:rPr>
                           </m:ctrlPr>
                         </m:sSubPr>
@@ -3302,6 +3684,7 @@
                           <m:r>
                             <w:rPr>
                               <w:rFonts w:ascii="Cambria Math" w:eastAsiaTheme="minorEastAsia" w:hAnsi="Cambria Math"/>
+                              <w:color w:val="FF0000"/>
                             </w:rPr>
                             <m:t>E</m:t>
                           </m:r>
@@ -3310,6 +3693,7 @@
                           <m:r>
                             <w:rPr>
                               <w:rFonts w:ascii="Cambria Math" w:eastAsiaTheme="minorEastAsia" w:hAnsi="Cambria Math"/>
+                              <w:color w:val="FF0000"/>
                             </w:rPr>
                             <m:t>0</m:t>
                           </m:r>
@@ -3318,6 +3702,7 @@
                       <m:r>
                         <w:rPr>
                           <w:rFonts w:ascii="Cambria Math" w:eastAsiaTheme="minorEastAsia" w:hAnsi="Cambria Math"/>
+                          <w:color w:val="FF0000"/>
                         </w:rPr>
                         <m:t>+</m:t>
                       </m:r>
@@ -3327,6 +3712,7 @@
                             <w:rPr>
                               <w:rFonts w:ascii="Cambria Math" w:eastAsiaTheme="minorEastAsia" w:hAnsi="Cambria Math"/>
                               <w:i/>
+                              <w:color w:val="FF0000"/>
                             </w:rPr>
                           </m:ctrlPr>
                         </m:sSubSupPr>
@@ -3334,6 +3720,7 @@
                           <m:r>
                             <w:rPr>
                               <w:rFonts w:ascii="Cambria Math" w:eastAsiaTheme="minorEastAsia" w:hAnsi="Cambria Math"/>
+                              <w:color w:val="FF0000"/>
                             </w:rPr>
                             <m:t>V</m:t>
                           </m:r>
@@ -3342,6 +3729,7 @@
                           <m:r>
                             <w:rPr>
                               <w:rFonts w:ascii="Cambria Math" w:eastAsiaTheme="minorEastAsia" w:hAnsi="Cambria Math"/>
+                              <w:color w:val="FF0000"/>
                             </w:rPr>
                             <m:t>l</m:t>
                           </m:r>
@@ -3350,6 +3738,7 @@
                           <m:r>
                             <w:rPr>
                               <w:rFonts w:ascii="Cambria Math" w:eastAsiaTheme="minorEastAsia" w:hAnsi="Cambria Math"/>
+                              <w:color w:val="FF0000"/>
                             </w:rPr>
                             <m:t>C</m:t>
                           </m:r>
@@ -3360,6 +3749,7 @@
                   <m:r>
                     <w:rPr>
                       <w:rFonts w:ascii="Cambria Math" w:hAnsi="Cambria Math"/>
+                      <w:color w:val="FF0000"/>
                     </w:rPr>
                     <m:t>t</m:t>
                   </m:r>
@@ -3368,6 +3758,7 @@
               <m:r>
                 <w:rPr>
                   <w:rFonts w:ascii="Cambria Math" w:hAnsi="Cambria Math"/>
+                  <w:color w:val="FF0000"/>
                 </w:rPr>
                 <m:t>-</m:t>
               </m:r>
@@ -3377,6 +3768,7 @@
                     <w:rPr>
                       <w:rFonts w:ascii="Cambria Math" w:hAnsi="Cambria Math"/>
                       <w:i/>
+                      <w:color w:val="FF0000"/>
                     </w:rPr>
                   </m:ctrlPr>
                 </m:sSubPr>
@@ -3384,6 +3776,7 @@
                   <m:r>
                     <w:rPr>
                       <w:rFonts w:ascii="Cambria Math" w:hAnsi="Cambria Math"/>
+                      <w:color w:val="FF0000"/>
                     </w:rPr>
                     <m:t>I</m:t>
                   </m:r>
@@ -3392,6 +3785,7 @@
                   <m:r>
                     <w:rPr>
                       <w:rFonts w:ascii="Cambria Math" w:hAnsi="Cambria Math"/>
+                      <w:color w:val="FF0000"/>
                     </w:rPr>
                     <m:t>N</m:t>
                   </m:r>
@@ -3408,6 +3802,7 @@
                   <w:rFonts w:ascii="Cambria Math" w:eastAsiaTheme="minorEastAsia" w:hAnsi="Cambria Math"/>
                   <w:i/>
                   <w:iCs/>
+                  <w:color w:val="FF0000"/>
                 </w:rPr>
               </m:ctrlPr>
             </m:dPr>
@@ -3415,6 +3810,7 @@
               <m:r>
                 <w:rPr>
                   <w:rFonts w:ascii="Cambria Math" w:hAnsi="Cambria Math"/>
+                  <w:color w:val="FF0000"/>
                 </w:rPr>
                 <m:t>ρ</m:t>
               </m:r>
@@ -3429,6 +3825,7 @@
                   <w:rFonts w:ascii="Cambria Math" w:eastAsiaTheme="minorEastAsia" w:hAnsi="Cambria Math"/>
                   <w:i/>
                   <w:iCs/>
+                  <w:color w:val="FF0000"/>
                 </w:rPr>
               </m:ctrlPr>
             </m:dPr>
@@ -3439,6 +3836,7 @@
                     <w:rPr>
                       <w:rFonts w:ascii="Cambria Math" w:hAnsi="Cambria Math"/>
                       <w:i/>
+                      <w:color w:val="FF0000"/>
                     </w:rPr>
                   </m:ctrlPr>
                 </m:sSupPr>
@@ -3446,6 +3844,7 @@
                   <m:r>
                     <w:rPr>
                       <w:rFonts w:ascii="Cambria Math" w:hAnsi="Cambria Math"/>
+                      <w:color w:val="FF0000"/>
                     </w:rPr>
                     <m:t>e</m:t>
                   </m:r>
@@ -3457,6 +3856,7 @@
                         <w:rPr>
                           <w:rFonts w:ascii="Cambria Math" w:hAnsi="Cambria Math"/>
                           <w:i/>
+                          <w:color w:val="FF0000"/>
                         </w:rPr>
                       </m:ctrlPr>
                     </m:fPr>
@@ -3464,6 +3864,7 @@
                       <m:r>
                         <w:rPr>
                           <w:rFonts w:ascii="Cambria Math" w:hAnsi="Cambria Math"/>
+                          <w:color w:val="FF0000"/>
                         </w:rPr>
                         <m:t>i</m:t>
                       </m:r>
@@ -3472,6 +3873,7 @@
                       <m:r>
                         <w:rPr>
                           <w:rFonts w:ascii="Cambria Math" w:hAnsi="Cambria Math"/>
+                          <w:color w:val="FF0000"/>
                         </w:rPr>
                         <m:t>ℏ</m:t>
                       </m:r>
@@ -3483,6 +3885,7 @@
                         <w:rPr>
                           <w:rFonts w:ascii="Cambria Math" w:hAnsi="Cambria Math"/>
                           <w:i/>
+                          <w:color w:val="FF0000"/>
                         </w:rPr>
                       </m:ctrlPr>
                     </m:dPr>
@@ -3493,6 +3896,7 @@
                             <w:rPr>
                               <w:rFonts w:ascii="Cambria Math" w:eastAsiaTheme="minorEastAsia" w:hAnsi="Cambria Math"/>
                               <w:i/>
+                              <w:color w:val="FF0000"/>
                             </w:rPr>
                           </m:ctrlPr>
                         </m:sSubPr>
@@ -3500,6 +3904,7 @@
                           <m:r>
                             <w:rPr>
                               <w:rFonts w:ascii="Cambria Math" w:eastAsiaTheme="minorEastAsia" w:hAnsi="Cambria Math"/>
+                              <w:color w:val="FF0000"/>
                             </w:rPr>
                             <m:t>E</m:t>
                           </m:r>
@@ -3508,6 +3913,7 @@
                           <m:r>
                             <w:rPr>
                               <w:rFonts w:ascii="Cambria Math" w:eastAsiaTheme="minorEastAsia" w:hAnsi="Cambria Math"/>
+                              <w:color w:val="FF0000"/>
                             </w:rPr>
                             <m:t>0</m:t>
                           </m:r>
@@ -3516,6 +3922,7 @@
                       <m:r>
                         <w:rPr>
                           <w:rFonts w:ascii="Cambria Math" w:eastAsiaTheme="minorEastAsia" w:hAnsi="Cambria Math"/>
+                          <w:color w:val="FF0000"/>
                         </w:rPr>
                         <m:t>+</m:t>
                       </m:r>
@@ -3525,6 +3932,7 @@
                             <w:rPr>
                               <w:rFonts w:ascii="Cambria Math" w:eastAsiaTheme="minorEastAsia" w:hAnsi="Cambria Math"/>
                               <w:i/>
+                              <w:color w:val="FF0000"/>
                             </w:rPr>
                           </m:ctrlPr>
                         </m:sSubSupPr>
@@ -3532,6 +3940,7 @@
                           <m:r>
                             <w:rPr>
                               <w:rFonts w:ascii="Cambria Math" w:eastAsiaTheme="minorEastAsia" w:hAnsi="Cambria Math"/>
+                              <w:color w:val="FF0000"/>
                             </w:rPr>
                             <m:t>V</m:t>
                           </m:r>
@@ -3540,6 +3949,7 @@
                           <m:r>
                             <w:rPr>
                               <w:rFonts w:ascii="Cambria Math" w:eastAsiaTheme="minorEastAsia" w:hAnsi="Cambria Math"/>
+                              <w:color w:val="FF0000"/>
                             </w:rPr>
                             <m:t>l</m:t>
                           </m:r>
@@ -3548,6 +3958,7 @@
                           <m:r>
                             <w:rPr>
                               <w:rFonts w:ascii="Cambria Math" w:eastAsiaTheme="minorEastAsia" w:hAnsi="Cambria Math"/>
+                              <w:color w:val="FF0000"/>
                             </w:rPr>
                             <m:t>C</m:t>
                           </m:r>
@@ -3558,6 +3969,7 @@
                   <m:r>
                     <w:rPr>
                       <w:rFonts w:ascii="Cambria Math" w:hAnsi="Cambria Math"/>
+                      <w:color w:val="FF0000"/>
                     </w:rPr>
                     <m:t>t</m:t>
                   </m:r>
@@ -3568,6 +3980,7 @@
           <m:r>
             <w:rPr>
               <w:rFonts w:ascii="Cambria Math" w:eastAsiaTheme="minorEastAsia" w:hAnsi="Cambria Math"/>
+              <w:color w:val="FF0000"/>
             </w:rPr>
             <m:t>+</m:t>
           </m:r>
@@ -3580,6 +3993,7 @@
                   <w:rFonts w:ascii="Cambria Math" w:eastAsiaTheme="minorEastAsia" w:hAnsi="Cambria Math"/>
                   <w:i/>
                   <w:iCs/>
+                  <w:color w:val="FF0000"/>
                 </w:rPr>
               </m:ctrlPr>
             </m:dPr>
@@ -3587,6 +4001,7 @@
               <m:r>
                 <w:rPr>
                   <w:rFonts w:ascii="Cambria Math" w:hAnsi="Cambria Math"/>
+                  <w:color w:val="FF0000"/>
                 </w:rPr>
                 <m:t>ρ</m:t>
               </m:r>
@@ -3601,6 +4016,7 @@
                   <w:rFonts w:ascii="Cambria Math" w:eastAsiaTheme="minorEastAsia" w:hAnsi="Cambria Math"/>
                   <w:i/>
                   <w:iCs/>
+                  <w:color w:val="FF0000"/>
                 </w:rPr>
               </m:ctrlPr>
             </m:dPr>
@@ -3611,6 +4027,7 @@
                     <w:rPr>
                       <w:rFonts w:ascii="Cambria Math" w:hAnsi="Cambria Math"/>
                       <w:i/>
+                      <w:color w:val="FF0000"/>
                     </w:rPr>
                   </m:ctrlPr>
                 </m:sSupPr>
@@ -3618,6 +4035,7 @@
                   <m:r>
                     <w:rPr>
                       <w:rFonts w:ascii="Cambria Math" w:hAnsi="Cambria Math"/>
+                      <w:color w:val="FF0000"/>
                     </w:rPr>
                     <m:t>e</m:t>
                   </m:r>
@@ -3629,6 +4047,7 @@
                         <w:rPr>
                           <w:rFonts w:ascii="Cambria Math" w:hAnsi="Cambria Math"/>
                           <w:i/>
+                          <w:color w:val="FF0000"/>
                         </w:rPr>
                       </m:ctrlPr>
                     </m:fPr>
@@ -3636,6 +4055,7 @@
                       <m:r>
                         <w:rPr>
                           <w:rFonts w:ascii="Cambria Math" w:hAnsi="Cambria Math"/>
+                          <w:color w:val="FF0000"/>
                         </w:rPr>
                         <m:t>i</m:t>
                       </m:r>
@@ -3644,6 +4064,7 @@
                       <m:r>
                         <w:rPr>
                           <w:rFonts w:ascii="Cambria Math" w:hAnsi="Cambria Math"/>
+                          <w:color w:val="FF0000"/>
                         </w:rPr>
                         <m:t>ℏ</m:t>
                       </m:r>
@@ -3655,6 +4076,7 @@
                         <w:rPr>
                           <w:rFonts w:ascii="Cambria Math" w:hAnsi="Cambria Math"/>
                           <w:i/>
+                          <w:color w:val="FF0000"/>
                         </w:rPr>
                       </m:ctrlPr>
                     </m:dPr>
@@ -3665,6 +4087,7 @@
                             <w:rPr>
                               <w:rFonts w:ascii="Cambria Math" w:eastAsiaTheme="minorEastAsia" w:hAnsi="Cambria Math"/>
                               <w:i/>
+                              <w:color w:val="FF0000"/>
                             </w:rPr>
                           </m:ctrlPr>
                         </m:sSubPr>
@@ -3672,6 +4095,7 @@
                           <m:r>
                             <w:rPr>
                               <w:rFonts w:ascii="Cambria Math" w:eastAsiaTheme="minorEastAsia" w:hAnsi="Cambria Math"/>
+                              <w:color w:val="FF0000"/>
                             </w:rPr>
                             <m:t>E</m:t>
                           </m:r>
@@ -3680,6 +4104,7 @@
                           <m:r>
                             <w:rPr>
                               <w:rFonts w:ascii="Cambria Math" w:eastAsiaTheme="minorEastAsia" w:hAnsi="Cambria Math"/>
+                              <w:color w:val="FF0000"/>
                             </w:rPr>
                             <m:t>0</m:t>
                           </m:r>
@@ -3688,6 +4113,7 @@
                       <m:r>
                         <w:rPr>
                           <w:rFonts w:ascii="Cambria Math" w:eastAsiaTheme="minorEastAsia" w:hAnsi="Cambria Math"/>
+                          <w:color w:val="FF0000"/>
                         </w:rPr>
                         <m:t>+</m:t>
                       </m:r>
@@ -3697,6 +4123,7 @@
                             <w:rPr>
                               <w:rFonts w:ascii="Cambria Math" w:eastAsiaTheme="minorEastAsia" w:hAnsi="Cambria Math"/>
                               <w:i/>
+                              <w:color w:val="FF0000"/>
                             </w:rPr>
                           </m:ctrlPr>
                         </m:sSubSupPr>
@@ -3704,6 +4131,7 @@
                           <m:r>
                             <w:rPr>
                               <w:rFonts w:ascii="Cambria Math" w:eastAsiaTheme="minorEastAsia" w:hAnsi="Cambria Math"/>
+                              <w:color w:val="FF0000"/>
                             </w:rPr>
                             <m:t>V</m:t>
                           </m:r>
@@ -3712,6 +4140,7 @@
                           <m:r>
                             <w:rPr>
                               <w:rFonts w:ascii="Cambria Math" w:eastAsiaTheme="minorEastAsia" w:hAnsi="Cambria Math"/>
+                              <w:color w:val="FF0000"/>
                             </w:rPr>
                             <m:t>l</m:t>
                           </m:r>
@@ -3720,6 +4149,7 @@
                           <m:r>
                             <w:rPr>
                               <w:rFonts w:ascii="Cambria Math" w:eastAsiaTheme="minorEastAsia" w:hAnsi="Cambria Math"/>
+                              <w:color w:val="FF0000"/>
                             </w:rPr>
                             <m:t>C</m:t>
                           </m:r>
@@ -3730,6 +4160,7 @@
                   <m:r>
                     <w:rPr>
                       <w:rFonts w:ascii="Cambria Math" w:hAnsi="Cambria Math"/>
+                      <w:color w:val="FF0000"/>
                     </w:rPr>
                     <m:t>t</m:t>
                   </m:r>
@@ -3738,6 +4169,7 @@
               <m:r>
                 <w:rPr>
                   <w:rFonts w:ascii="Cambria Math" w:hAnsi="Cambria Math"/>
+                  <w:color w:val="FF0000"/>
                 </w:rPr>
                 <m:t>-</m:t>
               </m:r>
@@ -3747,6 +4179,7 @@
                     <w:rPr>
                       <w:rFonts w:ascii="Cambria Math" w:hAnsi="Cambria Math"/>
                       <w:i/>
+                      <w:color w:val="FF0000"/>
                     </w:rPr>
                   </m:ctrlPr>
                 </m:sSubPr>
@@ -3754,6 +4187,7 @@
                   <m:r>
                     <w:rPr>
                       <w:rFonts w:ascii="Cambria Math" w:hAnsi="Cambria Math"/>
+                      <w:color w:val="FF0000"/>
                     </w:rPr>
                     <m:t>I</m:t>
                   </m:r>
@@ -3762,6 +4196,7 @@
                   <m:r>
                     <w:rPr>
                       <w:rFonts w:ascii="Cambria Math" w:hAnsi="Cambria Math"/>
+                      <w:color w:val="FF0000"/>
                     </w:rPr>
                     <m:t>N</m:t>
                   </m:r>
@@ -3772,6 +4207,7 @@
           <m:r>
             <w:rPr>
               <w:rFonts w:ascii="Cambria Math" w:eastAsiaTheme="minorEastAsia" w:hAnsi="Cambria Math"/>
+              <w:color w:val="FF0000"/>
             </w:rPr>
             <m:t>≤</m:t>
           </m:r>
@@ -3782,6 +4218,7 @@
                   <w:rFonts w:ascii="Cambria Math" w:eastAsiaTheme="minorEastAsia" w:hAnsi="Cambria Math"/>
                   <w:i/>
                   <w:iCs/>
+                  <w:color w:val="FF0000"/>
                 </w:rPr>
               </m:ctrlPr>
             </m:dPr>
@@ -3795,6 +4232,7 @@
                       <w:rFonts w:ascii="Cambria Math" w:eastAsiaTheme="minorEastAsia" w:hAnsi="Cambria Math"/>
                       <w:i/>
                       <w:iCs/>
+                      <w:color w:val="FF0000"/>
                     </w:rPr>
                   </m:ctrlPr>
                 </m:dPr>
@@ -3805,6 +4243,7 @@
                         <w:rPr>
                           <w:rFonts w:ascii="Cambria Math" w:hAnsi="Cambria Math"/>
                           <w:i/>
+                          <w:color w:val="FF0000"/>
                         </w:rPr>
                       </m:ctrlPr>
                     </m:sSupPr>
@@ -3812,6 +4251,7 @@
                       <m:r>
                         <w:rPr>
                           <w:rFonts w:ascii="Cambria Math" w:hAnsi="Cambria Math"/>
+                          <w:color w:val="FF0000"/>
                         </w:rPr>
                         <m:t>e</m:t>
                       </m:r>
@@ -3823,6 +4263,7 @@
                             <w:rPr>
                               <w:rFonts w:ascii="Cambria Math" w:hAnsi="Cambria Math"/>
                               <w:i/>
+                              <w:color w:val="FF0000"/>
                             </w:rPr>
                           </m:ctrlPr>
                         </m:fPr>
@@ -3830,6 +4271,7 @@
                           <m:r>
                             <w:rPr>
                               <w:rFonts w:ascii="Cambria Math" w:hAnsi="Cambria Math"/>
+                              <w:color w:val="FF0000"/>
                             </w:rPr>
                             <m:t>i</m:t>
                           </m:r>
@@ -3838,6 +4280,7 @@
                           <m:r>
                             <w:rPr>
                               <w:rFonts w:ascii="Cambria Math" w:hAnsi="Cambria Math"/>
+                              <w:color w:val="FF0000"/>
                             </w:rPr>
                             <m:t>ℏ</m:t>
                           </m:r>
@@ -3849,6 +4292,7 @@
                             <w:rPr>
                               <w:rFonts w:ascii="Cambria Math" w:hAnsi="Cambria Math"/>
                               <w:i/>
+                              <w:color w:val="FF0000"/>
                             </w:rPr>
                           </m:ctrlPr>
                         </m:dPr>
@@ -3859,6 +4303,7 @@
                                 <w:rPr>
                                   <w:rFonts w:ascii="Cambria Math" w:eastAsiaTheme="minorEastAsia" w:hAnsi="Cambria Math"/>
                                   <w:i/>
+                                  <w:color w:val="FF0000"/>
                                 </w:rPr>
                               </m:ctrlPr>
                             </m:sSubPr>
@@ -3866,6 +4311,7 @@
                               <m:r>
                                 <w:rPr>
                                   <w:rFonts w:ascii="Cambria Math" w:eastAsiaTheme="minorEastAsia" w:hAnsi="Cambria Math"/>
+                                  <w:color w:val="FF0000"/>
                                 </w:rPr>
                                 <m:t>E</m:t>
                               </m:r>
@@ -3874,6 +4320,7 @@
                               <m:r>
                                 <w:rPr>
                                   <w:rFonts w:ascii="Cambria Math" w:eastAsiaTheme="minorEastAsia" w:hAnsi="Cambria Math"/>
+                                  <w:color w:val="FF0000"/>
                                 </w:rPr>
                                 <m:t>0</m:t>
                               </m:r>
@@ -3882,6 +4329,7 @@
                           <m:r>
                             <w:rPr>
                               <w:rFonts w:ascii="Cambria Math" w:eastAsiaTheme="minorEastAsia" w:hAnsi="Cambria Math"/>
+                              <w:color w:val="FF0000"/>
                             </w:rPr>
                             <m:t>+</m:t>
                           </m:r>
@@ -3891,6 +4339,7 @@
                                 <w:rPr>
                                   <w:rFonts w:ascii="Cambria Math" w:eastAsiaTheme="minorEastAsia" w:hAnsi="Cambria Math"/>
                                   <w:i/>
+                                  <w:color w:val="FF0000"/>
                                 </w:rPr>
                               </m:ctrlPr>
                             </m:sSubSupPr>
@@ -3898,6 +4347,7 @@
                               <m:r>
                                 <w:rPr>
                                   <w:rFonts w:ascii="Cambria Math" w:eastAsiaTheme="minorEastAsia" w:hAnsi="Cambria Math"/>
+                                  <w:color w:val="FF0000"/>
                                 </w:rPr>
                                 <m:t>V</m:t>
                               </m:r>
@@ -3906,6 +4356,7 @@
                               <m:r>
                                 <w:rPr>
                                   <w:rFonts w:ascii="Cambria Math" w:eastAsiaTheme="minorEastAsia" w:hAnsi="Cambria Math"/>
+                                  <w:color w:val="FF0000"/>
                                 </w:rPr>
                                 <m:t>l</m:t>
                               </m:r>
@@ -3914,6 +4365,7 @@
                               <m:r>
                                 <w:rPr>
                                   <w:rFonts w:ascii="Cambria Math" w:eastAsiaTheme="minorEastAsia" w:hAnsi="Cambria Math"/>
+                                  <w:color w:val="FF0000"/>
                                 </w:rPr>
                                 <m:t>C</m:t>
                               </m:r>
@@ -3924,6 +4376,7 @@
                       <m:r>
                         <w:rPr>
                           <w:rFonts w:ascii="Cambria Math" w:hAnsi="Cambria Math"/>
+                          <w:color w:val="FF0000"/>
                         </w:rPr>
                         <m:t>t</m:t>
                       </m:r>
@@ -3934,6 +4387,7 @@
               <m:r>
                 <w:rPr>
                   <w:rFonts w:ascii="Cambria Math" w:eastAsiaTheme="minorEastAsia" w:hAnsi="Cambria Math"/>
+                  <w:color w:val="FF0000"/>
                 </w:rPr>
                 <m:t>+1</m:t>
               </m:r>
@@ -3948,6 +4402,7 @@
                   <w:rFonts w:ascii="Cambria Math" w:eastAsiaTheme="minorEastAsia" w:hAnsi="Cambria Math"/>
                   <w:i/>
                   <w:iCs/>
+                  <w:color w:val="FF0000"/>
                 </w:rPr>
               </m:ctrlPr>
             </m:dPr>
@@ -3955,6 +4410,7 @@
               <m:r>
                 <w:rPr>
                   <w:rFonts w:ascii="Cambria Math" w:hAnsi="Cambria Math"/>
+                  <w:color w:val="FF0000"/>
                 </w:rPr>
                 <m:t>ρ</m:t>
               </m:r>
@@ -3969,6 +4425,7 @@
                   <w:rFonts w:ascii="Cambria Math" w:eastAsiaTheme="minorEastAsia" w:hAnsi="Cambria Math"/>
                   <w:i/>
                   <w:iCs/>
+                  <w:color w:val="FF0000"/>
                 </w:rPr>
               </m:ctrlPr>
             </m:dPr>
@@ -3979,6 +4436,7 @@
                     <w:rPr>
                       <w:rFonts w:ascii="Cambria Math" w:hAnsi="Cambria Math"/>
                       <w:i/>
+                      <w:color w:val="FF0000"/>
                     </w:rPr>
                   </m:ctrlPr>
                 </m:sSupPr>
@@ -3986,6 +4444,7 @@
                   <m:r>
                     <w:rPr>
                       <w:rFonts w:ascii="Cambria Math" w:hAnsi="Cambria Math"/>
+                      <w:color w:val="FF0000"/>
                     </w:rPr>
                     <m:t>e</m:t>
                   </m:r>
@@ -3997,6 +4456,7 @@
                         <w:rPr>
                           <w:rFonts w:ascii="Cambria Math" w:hAnsi="Cambria Math"/>
                           <w:i/>
+                          <w:color w:val="FF0000"/>
                         </w:rPr>
                       </m:ctrlPr>
                     </m:fPr>
@@ -4004,6 +4464,7 @@
                       <m:r>
                         <w:rPr>
                           <w:rFonts w:ascii="Cambria Math" w:hAnsi="Cambria Math"/>
+                          <w:color w:val="FF0000"/>
                         </w:rPr>
                         <m:t>i</m:t>
                       </m:r>
@@ -4012,6 +4473,7 @@
                       <m:r>
                         <w:rPr>
                           <w:rFonts w:ascii="Cambria Math" w:hAnsi="Cambria Math"/>
+                          <w:color w:val="FF0000"/>
                         </w:rPr>
                         <m:t>ℏ</m:t>
                       </m:r>
@@ -4023,6 +4485,7 @@
                         <w:rPr>
                           <w:rFonts w:ascii="Cambria Math" w:hAnsi="Cambria Math"/>
                           <w:i/>
+                          <w:color w:val="FF0000"/>
                         </w:rPr>
                       </m:ctrlPr>
                     </m:dPr>
@@ -4033,6 +4496,7 @@
                             <w:rPr>
                               <w:rFonts w:ascii="Cambria Math" w:eastAsiaTheme="minorEastAsia" w:hAnsi="Cambria Math"/>
                               <w:i/>
+                              <w:color w:val="FF0000"/>
                             </w:rPr>
                           </m:ctrlPr>
                         </m:sSubPr>
@@ -4040,6 +4504,7 @@
                           <m:r>
                             <w:rPr>
                               <w:rFonts w:ascii="Cambria Math" w:eastAsiaTheme="minorEastAsia" w:hAnsi="Cambria Math"/>
+                              <w:color w:val="FF0000"/>
                             </w:rPr>
                             <m:t>E</m:t>
                           </m:r>
@@ -4048,6 +4513,7 @@
                           <m:r>
                             <w:rPr>
                               <w:rFonts w:ascii="Cambria Math" w:eastAsiaTheme="minorEastAsia" w:hAnsi="Cambria Math"/>
+                              <w:color w:val="FF0000"/>
                             </w:rPr>
                             <m:t>0</m:t>
                           </m:r>
@@ -4056,6 +4522,7 @@
                       <m:r>
                         <w:rPr>
                           <w:rFonts w:ascii="Cambria Math" w:eastAsiaTheme="minorEastAsia" w:hAnsi="Cambria Math"/>
+                          <w:color w:val="FF0000"/>
                         </w:rPr>
                         <m:t>+</m:t>
                       </m:r>
@@ -4065,6 +4532,7 @@
                             <w:rPr>
                               <w:rFonts w:ascii="Cambria Math" w:eastAsiaTheme="minorEastAsia" w:hAnsi="Cambria Math"/>
                               <w:i/>
+                              <w:color w:val="FF0000"/>
                             </w:rPr>
                           </m:ctrlPr>
                         </m:sSubSupPr>
@@ -4072,6 +4540,7 @@
                           <m:r>
                             <w:rPr>
                               <w:rFonts w:ascii="Cambria Math" w:eastAsiaTheme="minorEastAsia" w:hAnsi="Cambria Math"/>
+                              <w:color w:val="FF0000"/>
                             </w:rPr>
                             <m:t>V</m:t>
                           </m:r>
@@ -4080,6 +4549,7 @@
                           <m:r>
                             <w:rPr>
                               <w:rFonts w:ascii="Cambria Math" w:eastAsiaTheme="minorEastAsia" w:hAnsi="Cambria Math"/>
+                              <w:color w:val="FF0000"/>
                             </w:rPr>
                             <m:t>l</m:t>
                           </m:r>
@@ -4088,6 +4558,7 @@
                           <m:r>
                             <w:rPr>
                               <w:rFonts w:ascii="Cambria Math" w:eastAsiaTheme="minorEastAsia" w:hAnsi="Cambria Math"/>
+                              <w:color w:val="FF0000"/>
                             </w:rPr>
                             <m:t>C</m:t>
                           </m:r>
@@ -4098,6 +4569,7 @@
                   <m:r>
                     <w:rPr>
                       <w:rFonts w:ascii="Cambria Math" w:hAnsi="Cambria Math"/>
+                      <w:color w:val="FF0000"/>
                     </w:rPr>
                     <m:t>t</m:t>
                   </m:r>
@@ -4106,6 +4578,7 @@
               <m:r>
                 <w:rPr>
                   <w:rFonts w:ascii="Cambria Math" w:hAnsi="Cambria Math"/>
+                  <w:color w:val="FF0000"/>
                 </w:rPr>
                 <m:t>-</m:t>
               </m:r>
@@ -4115,6 +4588,7 @@
                     <w:rPr>
                       <w:rFonts w:ascii="Cambria Math" w:hAnsi="Cambria Math"/>
                       <w:i/>
+                      <w:color w:val="FF0000"/>
                     </w:rPr>
                   </m:ctrlPr>
                 </m:sSubPr>
@@ -4122,6 +4596,7 @@
                   <m:r>
                     <w:rPr>
                       <w:rFonts w:ascii="Cambria Math" w:hAnsi="Cambria Math"/>
+                      <w:color w:val="FF0000"/>
                     </w:rPr>
                     <m:t>I</m:t>
                   </m:r>
@@ -4130,6 +4605,7 @@
                   <m:r>
                     <w:rPr>
                       <w:rFonts w:ascii="Cambria Math" w:hAnsi="Cambria Math"/>
+                      <w:color w:val="FF0000"/>
                     </w:rPr>
                     <m:t>N</m:t>
                   </m:r>
@@ -4140,6 +4616,7 @@
           <m:r>
             <w:rPr>
               <w:rFonts w:ascii="Cambria Math" w:eastAsiaTheme="minorEastAsia" w:hAnsi="Cambria Math"/>
+              <w:color w:val="FF0000"/>
             </w:rPr>
             <m:t>→0</m:t>
           </m:r>
@@ -4155,11 +4632,13 @@
         </w:numPr>
         <w:rPr>
           <w:rFonts w:eastAsiaTheme="minorEastAsia"/>
+          <w:color w:val="FF0000"/>
         </w:rPr>
       </w:pPr>
       <w:r>
         <w:rPr>
           <w:rFonts w:eastAsiaTheme="minorEastAsia"/>
+          <w:color w:val="FF0000"/>
         </w:rPr>
         <w:t xml:space="preserve">Pour </w:t>
       </w:r>
@@ -4170,6 +4649,7 @@
               <w:rPr>
                 <w:rFonts w:ascii="Cambria Math" w:hAnsi="Cambria Math"/>
                 <w:i/>
+                <w:color w:val="FF0000"/>
               </w:rPr>
             </m:ctrlPr>
           </m:sSubPr>
@@ -4180,6 +4660,7 @@
               </m:rPr>
               <w:rPr>
                 <w:rFonts w:ascii="Cambria Math" w:hAnsi="Cambria Math"/>
+                <w:color w:val="FF0000"/>
               </w:rPr>
               <m:t>G</m:t>
             </m:r>
@@ -4188,6 +4669,7 @@
             <m:r>
               <w:rPr>
                 <w:rFonts w:ascii="Cambria Math" w:hAnsi="Cambria Math"/>
+                <w:color w:val="FF0000"/>
               </w:rPr>
               <m:t>2</m:t>
             </m:r>
@@ -4199,6 +4681,7 @@
               <w:rPr>
                 <w:rFonts w:ascii="Cambria Math" w:hAnsi="Cambria Math"/>
                 <w:i/>
+                <w:color w:val="FF0000"/>
               </w:rPr>
             </m:ctrlPr>
           </m:dPr>
@@ -4206,6 +4689,7 @@
             <m:r>
               <w:rPr>
                 <w:rFonts w:ascii="Cambria Math" w:hAnsi="Cambria Math"/>
+                <w:color w:val="FF0000"/>
               </w:rPr>
               <m:t>ρ</m:t>
             </m:r>
@@ -4215,6 +4699,7 @@
       <w:r>
         <w:rPr>
           <w:rFonts w:eastAsiaTheme="minorEastAsia"/>
+          <w:color w:val="FF0000"/>
         </w:rPr>
         <w:t> :</w:t>
       </w:r>
@@ -4224,6 +4709,7 @@
         <w:pStyle w:val="Paragraphedeliste"/>
         <w:rPr>
           <w:rFonts w:eastAsiaTheme="minorEastAsia"/>
+          <w:color w:val="FF0000"/>
         </w:rPr>
       </w:pPr>
       <m:oMathPara>
@@ -4231,6 +4717,7 @@
           <m:r>
             <w:rPr>
               <w:rFonts w:ascii="Cambria Math" w:hAnsi="Cambria Math"/>
+              <w:color w:val="FF0000"/>
             </w:rPr>
             <m:t>ρ⟼</m:t>
           </m:r>
@@ -4240,6 +4727,7 @@
                 <w:rPr>
                   <w:rFonts w:ascii="Cambria Math" w:hAnsi="Cambria Math"/>
                   <w:i/>
+                  <w:color w:val="FF0000"/>
                 </w:rPr>
               </m:ctrlPr>
             </m:sSubPr>
@@ -4250,6 +4738,7 @@
                 </m:rPr>
                 <w:rPr>
                   <w:rFonts w:ascii="Cambria Math" w:hAnsi="Cambria Math"/>
+                  <w:color w:val="FF0000"/>
                 </w:rPr>
                 <m:t>A</m:t>
               </m:r>
@@ -4258,6 +4747,7 @@
               <m:r>
                 <w:rPr>
                   <w:rFonts w:ascii="Cambria Math" w:hAnsi="Cambria Math"/>
+                  <w:color w:val="FF0000"/>
                 </w:rPr>
                 <m:t>2</m:t>
               </m:r>
@@ -4269,6 +4759,7 @@
                 <w:rPr>
                   <w:rFonts w:ascii="Cambria Math" w:hAnsi="Cambria Math"/>
                   <w:i/>
+                  <w:color w:val="FF0000"/>
                 </w:rPr>
               </m:ctrlPr>
             </m:dPr>
@@ -4276,6 +4767,7 @@
               <m:r>
                 <w:rPr>
                   <w:rFonts w:ascii="Cambria Math" w:hAnsi="Cambria Math"/>
+                  <w:color w:val="FF0000"/>
                 </w:rPr>
                 <m:t>t</m:t>
               </m:r>
@@ -4284,6 +4776,7 @@
           <m:r>
             <w:rPr>
               <w:rFonts w:ascii="Cambria Math" w:hAnsi="Cambria Math"/>
+              <w:color w:val="FF0000"/>
             </w:rPr>
             <m:t>ρ=ρ+t</m:t>
           </m:r>
@@ -4293,6 +4786,7 @@
                 <w:rPr>
                   <w:rFonts w:ascii="Cambria Math" w:hAnsi="Cambria Math"/>
                   <w:i/>
+                  <w:color w:val="FF0000"/>
                 </w:rPr>
               </m:ctrlPr>
             </m:sSubPr>
@@ -4303,6 +4797,7 @@
                 </m:rPr>
                 <w:rPr>
                   <w:rFonts w:ascii="Cambria Math" w:hAnsi="Cambria Math"/>
+                  <w:color w:val="FF0000"/>
                 </w:rPr>
                 <m:t>G</m:t>
               </m:r>
@@ -4311,6 +4806,7 @@
               <m:r>
                 <w:rPr>
                   <w:rFonts w:ascii="Cambria Math" w:hAnsi="Cambria Math"/>
+                  <w:color w:val="FF0000"/>
                 </w:rPr>
                 <m:t>2</m:t>
               </m:r>
@@ -4322,6 +4818,7 @@
                 <w:rPr>
                   <w:rFonts w:ascii="Cambria Math" w:hAnsi="Cambria Math"/>
                   <w:i/>
+                  <w:color w:val="FF0000"/>
                 </w:rPr>
               </m:ctrlPr>
             </m:dPr>
@@ -4329,6 +4826,7 @@
               <m:r>
                 <w:rPr>
                   <w:rFonts w:ascii="Cambria Math" w:hAnsi="Cambria Math"/>
+                  <w:color w:val="FF0000"/>
                 </w:rPr>
                 <m:t>ρ</m:t>
               </m:r>
@@ -4337,6 +4835,7 @@
           <m:r>
             <w:rPr>
               <w:rFonts w:ascii="Cambria Math" w:hAnsi="Cambria Math"/>
+              <w:color w:val="FF0000"/>
             </w:rPr>
             <m:t>+o(t)</m:t>
           </m:r>
@@ -4348,11 +4847,13 @@
         <w:pStyle w:val="Paragraphedeliste"/>
         <w:rPr>
           <w:rFonts w:eastAsiaTheme="minorEastAsia"/>
+          <w:color w:val="FF0000"/>
         </w:rPr>
       </w:pPr>
       <w:r>
         <w:rPr>
           <w:rFonts w:eastAsiaTheme="minorEastAsia"/>
+          <w:color w:val="FF0000"/>
         </w:rPr>
         <w:t xml:space="preserve">Cet opérateur n’est pas un semi-groupe d’évolution </w:t>
       </w:r>
@@ -4366,11 +4867,13 @@
         </w:numPr>
         <w:rPr>
           <w:rFonts w:eastAsiaTheme="minorEastAsia"/>
+          <w:color w:val="FF0000"/>
         </w:rPr>
       </w:pPr>
       <w:r>
         <w:rPr>
           <w:rFonts w:eastAsiaTheme="minorEastAsia"/>
+          <w:color w:val="FF0000"/>
         </w:rPr>
         <w:t xml:space="preserve">Pour </w:t>
       </w:r>
@@ -4381,6 +4884,7 @@
               <w:rPr>
                 <w:rFonts w:ascii="Cambria Math" w:hAnsi="Cambria Math"/>
                 <w:i/>
+                <w:color w:val="FF0000"/>
               </w:rPr>
             </m:ctrlPr>
           </m:sSubPr>
@@ -4391,6 +4895,7 @@
               </m:rPr>
               <w:rPr>
                 <w:rFonts w:ascii="Cambria Math" w:hAnsi="Cambria Math"/>
+                <w:color w:val="FF0000"/>
               </w:rPr>
               <m:t>G</m:t>
             </m:r>
@@ -4399,6 +4904,7 @@
             <m:r>
               <w:rPr>
                 <w:rFonts w:ascii="Cambria Math" w:hAnsi="Cambria Math"/>
+                <w:color w:val="FF0000"/>
               </w:rPr>
               <m:t>3</m:t>
             </m:r>
@@ -4410,6 +4916,7 @@
               <w:rPr>
                 <w:rFonts w:ascii="Cambria Math" w:hAnsi="Cambria Math"/>
                 <w:i/>
+                <w:color w:val="FF0000"/>
               </w:rPr>
             </m:ctrlPr>
           </m:dPr>
@@ -4417,6 +4924,7 @@
             <m:r>
               <w:rPr>
                 <w:rFonts w:ascii="Cambria Math" w:hAnsi="Cambria Math"/>
+                <w:color w:val="FF0000"/>
               </w:rPr>
               <m:t>ρ</m:t>
             </m:r>
@@ -4426,6 +4934,7 @@
       <w:r>
         <w:rPr>
           <w:rFonts w:eastAsiaTheme="minorEastAsia"/>
+          <w:color w:val="FF0000"/>
         </w:rPr>
         <w:t> :</w:t>
       </w:r>
@@ -4435,6 +4944,7 @@
         <w:pStyle w:val="Paragraphedeliste"/>
         <w:rPr>
           <w:rFonts w:eastAsiaTheme="minorEastAsia"/>
+          <w:color w:val="FF0000"/>
         </w:rPr>
       </w:pPr>
       <m:oMathPara>
@@ -4442,6 +4952,7 @@
           <m:r>
             <w:rPr>
               <w:rFonts w:ascii="Cambria Math" w:hAnsi="Cambria Math"/>
+              <w:color w:val="FF0000"/>
             </w:rPr>
             <m:t>ρ⟼</m:t>
           </m:r>
@@ -4451,6 +4962,7 @@
                 <w:rPr>
                   <w:rFonts w:ascii="Cambria Math" w:hAnsi="Cambria Math"/>
                   <w:i/>
+                  <w:color w:val="FF0000"/>
                 </w:rPr>
               </m:ctrlPr>
             </m:sSubPr>
@@ -4461,6 +4973,7 @@
                 </m:rPr>
                 <w:rPr>
                   <w:rFonts w:ascii="Cambria Math" w:hAnsi="Cambria Math"/>
+                  <w:color w:val="FF0000"/>
                 </w:rPr>
                 <m:t>A</m:t>
               </m:r>
@@ -4469,6 +4982,7 @@
               <m:r>
                 <w:rPr>
                   <w:rFonts w:ascii="Cambria Math" w:hAnsi="Cambria Math"/>
+                  <w:color w:val="FF0000"/>
                 </w:rPr>
                 <m:t>3</m:t>
               </m:r>
@@ -4480,6 +4994,7 @@
                 <w:rPr>
                   <w:rFonts w:ascii="Cambria Math" w:hAnsi="Cambria Math"/>
                   <w:i/>
+                  <w:color w:val="FF0000"/>
                 </w:rPr>
               </m:ctrlPr>
             </m:dPr>
@@ -4487,6 +5002,7 @@
               <m:r>
                 <w:rPr>
                   <w:rFonts w:ascii="Cambria Math" w:hAnsi="Cambria Math"/>
+                  <w:color w:val="FF0000"/>
                 </w:rPr>
                 <m:t>t</m:t>
               </m:r>
@@ -4495,6 +5011,7 @@
           <m:r>
             <w:rPr>
               <w:rFonts w:ascii="Cambria Math" w:hAnsi="Cambria Math"/>
+              <w:color w:val="FF0000"/>
             </w:rPr>
             <m:t>ρ=</m:t>
           </m:r>
@@ -4504,6 +5021,7 @@
                 <w:rPr>
                   <w:rFonts w:ascii="Cambria Math" w:hAnsi="Cambria Math"/>
                   <w:i/>
+                  <w:color w:val="FF0000"/>
                 </w:rPr>
               </m:ctrlPr>
             </m:sSupPr>
@@ -4511,6 +5029,7 @@
               <m:r>
                 <w:rPr>
                   <w:rFonts w:ascii="Cambria Math" w:hAnsi="Cambria Math"/>
+                  <w:color w:val="FF0000"/>
                 </w:rPr>
                 <m:t>e</m:t>
               </m:r>
@@ -4519,6 +5038,7 @@
               <m:r>
                 <w:rPr>
                   <w:rFonts w:ascii="Cambria Math" w:hAnsi="Cambria Math"/>
+                  <w:color w:val="FF0000"/>
                 </w:rPr>
                 <m:t>t</m:t>
               </m:r>
@@ -4528,6 +5048,7 @@
                     <w:rPr>
                       <w:rFonts w:ascii="Cambria Math" w:hAnsi="Cambria Math"/>
                       <w:i/>
+                      <w:color w:val="FF0000"/>
                     </w:rPr>
                   </m:ctrlPr>
                 </m:sSubPr>
@@ -4538,6 +5059,7 @@
                     </m:rPr>
                     <w:rPr>
                       <w:rFonts w:ascii="Cambria Math" w:hAnsi="Cambria Math"/>
+                      <w:color w:val="FF0000"/>
                     </w:rPr>
                     <m:t>G</m:t>
                   </m:r>
@@ -4546,6 +5068,7 @@
                   <m:r>
                     <w:rPr>
                       <w:rFonts w:ascii="Cambria Math" w:hAnsi="Cambria Math"/>
+                      <w:color w:val="FF0000"/>
                     </w:rPr>
                     <m:t>3</m:t>
                   </m:r>
@@ -4556,6 +5079,7 @@
           <m:r>
             <w:rPr>
               <w:rFonts w:ascii="Cambria Math" w:hAnsi="Cambria Math"/>
+              <w:color w:val="FF0000"/>
             </w:rPr>
             <m:t>ρ=ρ+t</m:t>
           </m:r>
@@ -4568,6 +5092,7 @@
                 <w:rPr>
                   <w:rFonts w:ascii="Cambria Math" w:hAnsi="Cambria Math"/>
                   <w:i/>
+                  <w:color w:val="FF0000"/>
                 </w:rPr>
               </m:ctrlPr>
             </m:naryPr>
@@ -4575,6 +5100,7 @@
               <m:r>
                 <w:rPr>
                   <w:rFonts w:ascii="Cambria Math" w:hAnsi="Cambria Math"/>
+                  <w:color w:val="FF0000"/>
                 </w:rPr>
                 <m:t>α</m:t>
               </m:r>
@@ -4587,6 +5113,7 @@
                     <w:rPr>
                       <w:rFonts w:ascii="Cambria Math" w:hAnsi="Cambria Math"/>
                       <w:i/>
+                      <w:color w:val="FF0000"/>
                     </w:rPr>
                   </m:ctrlPr>
                 </m:dPr>
@@ -4597,6 +5124,7 @@
                         <w:rPr>
                           <w:rFonts w:ascii="Cambria Math" w:hAnsi="Cambria Math"/>
                           <w:i/>
+                          <w:color w:val="FF0000"/>
                         </w:rPr>
                       </m:ctrlPr>
                     </m:sSubPr>
@@ -4604,6 +5132,7 @@
                       <m:r>
                         <w:rPr>
                           <w:rFonts w:ascii="Cambria Math" w:hAnsi="Cambria Math"/>
+                          <w:color w:val="FF0000"/>
                         </w:rPr>
                         <m:t>L</m:t>
                       </m:r>
@@ -4612,6 +5141,7 @@
                       <m:r>
                         <w:rPr>
                           <w:rFonts w:ascii="Cambria Math" w:hAnsi="Cambria Math"/>
+                          <w:color w:val="FF0000"/>
                         </w:rPr>
                         <m:t>α</m:t>
                       </m:r>
@@ -4620,6 +5150,7 @@
                   <m:r>
                     <w:rPr>
                       <w:rFonts w:ascii="Cambria Math" w:hAnsi="Cambria Math"/>
+                      <w:color w:val="FF0000"/>
                     </w:rPr>
                     <m:t>ρ</m:t>
                   </m:r>
@@ -4629,6 +5160,7 @@
                         <w:rPr>
                           <w:rFonts w:ascii="Cambria Math" w:hAnsi="Cambria Math"/>
                           <w:i/>
+                          <w:color w:val="FF0000"/>
                         </w:rPr>
                       </m:ctrlPr>
                     </m:sSubSupPr>
@@ -4636,6 +5168,7 @@
                       <m:r>
                         <w:rPr>
                           <w:rFonts w:ascii="Cambria Math" w:hAnsi="Cambria Math"/>
+                          <w:color w:val="FF0000"/>
                         </w:rPr>
                         <m:t>L</m:t>
                       </m:r>
@@ -4644,6 +5177,7 @@
                       <m:r>
                         <w:rPr>
                           <w:rFonts w:ascii="Cambria Math" w:hAnsi="Cambria Math"/>
+                          <w:color w:val="FF0000"/>
                         </w:rPr>
                         <m:t>α</m:t>
                       </m:r>
@@ -4652,6 +5186,7 @@
                       <m:r>
                         <w:rPr>
                           <w:rFonts w:ascii="Cambria Math" w:hAnsi="Cambria Math"/>
+                          <w:color w:val="FF0000"/>
                         </w:rPr>
                         <m:t>*</m:t>
                       </m:r>
@@ -4660,6 +5195,7 @@
                   <m:r>
                     <w:rPr>
                       <w:rFonts w:ascii="Cambria Math" w:hAnsi="Cambria Math"/>
+                      <w:color w:val="FF0000"/>
                     </w:rPr>
                     <m:t>-</m:t>
                   </m:r>
@@ -4669,6 +5205,7 @@
                         <w:rPr>
                           <w:rFonts w:ascii="Cambria Math" w:hAnsi="Cambria Math"/>
                           <w:i/>
+                          <w:color w:val="FF0000"/>
                         </w:rPr>
                       </m:ctrlPr>
                     </m:fPr>
@@ -4676,6 +5213,7 @@
                       <m:r>
                         <w:rPr>
                           <w:rFonts w:ascii="Cambria Math" w:hAnsi="Cambria Math"/>
+                          <w:color w:val="FF0000"/>
                         </w:rPr>
                         <m:t>1</m:t>
                       </m:r>
@@ -4684,6 +5222,7 @@
                       <m:r>
                         <w:rPr>
                           <w:rFonts w:ascii="Cambria Math" w:hAnsi="Cambria Math"/>
+                          <w:color w:val="FF0000"/>
                         </w:rPr>
                         <m:t>2</m:t>
                       </m:r>
@@ -4697,6 +5236,7 @@
                         <w:rPr>
                           <w:rFonts w:ascii="Cambria Math" w:hAnsi="Cambria Math"/>
                           <w:i/>
+                          <w:color w:val="FF0000"/>
                         </w:rPr>
                       </m:ctrlPr>
                     </m:dPr>
@@ -4707,6 +5247,7 @@
                             <w:rPr>
                               <w:rFonts w:ascii="Cambria Math" w:hAnsi="Cambria Math"/>
                               <w:i/>
+                              <w:color w:val="FF0000"/>
                             </w:rPr>
                           </m:ctrlPr>
                         </m:sSubSupPr>
@@ -4714,6 +5255,7 @@
                           <m:r>
                             <w:rPr>
                               <w:rFonts w:ascii="Cambria Math" w:hAnsi="Cambria Math"/>
+                              <w:color w:val="FF0000"/>
                             </w:rPr>
                             <m:t>L</m:t>
                           </m:r>
@@ -4722,6 +5264,7 @@
                           <m:r>
                             <w:rPr>
                               <w:rFonts w:ascii="Cambria Math" w:hAnsi="Cambria Math"/>
+                              <w:color w:val="FF0000"/>
                             </w:rPr>
                             <m:t>α</m:t>
                           </m:r>
@@ -4730,6 +5273,7 @@
                           <m:r>
                             <w:rPr>
                               <w:rFonts w:ascii="Cambria Math" w:hAnsi="Cambria Math"/>
+                              <w:color w:val="FF0000"/>
                             </w:rPr>
                             <m:t>*</m:t>
                           </m:r>
@@ -4741,6 +5285,7 @@
                             <w:rPr>
                               <w:rFonts w:ascii="Cambria Math" w:hAnsi="Cambria Math"/>
                               <w:i/>
+                              <w:color w:val="FF0000"/>
                             </w:rPr>
                           </m:ctrlPr>
                         </m:sSubPr>
@@ -4748,6 +5293,7 @@
                           <m:r>
                             <w:rPr>
                               <w:rFonts w:ascii="Cambria Math" w:hAnsi="Cambria Math"/>
+                              <w:color w:val="FF0000"/>
                             </w:rPr>
                             <m:t>L</m:t>
                           </m:r>
@@ -4756,6 +5302,7 @@
                           <m:r>
                             <w:rPr>
                               <w:rFonts w:ascii="Cambria Math" w:hAnsi="Cambria Math"/>
+                              <w:color w:val="FF0000"/>
                             </w:rPr>
                             <m:t>α</m:t>
                           </m:r>
@@ -4764,6 +5311,7 @@
                       <m:r>
                         <w:rPr>
                           <w:rFonts w:ascii="Cambria Math" w:hAnsi="Cambria Math"/>
+                          <w:color w:val="FF0000"/>
                         </w:rPr>
                         <m:t>,ρ</m:t>
                       </m:r>
@@ -4776,6 +5324,7 @@
           <m:r>
             <w:rPr>
               <w:rFonts w:ascii="Cambria Math" w:hAnsi="Cambria Math"/>
+              <w:color w:val="FF0000"/>
             </w:rPr>
             <m:t>+o</m:t>
           </m:r>
@@ -4785,6 +5334,7 @@
                 <w:rPr>
                   <w:rFonts w:ascii="Cambria Math" w:hAnsi="Cambria Math"/>
                   <w:i/>
+                  <w:color w:val="FF0000"/>
                 </w:rPr>
               </m:ctrlPr>
             </m:dPr>
@@ -4792,6 +5342,7 @@
               <m:r>
                 <w:rPr>
                   <w:rFonts w:ascii="Cambria Math" w:hAnsi="Cambria Math"/>
+                  <w:color w:val="FF0000"/>
                 </w:rPr>
                 <m:t>t</m:t>
               </m:r>
@@ -4805,19 +5356,15 @@
         <w:pStyle w:val="Paragraphedeliste"/>
         <w:rPr>
           <w:rFonts w:eastAsiaTheme="minorEastAsia"/>
+          <w:color w:val="FF0000"/>
         </w:rPr>
       </w:pPr>
       <w:r>
         <w:rPr>
           <w:rFonts w:eastAsiaTheme="minorEastAsia"/>
+          <w:color w:val="FF0000"/>
         </w:rPr>
-        <w:t>C’est un semi-groupe d’é</w:t>
-      </w:r>
-      <w:r>
-        <w:rPr>
-          <w:rFonts w:eastAsiaTheme="minorEastAsia"/>
-        </w:rPr>
-        <w:t>volution fortement continu</w:t>
+        <w:t>C’est un semi-groupe d’évolution fortement continu</w:t>
       </w:r>
     </w:p>
     <w:p>
@@ -5272,15 +5819,15 @@
               </m:r>
             </m:sup>
             <m:e>
-              <m:sSub>
-                <m:sSubPr>
+              <m:sSubSup>
+                <m:sSubSupPr>
                   <m:ctrlPr>
                     <w:rPr>
                       <w:rFonts w:ascii="Cambria Math" w:eastAsiaTheme="minorEastAsia" w:hAnsi="Cambria Math"/>
                       <w:i/>
                     </w:rPr>
                   </m:ctrlPr>
-                </m:sSubPr>
+                </m:sSubSupPr>
                 <m:e>
                   <m:r>
                     <w:rPr>
@@ -5297,7 +5844,15 @@
                     <m:t>jj</m:t>
                   </m:r>
                 </m:sub>
-              </m:sSub>
+                <m:sup>
+                  <m:r>
+                    <w:rPr>
+                      <w:rFonts w:ascii="Cambria Math" w:eastAsiaTheme="minorEastAsia" w:hAnsi="Cambria Math"/>
+                    </w:rPr>
+                    <m:t>2</m:t>
+                  </m:r>
+                </m:sup>
+              </m:sSubSup>
             </m:e>
           </m:nary>
           <m:r>
@@ -5398,6 +5953,5519 @@
           </m:nary>
         </m:oMath>
       </m:oMathPara>
+    </w:p>
+    <w:p>
+      <w:pPr>
+        <w:pStyle w:val="Paragraphedeliste"/>
+        <w:tabs>
+          <w:tab w:val="left" w:pos="3056"/>
+        </w:tabs>
+        <w:rPr>
+          <w:rFonts w:eastAsiaTheme="minorEastAsia"/>
+        </w:rPr>
+      </w:pPr>
+      <w:r>
+        <w:rPr>
+          <w:rFonts w:eastAsiaTheme="minorEastAsia"/>
+        </w:rPr>
+        <w:t xml:space="preserve">Calculons la variation temporelle </w:t>
+      </w:r>
+    </w:p>
+    <w:p>
+      <w:pPr>
+        <w:pStyle w:val="Paragraphedeliste"/>
+        <w:tabs>
+          <w:tab w:val="left" w:pos="3056"/>
+        </w:tabs>
+        <w:rPr>
+          <w:rFonts w:eastAsiaTheme="minorEastAsia"/>
+        </w:rPr>
+      </w:pPr>
+      <m:oMathPara>
+        <m:oMath>
+          <m:sSub>
+            <m:sSubPr>
+              <m:ctrlPr>
+                <w:rPr>
+                  <w:rFonts w:ascii="Cambria Math" w:eastAsiaTheme="minorEastAsia" w:hAnsi="Cambria Math"/>
+                  <w:i/>
+                </w:rPr>
+              </m:ctrlPr>
+            </m:sSubPr>
+            <m:e>
+              <m:r>
+                <w:rPr>
+                  <w:rFonts w:ascii="Cambria Math" w:eastAsiaTheme="minorEastAsia" w:hAnsi="Cambria Math"/>
+                </w:rPr>
+                <m:t>∂</m:t>
+              </m:r>
+            </m:e>
+            <m:sub>
+              <m:r>
+                <w:rPr>
+                  <w:rFonts w:ascii="Cambria Math" w:eastAsiaTheme="minorEastAsia" w:hAnsi="Cambria Math"/>
+                </w:rPr>
+                <m:t>t</m:t>
+              </m:r>
+            </m:sub>
+          </m:sSub>
+          <m:sSup>
+            <m:sSupPr>
+              <m:ctrlPr>
+                <w:rPr>
+                  <w:rFonts w:ascii="Cambria Math" w:eastAsiaTheme="minorEastAsia" w:hAnsi="Cambria Math"/>
+                  <w:i/>
+                </w:rPr>
+              </m:ctrlPr>
+            </m:sSupPr>
+            <m:e>
+              <m:d>
+                <m:dPr>
+                  <m:begChr m:val="‖"/>
+                  <m:endChr m:val="‖"/>
+                  <m:ctrlPr>
+                    <w:rPr>
+                      <w:rFonts w:ascii="Cambria Math" w:eastAsiaTheme="minorEastAsia" w:hAnsi="Cambria Math"/>
+                      <w:i/>
+                    </w:rPr>
+                  </m:ctrlPr>
+                </m:dPr>
+                <m:e>
+                  <m:r>
+                    <w:rPr>
+                      <w:rFonts w:ascii="Cambria Math" w:eastAsiaTheme="minorEastAsia" w:hAnsi="Cambria Math"/>
+                    </w:rPr>
+                    <m:t>ρ</m:t>
+                  </m:r>
+                </m:e>
+              </m:d>
+            </m:e>
+            <m:sup>
+              <m:r>
+                <w:rPr>
+                  <w:rFonts w:ascii="Cambria Math" w:eastAsiaTheme="minorEastAsia" w:hAnsi="Cambria Math"/>
+                </w:rPr>
+                <m:t>2</m:t>
+              </m:r>
+            </m:sup>
+          </m:sSup>
+          <m:r>
+            <w:rPr>
+              <w:rFonts w:ascii="Cambria Math" w:eastAsiaTheme="minorEastAsia" w:hAnsi="Cambria Math"/>
+            </w:rPr>
+            <m:t>=</m:t>
+          </m:r>
+          <m:sSub>
+            <m:sSubPr>
+              <m:ctrlPr>
+                <w:rPr>
+                  <w:rFonts w:ascii="Cambria Math" w:eastAsiaTheme="minorEastAsia" w:hAnsi="Cambria Math"/>
+                  <w:i/>
+                </w:rPr>
+              </m:ctrlPr>
+            </m:sSubPr>
+            <m:e>
+              <m:r>
+                <w:rPr>
+                  <w:rFonts w:ascii="Cambria Math" w:eastAsiaTheme="minorEastAsia" w:hAnsi="Cambria Math"/>
+                </w:rPr>
+                <m:t>∂</m:t>
+              </m:r>
+            </m:e>
+            <m:sub>
+              <m:r>
+                <w:rPr>
+                  <w:rFonts w:ascii="Cambria Math" w:eastAsiaTheme="minorEastAsia" w:hAnsi="Cambria Math"/>
+                </w:rPr>
+                <m:t>t</m:t>
+              </m:r>
+            </m:sub>
+          </m:sSub>
+          <m:r>
+            <w:rPr>
+              <w:rFonts w:ascii="Cambria Math" w:eastAsiaTheme="minorEastAsia" w:hAnsi="Cambria Math"/>
+            </w:rPr>
+            <m:t>tr</m:t>
+          </m:r>
+          <m:d>
+            <m:dPr>
+              <m:ctrlPr>
+                <w:rPr>
+                  <w:rFonts w:ascii="Cambria Math" w:eastAsiaTheme="minorEastAsia" w:hAnsi="Cambria Math"/>
+                  <w:i/>
+                </w:rPr>
+              </m:ctrlPr>
+            </m:dPr>
+            <m:e>
+              <m:sSup>
+                <m:sSupPr>
+                  <m:ctrlPr>
+                    <w:rPr>
+                      <w:rFonts w:ascii="Cambria Math" w:eastAsiaTheme="minorEastAsia" w:hAnsi="Cambria Math"/>
+                      <w:i/>
+                    </w:rPr>
+                  </m:ctrlPr>
+                </m:sSupPr>
+                <m:e>
+                  <m:r>
+                    <w:rPr>
+                      <w:rFonts w:ascii="Cambria Math" w:eastAsiaTheme="minorEastAsia" w:hAnsi="Cambria Math"/>
+                    </w:rPr>
+                    <m:t>ρ</m:t>
+                  </m:r>
+                </m:e>
+                <m:sup>
+                  <m:r>
+                    <w:rPr>
+                      <w:rFonts w:ascii="Cambria Math" w:eastAsiaTheme="minorEastAsia" w:hAnsi="Cambria Math"/>
+                    </w:rPr>
+                    <m:t>*</m:t>
+                  </m:r>
+                </m:sup>
+              </m:sSup>
+              <m:r>
+                <w:rPr>
+                  <w:rFonts w:ascii="Cambria Math" w:eastAsiaTheme="minorEastAsia" w:hAnsi="Cambria Math"/>
+                </w:rPr>
+                <m:t>ρ</m:t>
+              </m:r>
+            </m:e>
+          </m:d>
+          <m:r>
+            <w:rPr>
+              <w:rFonts w:ascii="Cambria Math" w:eastAsiaTheme="minorEastAsia" w:hAnsi="Cambria Math"/>
+            </w:rPr>
+            <m:t>=</m:t>
+          </m:r>
+          <m:r>
+            <w:rPr>
+              <w:rFonts w:ascii="Cambria Math" w:eastAsiaTheme="minorEastAsia" w:hAnsi="Cambria Math"/>
+            </w:rPr>
+            <m:t>tr</m:t>
+          </m:r>
+          <m:d>
+            <m:dPr>
+              <m:ctrlPr>
+                <w:rPr>
+                  <w:rFonts w:ascii="Cambria Math" w:eastAsiaTheme="minorEastAsia" w:hAnsi="Cambria Math"/>
+                  <w:i/>
+                </w:rPr>
+              </m:ctrlPr>
+            </m:dPr>
+            <m:e>
+              <m:sSub>
+                <m:sSubPr>
+                  <m:ctrlPr>
+                    <w:rPr>
+                      <w:rFonts w:ascii="Cambria Math" w:eastAsiaTheme="minorEastAsia" w:hAnsi="Cambria Math"/>
+                      <w:i/>
+                    </w:rPr>
+                  </m:ctrlPr>
+                </m:sSubPr>
+                <m:e>
+                  <m:r>
+                    <w:rPr>
+                      <w:rFonts w:ascii="Cambria Math" w:eastAsiaTheme="minorEastAsia" w:hAnsi="Cambria Math"/>
+                    </w:rPr>
+                    <m:t>∂</m:t>
+                  </m:r>
+                </m:e>
+                <m:sub>
+                  <m:r>
+                    <w:rPr>
+                      <w:rFonts w:ascii="Cambria Math" w:eastAsiaTheme="minorEastAsia" w:hAnsi="Cambria Math"/>
+                    </w:rPr>
+                    <m:t>t</m:t>
+                  </m:r>
+                </m:sub>
+              </m:sSub>
+              <m:sSup>
+                <m:sSupPr>
+                  <m:ctrlPr>
+                    <w:rPr>
+                      <w:rFonts w:ascii="Cambria Math" w:eastAsiaTheme="minorEastAsia" w:hAnsi="Cambria Math"/>
+                      <w:i/>
+                    </w:rPr>
+                  </m:ctrlPr>
+                </m:sSupPr>
+                <m:e>
+                  <m:r>
+                    <w:rPr>
+                      <w:rFonts w:ascii="Cambria Math" w:eastAsiaTheme="minorEastAsia" w:hAnsi="Cambria Math"/>
+                    </w:rPr>
+                    <m:t>ρ</m:t>
+                  </m:r>
+                </m:e>
+                <m:sup>
+                  <m:r>
+                    <w:rPr>
+                      <w:rFonts w:ascii="Cambria Math" w:eastAsiaTheme="minorEastAsia" w:hAnsi="Cambria Math"/>
+                    </w:rPr>
+                    <m:t>*</m:t>
+                  </m:r>
+                </m:sup>
+              </m:sSup>
+              <m:r>
+                <w:rPr>
+                  <w:rFonts w:ascii="Cambria Math" w:eastAsiaTheme="minorEastAsia" w:hAnsi="Cambria Math"/>
+                </w:rPr>
+                <m:t>ρ+</m:t>
+              </m:r>
+              <m:sSup>
+                <m:sSupPr>
+                  <m:ctrlPr>
+                    <w:rPr>
+                      <w:rFonts w:ascii="Cambria Math" w:eastAsiaTheme="minorEastAsia" w:hAnsi="Cambria Math"/>
+                      <w:i/>
+                    </w:rPr>
+                  </m:ctrlPr>
+                </m:sSupPr>
+                <m:e>
+                  <m:r>
+                    <w:rPr>
+                      <w:rFonts w:ascii="Cambria Math" w:eastAsiaTheme="minorEastAsia" w:hAnsi="Cambria Math"/>
+                    </w:rPr>
+                    <m:t>ρ</m:t>
+                  </m:r>
+                </m:e>
+                <m:sup>
+                  <m:r>
+                    <w:rPr>
+                      <w:rFonts w:ascii="Cambria Math" w:eastAsiaTheme="minorEastAsia" w:hAnsi="Cambria Math"/>
+                    </w:rPr>
+                    <m:t>*</m:t>
+                  </m:r>
+                </m:sup>
+              </m:sSup>
+              <m:sSub>
+                <m:sSubPr>
+                  <m:ctrlPr>
+                    <w:rPr>
+                      <w:rFonts w:ascii="Cambria Math" w:eastAsiaTheme="minorEastAsia" w:hAnsi="Cambria Math"/>
+                      <w:i/>
+                    </w:rPr>
+                  </m:ctrlPr>
+                </m:sSubPr>
+                <m:e>
+                  <m:r>
+                    <w:rPr>
+                      <w:rFonts w:ascii="Cambria Math" w:eastAsiaTheme="minorEastAsia" w:hAnsi="Cambria Math"/>
+                    </w:rPr>
+                    <m:t>∂</m:t>
+                  </m:r>
+                </m:e>
+                <m:sub>
+                  <m:r>
+                    <w:rPr>
+                      <w:rFonts w:ascii="Cambria Math" w:eastAsiaTheme="minorEastAsia" w:hAnsi="Cambria Math"/>
+                    </w:rPr>
+                    <m:t>t</m:t>
+                  </m:r>
+                </m:sub>
+              </m:sSub>
+              <m:r>
+                <w:rPr>
+                  <w:rFonts w:ascii="Cambria Math" w:eastAsiaTheme="minorEastAsia" w:hAnsi="Cambria Math"/>
+                </w:rPr>
+                <m:t>ρ</m:t>
+              </m:r>
+            </m:e>
+          </m:d>
+          <m:r>
+            <w:rPr>
+              <w:rFonts w:ascii="Cambria Math" w:eastAsiaTheme="minorEastAsia" w:hAnsi="Cambria Math"/>
+            </w:rPr>
+            <m:t>=</m:t>
+          </m:r>
+          <m:d>
+            <m:dPr>
+              <m:begChr m:val="⟨"/>
+              <m:endChr m:val="⟩"/>
+              <m:ctrlPr>
+                <w:rPr>
+                  <w:rFonts w:ascii="Cambria Math" w:eastAsiaTheme="minorEastAsia" w:hAnsi="Cambria Math"/>
+                  <w:i/>
+                </w:rPr>
+              </m:ctrlPr>
+            </m:dPr>
+            <m:e>
+              <m:sSub>
+                <m:sSubPr>
+                  <m:ctrlPr>
+                    <w:rPr>
+                      <w:rFonts w:ascii="Cambria Math" w:eastAsiaTheme="minorEastAsia" w:hAnsi="Cambria Math"/>
+                      <w:i/>
+                    </w:rPr>
+                  </m:ctrlPr>
+                </m:sSubPr>
+                <m:e>
+                  <m:r>
+                    <w:rPr>
+                      <w:rFonts w:ascii="Cambria Math" w:eastAsiaTheme="minorEastAsia" w:hAnsi="Cambria Math"/>
+                    </w:rPr>
+                    <m:t>∂</m:t>
+                  </m:r>
+                </m:e>
+                <m:sub>
+                  <m:r>
+                    <w:rPr>
+                      <w:rFonts w:ascii="Cambria Math" w:eastAsiaTheme="minorEastAsia" w:hAnsi="Cambria Math"/>
+                    </w:rPr>
+                    <m:t>t</m:t>
+                  </m:r>
+                </m:sub>
+              </m:sSub>
+              <m:r>
+                <w:rPr>
+                  <w:rFonts w:ascii="Cambria Math" w:eastAsiaTheme="minorEastAsia" w:hAnsi="Cambria Math"/>
+                </w:rPr>
+                <m:t>ρ</m:t>
+              </m:r>
+            </m:e>
+            <m:e>
+              <m:r>
+                <w:rPr>
+                  <w:rFonts w:ascii="Cambria Math" w:eastAsiaTheme="minorEastAsia" w:hAnsi="Cambria Math"/>
+                </w:rPr>
+                <m:t>ρ</m:t>
+              </m:r>
+            </m:e>
+          </m:d>
+          <m:r>
+            <w:rPr>
+              <w:rFonts w:ascii="Cambria Math" w:eastAsiaTheme="minorEastAsia" w:hAnsi="Cambria Math"/>
+            </w:rPr>
+            <m:t>+</m:t>
+          </m:r>
+          <m:d>
+            <m:dPr>
+              <m:begChr m:val="⟨"/>
+              <m:endChr m:val="⟩"/>
+              <m:ctrlPr>
+                <w:rPr>
+                  <w:rFonts w:ascii="Cambria Math" w:eastAsiaTheme="minorEastAsia" w:hAnsi="Cambria Math"/>
+                  <w:i/>
+                </w:rPr>
+              </m:ctrlPr>
+            </m:dPr>
+            <m:e>
+              <m:r>
+                <w:rPr>
+                  <w:rFonts w:ascii="Cambria Math" w:eastAsiaTheme="minorEastAsia" w:hAnsi="Cambria Math"/>
+                </w:rPr>
+                <m:t>ρ</m:t>
+              </m:r>
+            </m:e>
+            <m:e>
+              <m:sSub>
+                <m:sSubPr>
+                  <m:ctrlPr>
+                    <w:rPr>
+                      <w:rFonts w:ascii="Cambria Math" w:eastAsiaTheme="minorEastAsia" w:hAnsi="Cambria Math"/>
+                      <w:i/>
+                    </w:rPr>
+                  </m:ctrlPr>
+                </m:sSubPr>
+                <m:e>
+                  <m:r>
+                    <w:rPr>
+                      <w:rFonts w:ascii="Cambria Math" w:eastAsiaTheme="minorEastAsia" w:hAnsi="Cambria Math"/>
+                    </w:rPr>
+                    <m:t>∂</m:t>
+                  </m:r>
+                </m:e>
+                <m:sub>
+                  <m:r>
+                    <w:rPr>
+                      <w:rFonts w:ascii="Cambria Math" w:eastAsiaTheme="minorEastAsia" w:hAnsi="Cambria Math"/>
+                    </w:rPr>
+                    <m:t>t</m:t>
+                  </m:r>
+                </m:sub>
+              </m:sSub>
+              <m:r>
+                <w:rPr>
+                  <w:rFonts w:ascii="Cambria Math" w:eastAsiaTheme="minorEastAsia" w:hAnsi="Cambria Math"/>
+                </w:rPr>
+                <m:t>ρ</m:t>
+              </m:r>
+            </m:e>
+          </m:d>
+        </m:oMath>
+      </m:oMathPara>
+    </w:p>
+    <w:p>
+      <w:pPr>
+        <w:pStyle w:val="Paragraphedeliste"/>
+        <w:tabs>
+          <w:tab w:val="left" w:pos="3056"/>
+        </w:tabs>
+        <w:rPr>
+          <w:rFonts w:eastAsiaTheme="minorEastAsia"/>
+        </w:rPr>
+      </w:pPr>
+      <m:oMathPara>
+        <m:oMath>
+          <m:sSub>
+            <m:sSubPr>
+              <m:ctrlPr>
+                <w:rPr>
+                  <w:rFonts w:ascii="Cambria Math" w:eastAsiaTheme="minorEastAsia" w:hAnsi="Cambria Math"/>
+                  <w:i/>
+                </w:rPr>
+              </m:ctrlPr>
+            </m:sSubPr>
+            <m:e>
+              <m:r>
+                <w:rPr>
+                  <w:rFonts w:ascii="Cambria Math" w:eastAsiaTheme="minorEastAsia" w:hAnsi="Cambria Math"/>
+                </w:rPr>
+                <m:t>∂</m:t>
+              </m:r>
+            </m:e>
+            <m:sub>
+              <m:r>
+                <w:rPr>
+                  <w:rFonts w:ascii="Cambria Math" w:eastAsiaTheme="minorEastAsia" w:hAnsi="Cambria Math"/>
+                </w:rPr>
+                <m:t>t</m:t>
+              </m:r>
+            </m:sub>
+          </m:sSub>
+          <m:sSup>
+            <m:sSupPr>
+              <m:ctrlPr>
+                <w:rPr>
+                  <w:rFonts w:ascii="Cambria Math" w:eastAsiaTheme="minorEastAsia" w:hAnsi="Cambria Math"/>
+                  <w:i/>
+                </w:rPr>
+              </m:ctrlPr>
+            </m:sSupPr>
+            <m:e>
+              <m:d>
+                <m:dPr>
+                  <m:begChr m:val="‖"/>
+                  <m:endChr m:val="‖"/>
+                  <m:ctrlPr>
+                    <w:rPr>
+                      <w:rFonts w:ascii="Cambria Math" w:eastAsiaTheme="minorEastAsia" w:hAnsi="Cambria Math"/>
+                      <w:i/>
+                    </w:rPr>
+                  </m:ctrlPr>
+                </m:dPr>
+                <m:e>
+                  <m:r>
+                    <w:rPr>
+                      <w:rFonts w:ascii="Cambria Math" w:eastAsiaTheme="minorEastAsia" w:hAnsi="Cambria Math"/>
+                    </w:rPr>
+                    <m:t>ρ</m:t>
+                  </m:r>
+                </m:e>
+              </m:d>
+            </m:e>
+            <m:sup>
+              <m:r>
+                <w:rPr>
+                  <w:rFonts w:ascii="Cambria Math" w:eastAsiaTheme="minorEastAsia" w:hAnsi="Cambria Math"/>
+                </w:rPr>
+                <m:t>2</m:t>
+              </m:r>
+            </m:sup>
+          </m:sSup>
+          <m:r>
+            <w:rPr>
+              <w:rFonts w:ascii="Cambria Math" w:eastAsiaTheme="minorEastAsia" w:hAnsi="Cambria Math"/>
+            </w:rPr>
+            <m:t xml:space="preserve">=2 </m:t>
+          </m:r>
+          <m:d>
+            <m:dPr>
+              <m:begChr m:val="⟨"/>
+              <m:endChr m:val="⟩"/>
+              <m:ctrlPr>
+                <w:rPr>
+                  <w:rFonts w:ascii="Cambria Math" w:eastAsiaTheme="minorEastAsia" w:hAnsi="Cambria Math"/>
+                  <w:i/>
+                </w:rPr>
+              </m:ctrlPr>
+            </m:dPr>
+            <m:e>
+              <m:sSub>
+                <m:sSubPr>
+                  <m:ctrlPr>
+                    <w:rPr>
+                      <w:rFonts w:ascii="Cambria Math" w:eastAsiaTheme="minorEastAsia" w:hAnsi="Cambria Math"/>
+                      <w:i/>
+                    </w:rPr>
+                  </m:ctrlPr>
+                </m:sSubPr>
+                <m:e>
+                  <m:r>
+                    <w:rPr>
+                      <w:rFonts w:ascii="Cambria Math" w:eastAsiaTheme="minorEastAsia" w:hAnsi="Cambria Math"/>
+                    </w:rPr>
+                    <m:t>∂</m:t>
+                  </m:r>
+                </m:e>
+                <m:sub>
+                  <m:r>
+                    <w:rPr>
+                      <w:rFonts w:ascii="Cambria Math" w:eastAsiaTheme="minorEastAsia" w:hAnsi="Cambria Math"/>
+                    </w:rPr>
+                    <m:t>t</m:t>
+                  </m:r>
+                </m:sub>
+              </m:sSub>
+              <m:sSup>
+                <m:sSupPr>
+                  <m:ctrlPr>
+                    <w:rPr>
+                      <w:rFonts w:ascii="Cambria Math" w:eastAsiaTheme="minorEastAsia" w:hAnsi="Cambria Math"/>
+                      <w:i/>
+                    </w:rPr>
+                  </m:ctrlPr>
+                </m:sSupPr>
+                <m:e>
+                  <m:r>
+                    <w:rPr>
+                      <w:rFonts w:ascii="Cambria Math" w:eastAsiaTheme="minorEastAsia" w:hAnsi="Cambria Math"/>
+                    </w:rPr>
+                    <m:t>ρ</m:t>
+                  </m:r>
+                </m:e>
+                <m:sup>
+                  <m:r>
+                    <w:rPr>
+                      <w:rFonts w:ascii="Cambria Math" w:eastAsiaTheme="minorEastAsia" w:hAnsi="Cambria Math"/>
+                    </w:rPr>
+                    <m:t>*</m:t>
+                  </m:r>
+                </m:sup>
+              </m:sSup>
+            </m:e>
+            <m:e>
+              <m:r>
+                <w:rPr>
+                  <w:rFonts w:ascii="Cambria Math" w:eastAsiaTheme="minorEastAsia" w:hAnsi="Cambria Math"/>
+                </w:rPr>
+                <m:t>ρ</m:t>
+              </m:r>
+            </m:e>
+          </m:d>
+          <m:r>
+            <w:rPr>
+              <w:rFonts w:ascii="Cambria Math" w:eastAsiaTheme="minorEastAsia" w:hAnsi="Cambria Math"/>
+            </w:rPr>
+            <m:t>=2</m:t>
+          </m:r>
+          <m:d>
+            <m:dPr>
+              <m:begChr m:val="⟨"/>
+              <m:endChr m:val="⟩"/>
+              <m:ctrlPr>
+                <w:rPr>
+                  <w:rFonts w:ascii="Cambria Math" w:eastAsiaTheme="minorEastAsia" w:hAnsi="Cambria Math"/>
+                  <w:i/>
+                </w:rPr>
+              </m:ctrlPr>
+            </m:dPr>
+            <m:e>
+              <m:r>
+                <w:rPr>
+                  <w:rFonts w:ascii="Cambria Math" w:hAnsi="Cambria Math"/>
+                </w:rPr>
+                <m:t>-</m:t>
+              </m:r>
+              <m:f>
+                <m:fPr>
+                  <m:ctrlPr>
+                    <w:rPr>
+                      <w:rFonts w:ascii="Cambria Math" w:hAnsi="Cambria Math"/>
+                      <w:i/>
+                    </w:rPr>
+                  </m:ctrlPr>
+                </m:fPr>
+                <m:num>
+                  <m:r>
+                    <w:rPr>
+                      <w:rFonts w:ascii="Cambria Math" w:hAnsi="Cambria Math"/>
+                    </w:rPr>
+                    <m:t>i</m:t>
+                  </m:r>
+                </m:num>
+                <m:den>
+                  <m:r>
+                    <w:rPr>
+                      <w:rFonts w:ascii="Cambria Math" w:hAnsi="Cambria Math"/>
+                    </w:rPr>
+                    <m:t>ℏ</m:t>
+                  </m:r>
+                </m:den>
+              </m:f>
+              <m:d>
+                <m:dPr>
+                  <m:begChr m:val="["/>
+                  <m:endChr m:val="]"/>
+                  <m:ctrlPr>
+                    <w:rPr>
+                      <w:rFonts w:ascii="Cambria Math" w:hAnsi="Cambria Math"/>
+                      <w:i/>
+                    </w:rPr>
+                  </m:ctrlPr>
+                </m:dPr>
+                <m:e>
+                  <m:r>
+                    <w:rPr>
+                      <w:rFonts w:ascii="Cambria Math" w:hAnsi="Cambria Math"/>
+                    </w:rPr>
+                    <m:t>V</m:t>
+                  </m:r>
+                  <m:d>
+                    <m:dPr>
+                      <m:ctrlPr>
+                        <w:rPr>
+                          <w:rFonts w:ascii="Cambria Math" w:hAnsi="Cambria Math"/>
+                          <w:i/>
+                        </w:rPr>
+                      </m:ctrlPr>
+                    </m:dPr>
+                    <m:e>
+                      <m:r>
+                        <w:rPr>
+                          <w:rFonts w:ascii="Cambria Math" w:hAnsi="Cambria Math"/>
+                        </w:rPr>
+                        <m:t>t,ρ</m:t>
+                      </m:r>
+                    </m:e>
+                  </m:d>
+                  <m:r>
+                    <w:rPr>
+                      <w:rFonts w:ascii="Cambria Math" w:hAnsi="Cambria Math"/>
+                    </w:rPr>
+                    <m:t>,ρ</m:t>
+                  </m:r>
+                </m:e>
+              </m:d>
+              <m:r>
+                <w:rPr>
+                  <w:rFonts w:ascii="Cambria Math" w:hAnsi="Cambria Math"/>
+                </w:rPr>
+                <m:t>+</m:t>
+              </m:r>
+              <m:nary>
+                <m:naryPr>
+                  <m:chr m:val="∑"/>
+                  <m:limLoc m:val="undOvr"/>
+                  <m:supHide m:val="1"/>
+                  <m:ctrlPr>
+                    <w:rPr>
+                      <w:rFonts w:ascii="Cambria Math" w:hAnsi="Cambria Math"/>
+                      <w:i/>
+                    </w:rPr>
+                  </m:ctrlPr>
+                </m:naryPr>
+                <m:sub>
+                  <m:r>
+                    <w:rPr>
+                      <w:rFonts w:ascii="Cambria Math" w:hAnsi="Cambria Math"/>
+                    </w:rPr>
+                    <m:t>α</m:t>
+                  </m:r>
+                </m:sub>
+                <m:sup/>
+                <m:e>
+                  <m:d>
+                    <m:dPr>
+                      <m:ctrlPr>
+                        <w:rPr>
+                          <w:rFonts w:ascii="Cambria Math" w:hAnsi="Cambria Math"/>
+                          <w:i/>
+                        </w:rPr>
+                      </m:ctrlPr>
+                    </m:dPr>
+                    <m:e>
+                      <m:sSub>
+                        <m:sSubPr>
+                          <m:ctrlPr>
+                            <w:rPr>
+                              <w:rFonts w:ascii="Cambria Math" w:hAnsi="Cambria Math"/>
+                              <w:i/>
+                            </w:rPr>
+                          </m:ctrlPr>
+                        </m:sSubPr>
+                        <m:e>
+                          <m:r>
+                            <w:rPr>
+                              <w:rFonts w:ascii="Cambria Math" w:hAnsi="Cambria Math"/>
+                            </w:rPr>
+                            <m:t>L</m:t>
+                          </m:r>
+                        </m:e>
+                        <m:sub>
+                          <m:r>
+                            <w:rPr>
+                              <w:rFonts w:ascii="Cambria Math" w:hAnsi="Cambria Math"/>
+                            </w:rPr>
+                            <m:t>α</m:t>
+                          </m:r>
+                        </m:sub>
+                      </m:sSub>
+                      <m:r>
+                        <w:rPr>
+                          <w:rFonts w:ascii="Cambria Math" w:hAnsi="Cambria Math"/>
+                        </w:rPr>
+                        <m:t>ρ</m:t>
+                      </m:r>
+                      <m:sSubSup>
+                        <m:sSubSupPr>
+                          <m:ctrlPr>
+                            <w:rPr>
+                              <w:rFonts w:ascii="Cambria Math" w:hAnsi="Cambria Math"/>
+                              <w:i/>
+                            </w:rPr>
+                          </m:ctrlPr>
+                        </m:sSubSupPr>
+                        <m:e>
+                          <m:r>
+                            <w:rPr>
+                              <w:rFonts w:ascii="Cambria Math" w:hAnsi="Cambria Math"/>
+                            </w:rPr>
+                            <m:t>L</m:t>
+                          </m:r>
+                        </m:e>
+                        <m:sub>
+                          <m:r>
+                            <w:rPr>
+                              <w:rFonts w:ascii="Cambria Math" w:hAnsi="Cambria Math"/>
+                            </w:rPr>
+                            <m:t>α</m:t>
+                          </m:r>
+                        </m:sub>
+                        <m:sup>
+                          <m:r>
+                            <w:rPr>
+                              <w:rFonts w:ascii="Cambria Math" w:hAnsi="Cambria Math"/>
+                            </w:rPr>
+                            <m:t>*</m:t>
+                          </m:r>
+                        </m:sup>
+                      </m:sSubSup>
+                      <m:r>
+                        <w:rPr>
+                          <w:rFonts w:ascii="Cambria Math" w:hAnsi="Cambria Math"/>
+                        </w:rPr>
+                        <m:t>-</m:t>
+                      </m:r>
+                      <m:f>
+                        <m:fPr>
+                          <m:ctrlPr>
+                            <w:rPr>
+                              <w:rFonts w:ascii="Cambria Math" w:hAnsi="Cambria Math"/>
+                              <w:i/>
+                            </w:rPr>
+                          </m:ctrlPr>
+                        </m:fPr>
+                        <m:num>
+                          <m:r>
+                            <w:rPr>
+                              <w:rFonts w:ascii="Cambria Math" w:hAnsi="Cambria Math"/>
+                            </w:rPr>
+                            <m:t>1</m:t>
+                          </m:r>
+                        </m:num>
+                        <m:den>
+                          <m:r>
+                            <w:rPr>
+                              <w:rFonts w:ascii="Cambria Math" w:hAnsi="Cambria Math"/>
+                            </w:rPr>
+                            <m:t>2</m:t>
+                          </m:r>
+                        </m:den>
+                      </m:f>
+                      <m:d>
+                        <m:dPr>
+                          <m:begChr m:val="{"/>
+                          <m:endChr m:val="}"/>
+                          <m:ctrlPr>
+                            <w:rPr>
+                              <w:rFonts w:ascii="Cambria Math" w:hAnsi="Cambria Math"/>
+                              <w:i/>
+                            </w:rPr>
+                          </m:ctrlPr>
+                        </m:dPr>
+                        <m:e>
+                          <m:sSubSup>
+                            <m:sSubSupPr>
+                              <m:ctrlPr>
+                                <w:rPr>
+                                  <w:rFonts w:ascii="Cambria Math" w:hAnsi="Cambria Math"/>
+                                  <w:i/>
+                                </w:rPr>
+                              </m:ctrlPr>
+                            </m:sSubSupPr>
+                            <m:e>
+                              <m:r>
+                                <w:rPr>
+                                  <w:rFonts w:ascii="Cambria Math" w:hAnsi="Cambria Math"/>
+                                </w:rPr>
+                                <m:t>L</m:t>
+                              </m:r>
+                            </m:e>
+                            <m:sub>
+                              <m:r>
+                                <w:rPr>
+                                  <w:rFonts w:ascii="Cambria Math" w:hAnsi="Cambria Math"/>
+                                </w:rPr>
+                                <m:t>α</m:t>
+                              </m:r>
+                            </m:sub>
+                            <m:sup>
+                              <m:r>
+                                <w:rPr>
+                                  <w:rFonts w:ascii="Cambria Math" w:hAnsi="Cambria Math"/>
+                                </w:rPr>
+                                <m:t>*</m:t>
+                              </m:r>
+                            </m:sup>
+                          </m:sSubSup>
+                          <m:sSub>
+                            <m:sSubPr>
+                              <m:ctrlPr>
+                                <w:rPr>
+                                  <w:rFonts w:ascii="Cambria Math" w:hAnsi="Cambria Math"/>
+                                  <w:i/>
+                                </w:rPr>
+                              </m:ctrlPr>
+                            </m:sSubPr>
+                            <m:e>
+                              <m:r>
+                                <w:rPr>
+                                  <w:rFonts w:ascii="Cambria Math" w:hAnsi="Cambria Math"/>
+                                </w:rPr>
+                                <m:t>L</m:t>
+                              </m:r>
+                            </m:e>
+                            <m:sub>
+                              <m:r>
+                                <w:rPr>
+                                  <w:rFonts w:ascii="Cambria Math" w:hAnsi="Cambria Math"/>
+                                </w:rPr>
+                                <m:t>α</m:t>
+                              </m:r>
+                            </m:sub>
+                          </m:sSub>
+                          <m:r>
+                            <w:rPr>
+                              <w:rFonts w:ascii="Cambria Math" w:hAnsi="Cambria Math"/>
+                            </w:rPr>
+                            <m:t>,ρ</m:t>
+                          </m:r>
+                        </m:e>
+                      </m:d>
+                    </m:e>
+                  </m:d>
+                </m:e>
+              </m:nary>
+            </m:e>
+            <m:e>
+              <m:r>
+                <w:rPr>
+                  <w:rFonts w:ascii="Cambria Math" w:eastAsiaTheme="minorEastAsia" w:hAnsi="Cambria Math"/>
+                </w:rPr>
+                <m:t>ρ</m:t>
+              </m:r>
+            </m:e>
+          </m:d>
+          <m:r>
+            <w:rPr>
+              <w:rFonts w:ascii="Cambria Math" w:eastAsiaTheme="minorEastAsia" w:hAnsi="Cambria Math"/>
+            </w:rPr>
+            <m:t>=</m:t>
+          </m:r>
+          <m:r>
+            <w:rPr>
+              <w:rFonts w:ascii="Cambria Math" w:hAnsi="Cambria Math"/>
+            </w:rPr>
+            <m:t>-</m:t>
+          </m:r>
+          <m:f>
+            <m:fPr>
+              <m:ctrlPr>
+                <w:rPr>
+                  <w:rFonts w:ascii="Cambria Math" w:hAnsi="Cambria Math"/>
+                  <w:i/>
+                </w:rPr>
+              </m:ctrlPr>
+            </m:fPr>
+            <m:num>
+              <m:r>
+                <w:rPr>
+                  <w:rFonts w:ascii="Cambria Math" w:hAnsi="Cambria Math"/>
+                </w:rPr>
+                <m:t>2</m:t>
+              </m:r>
+              <m:r>
+                <w:rPr>
+                  <w:rFonts w:ascii="Cambria Math" w:hAnsi="Cambria Math"/>
+                </w:rPr>
+                <m:t>i</m:t>
+              </m:r>
+            </m:num>
+            <m:den>
+              <m:r>
+                <w:rPr>
+                  <w:rFonts w:ascii="Cambria Math" w:hAnsi="Cambria Math"/>
+                </w:rPr>
+                <m:t>ℏ</m:t>
+              </m:r>
+            </m:den>
+          </m:f>
+          <m:r>
+            <w:rPr>
+              <w:rFonts w:ascii="Cambria Math" w:eastAsiaTheme="minorEastAsia" w:hAnsi="Cambria Math"/>
+            </w:rPr>
+            <m:t xml:space="preserve"> </m:t>
+          </m:r>
+          <m:d>
+            <m:dPr>
+              <m:begChr m:val="⟨"/>
+              <m:endChr m:val="⟩"/>
+              <m:ctrlPr>
+                <w:rPr>
+                  <w:rFonts w:ascii="Cambria Math" w:eastAsiaTheme="minorEastAsia" w:hAnsi="Cambria Math"/>
+                  <w:i/>
+                </w:rPr>
+              </m:ctrlPr>
+            </m:dPr>
+            <m:e>
+              <m:d>
+                <m:dPr>
+                  <m:begChr m:val="["/>
+                  <m:endChr m:val="]"/>
+                  <m:ctrlPr>
+                    <w:rPr>
+                      <w:rFonts w:ascii="Cambria Math" w:hAnsi="Cambria Math"/>
+                      <w:i/>
+                    </w:rPr>
+                  </m:ctrlPr>
+                </m:dPr>
+                <m:e>
+                  <m:r>
+                    <w:rPr>
+                      <w:rFonts w:ascii="Cambria Math" w:hAnsi="Cambria Math"/>
+                    </w:rPr>
+                    <m:t>V</m:t>
+                  </m:r>
+                  <m:d>
+                    <m:dPr>
+                      <m:ctrlPr>
+                        <w:rPr>
+                          <w:rFonts w:ascii="Cambria Math" w:hAnsi="Cambria Math"/>
+                          <w:i/>
+                        </w:rPr>
+                      </m:ctrlPr>
+                    </m:dPr>
+                    <m:e>
+                      <m:r>
+                        <w:rPr>
+                          <w:rFonts w:ascii="Cambria Math" w:hAnsi="Cambria Math"/>
+                        </w:rPr>
+                        <m:t>t,ρ</m:t>
+                      </m:r>
+                    </m:e>
+                  </m:d>
+                  <m:r>
+                    <w:rPr>
+                      <w:rFonts w:ascii="Cambria Math" w:hAnsi="Cambria Math"/>
+                    </w:rPr>
+                    <m:t>,ρ</m:t>
+                  </m:r>
+                </m:e>
+              </m:d>
+            </m:e>
+            <m:e>
+              <m:r>
+                <w:rPr>
+                  <w:rFonts w:ascii="Cambria Math" w:eastAsiaTheme="minorEastAsia" w:hAnsi="Cambria Math"/>
+                </w:rPr>
+                <m:t>ρ</m:t>
+              </m:r>
+            </m:e>
+          </m:d>
+          <m:r>
+            <w:rPr>
+              <w:rFonts w:ascii="Cambria Math" w:eastAsiaTheme="minorEastAsia" w:hAnsi="Cambria Math"/>
+            </w:rPr>
+            <m:t>+2</m:t>
+          </m:r>
+          <m:nary>
+            <m:naryPr>
+              <m:chr m:val="∑"/>
+              <m:limLoc m:val="undOvr"/>
+              <m:supHide m:val="1"/>
+              <m:ctrlPr>
+                <w:rPr>
+                  <w:rFonts w:ascii="Cambria Math" w:eastAsiaTheme="minorEastAsia" w:hAnsi="Cambria Math"/>
+                  <w:i/>
+                </w:rPr>
+              </m:ctrlPr>
+            </m:naryPr>
+            <m:sub>
+              <m:r>
+                <w:rPr>
+                  <w:rFonts w:ascii="Cambria Math" w:eastAsiaTheme="minorEastAsia" w:hAnsi="Cambria Math"/>
+                </w:rPr>
+                <m:t>α</m:t>
+              </m:r>
+            </m:sub>
+            <m:sup/>
+            <m:e>
+              <m:d>
+                <m:dPr>
+                  <m:begChr m:val="⟨"/>
+                  <m:endChr m:val="⟩"/>
+                  <m:ctrlPr>
+                    <w:rPr>
+                      <w:rFonts w:ascii="Cambria Math" w:eastAsiaTheme="minorEastAsia" w:hAnsi="Cambria Math"/>
+                      <w:i/>
+                    </w:rPr>
+                  </m:ctrlPr>
+                </m:dPr>
+                <m:e>
+                  <m:sSub>
+                    <m:sSubPr>
+                      <m:ctrlPr>
+                        <w:rPr>
+                          <w:rFonts w:ascii="Cambria Math" w:hAnsi="Cambria Math"/>
+                          <w:i/>
+                        </w:rPr>
+                      </m:ctrlPr>
+                    </m:sSubPr>
+                    <m:e>
+                      <m:r>
+                        <w:rPr>
+                          <w:rFonts w:ascii="Cambria Math" w:hAnsi="Cambria Math"/>
+                        </w:rPr>
+                        <m:t>L</m:t>
+                      </m:r>
+                    </m:e>
+                    <m:sub>
+                      <m:r>
+                        <w:rPr>
+                          <w:rFonts w:ascii="Cambria Math" w:hAnsi="Cambria Math"/>
+                        </w:rPr>
+                        <m:t>α</m:t>
+                      </m:r>
+                    </m:sub>
+                  </m:sSub>
+                  <m:r>
+                    <w:rPr>
+                      <w:rFonts w:ascii="Cambria Math" w:hAnsi="Cambria Math"/>
+                    </w:rPr>
+                    <m:t>ρ</m:t>
+                  </m:r>
+                  <m:sSubSup>
+                    <m:sSubSupPr>
+                      <m:ctrlPr>
+                        <w:rPr>
+                          <w:rFonts w:ascii="Cambria Math" w:hAnsi="Cambria Math"/>
+                          <w:i/>
+                        </w:rPr>
+                      </m:ctrlPr>
+                    </m:sSubSupPr>
+                    <m:e>
+                      <m:r>
+                        <w:rPr>
+                          <w:rFonts w:ascii="Cambria Math" w:hAnsi="Cambria Math"/>
+                        </w:rPr>
+                        <m:t>L</m:t>
+                      </m:r>
+                    </m:e>
+                    <m:sub>
+                      <m:r>
+                        <w:rPr>
+                          <w:rFonts w:ascii="Cambria Math" w:hAnsi="Cambria Math"/>
+                        </w:rPr>
+                        <m:t>α</m:t>
+                      </m:r>
+                    </m:sub>
+                    <m:sup>
+                      <m:r>
+                        <w:rPr>
+                          <w:rFonts w:ascii="Cambria Math" w:hAnsi="Cambria Math"/>
+                        </w:rPr>
+                        <m:t>*</m:t>
+                      </m:r>
+                    </m:sup>
+                  </m:sSubSup>
+                  <m:r>
+                    <w:rPr>
+                      <w:rFonts w:ascii="Cambria Math" w:hAnsi="Cambria Math"/>
+                    </w:rPr>
+                    <m:t>-</m:t>
+                  </m:r>
+                  <m:f>
+                    <m:fPr>
+                      <m:ctrlPr>
+                        <w:rPr>
+                          <w:rFonts w:ascii="Cambria Math" w:hAnsi="Cambria Math"/>
+                          <w:i/>
+                        </w:rPr>
+                      </m:ctrlPr>
+                    </m:fPr>
+                    <m:num>
+                      <m:r>
+                        <w:rPr>
+                          <w:rFonts w:ascii="Cambria Math" w:hAnsi="Cambria Math"/>
+                        </w:rPr>
+                        <m:t>1</m:t>
+                      </m:r>
+                    </m:num>
+                    <m:den>
+                      <m:r>
+                        <w:rPr>
+                          <w:rFonts w:ascii="Cambria Math" w:hAnsi="Cambria Math"/>
+                        </w:rPr>
+                        <m:t>2</m:t>
+                      </m:r>
+                    </m:den>
+                  </m:f>
+                  <m:d>
+                    <m:dPr>
+                      <m:begChr m:val="{"/>
+                      <m:endChr m:val="}"/>
+                      <m:ctrlPr>
+                        <w:rPr>
+                          <w:rFonts w:ascii="Cambria Math" w:hAnsi="Cambria Math"/>
+                          <w:i/>
+                        </w:rPr>
+                      </m:ctrlPr>
+                    </m:dPr>
+                    <m:e>
+                      <m:sSubSup>
+                        <m:sSubSupPr>
+                          <m:ctrlPr>
+                            <w:rPr>
+                              <w:rFonts w:ascii="Cambria Math" w:hAnsi="Cambria Math"/>
+                              <w:i/>
+                            </w:rPr>
+                          </m:ctrlPr>
+                        </m:sSubSupPr>
+                        <m:e>
+                          <m:r>
+                            <w:rPr>
+                              <w:rFonts w:ascii="Cambria Math" w:hAnsi="Cambria Math"/>
+                            </w:rPr>
+                            <m:t>L</m:t>
+                          </m:r>
+                        </m:e>
+                        <m:sub>
+                          <m:r>
+                            <w:rPr>
+                              <w:rFonts w:ascii="Cambria Math" w:hAnsi="Cambria Math"/>
+                            </w:rPr>
+                            <m:t>α</m:t>
+                          </m:r>
+                        </m:sub>
+                        <m:sup>
+                          <m:r>
+                            <w:rPr>
+                              <w:rFonts w:ascii="Cambria Math" w:hAnsi="Cambria Math"/>
+                            </w:rPr>
+                            <m:t>*</m:t>
+                          </m:r>
+                        </m:sup>
+                      </m:sSubSup>
+                      <m:sSub>
+                        <m:sSubPr>
+                          <m:ctrlPr>
+                            <w:rPr>
+                              <w:rFonts w:ascii="Cambria Math" w:hAnsi="Cambria Math"/>
+                              <w:i/>
+                            </w:rPr>
+                          </m:ctrlPr>
+                        </m:sSubPr>
+                        <m:e>
+                          <m:r>
+                            <w:rPr>
+                              <w:rFonts w:ascii="Cambria Math" w:hAnsi="Cambria Math"/>
+                            </w:rPr>
+                            <m:t>L</m:t>
+                          </m:r>
+                        </m:e>
+                        <m:sub>
+                          <m:r>
+                            <w:rPr>
+                              <w:rFonts w:ascii="Cambria Math" w:hAnsi="Cambria Math"/>
+                            </w:rPr>
+                            <m:t>α</m:t>
+                          </m:r>
+                        </m:sub>
+                      </m:sSub>
+                      <m:r>
+                        <w:rPr>
+                          <w:rFonts w:ascii="Cambria Math" w:hAnsi="Cambria Math"/>
+                        </w:rPr>
+                        <m:t>,ρ</m:t>
+                      </m:r>
+                    </m:e>
+                  </m:d>
+                </m:e>
+                <m:e>
+                  <m:r>
+                    <w:rPr>
+                      <w:rFonts w:ascii="Cambria Math" w:eastAsiaTheme="minorEastAsia" w:hAnsi="Cambria Math"/>
+                    </w:rPr>
+                    <m:t>ρ</m:t>
+                  </m:r>
+                </m:e>
+              </m:d>
+            </m:e>
+          </m:nary>
+          <m:r>
+            <w:rPr>
+              <w:rFonts w:ascii="Cambria Math" w:eastAsiaTheme="minorEastAsia" w:hAnsi="Cambria Math"/>
+            </w:rPr>
+            <m:t xml:space="preserve"> </m:t>
+          </m:r>
+        </m:oMath>
+      </m:oMathPara>
+    </w:p>
+    <w:p>
+      <w:pPr>
+        <w:pStyle w:val="Paragraphedeliste"/>
+        <w:tabs>
+          <w:tab w:val="left" w:pos="3056"/>
+        </w:tabs>
+        <w:rPr>
+          <w:rFonts w:eastAsiaTheme="minorEastAsia"/>
+        </w:rPr>
+      </w:pPr>
+    </w:p>
+    <w:p>
+      <w:pPr>
+        <w:pStyle w:val="Paragraphedeliste"/>
+        <w:tabs>
+          <w:tab w:val="left" w:pos="3056"/>
+        </w:tabs>
+        <w:rPr>
+          <w:rFonts w:eastAsiaTheme="minorEastAsia"/>
+        </w:rPr>
+      </w:pPr>
+    </w:p>
+    <w:p>
+      <w:pPr>
+        <w:pStyle w:val="Paragraphedeliste"/>
+        <w:tabs>
+          <w:tab w:val="left" w:pos="3056"/>
+        </w:tabs>
+        <w:rPr>
+          <w:rFonts w:eastAsiaTheme="minorEastAsia"/>
+        </w:rPr>
+      </w:pPr>
+      <m:oMathPara>
+        <m:oMath>
+          <m:d>
+            <m:dPr>
+              <m:begChr m:val="⟨"/>
+              <m:endChr m:val="⟩"/>
+              <m:ctrlPr>
+                <w:rPr>
+                  <w:rFonts w:ascii="Cambria Math" w:eastAsiaTheme="minorEastAsia" w:hAnsi="Cambria Math"/>
+                  <w:i/>
+                </w:rPr>
+              </m:ctrlPr>
+            </m:dPr>
+            <m:e>
+              <m:d>
+                <m:dPr>
+                  <m:begChr m:val="["/>
+                  <m:endChr m:val="]"/>
+                  <m:ctrlPr>
+                    <w:rPr>
+                      <w:rFonts w:ascii="Cambria Math" w:hAnsi="Cambria Math"/>
+                      <w:i/>
+                    </w:rPr>
+                  </m:ctrlPr>
+                </m:dPr>
+                <m:e>
+                  <m:r>
+                    <w:rPr>
+                      <w:rFonts w:ascii="Cambria Math" w:hAnsi="Cambria Math"/>
+                    </w:rPr>
+                    <m:t>V</m:t>
+                  </m:r>
+                  <m:d>
+                    <m:dPr>
+                      <m:ctrlPr>
+                        <w:rPr>
+                          <w:rFonts w:ascii="Cambria Math" w:hAnsi="Cambria Math"/>
+                          <w:i/>
+                        </w:rPr>
+                      </m:ctrlPr>
+                    </m:dPr>
+                    <m:e>
+                      <m:r>
+                        <w:rPr>
+                          <w:rFonts w:ascii="Cambria Math" w:hAnsi="Cambria Math"/>
+                        </w:rPr>
+                        <m:t>t,ρ</m:t>
+                      </m:r>
+                    </m:e>
+                  </m:d>
+                  <m:r>
+                    <w:rPr>
+                      <w:rFonts w:ascii="Cambria Math" w:hAnsi="Cambria Math"/>
+                    </w:rPr>
+                    <m:t>,ρ</m:t>
+                  </m:r>
+                </m:e>
+              </m:d>
+            </m:e>
+            <m:e>
+              <m:r>
+                <w:rPr>
+                  <w:rFonts w:ascii="Cambria Math" w:eastAsiaTheme="minorEastAsia" w:hAnsi="Cambria Math"/>
+                </w:rPr>
+                <m:t>ρ</m:t>
+              </m:r>
+            </m:e>
+          </m:d>
+          <m:r>
+            <w:rPr>
+              <w:rFonts w:ascii="Cambria Math" w:eastAsiaTheme="minorEastAsia" w:hAnsi="Cambria Math"/>
+            </w:rPr>
+            <m:t>=</m:t>
+          </m:r>
+          <m:d>
+            <m:dPr>
+              <m:begChr m:val="⟨"/>
+              <m:endChr m:val="⟩"/>
+              <m:ctrlPr>
+                <w:rPr>
+                  <w:rFonts w:ascii="Cambria Math" w:eastAsiaTheme="minorEastAsia" w:hAnsi="Cambria Math"/>
+                  <w:i/>
+                </w:rPr>
+              </m:ctrlPr>
+            </m:dPr>
+            <m:e>
+              <m:r>
+                <w:rPr>
+                  <w:rFonts w:ascii="Cambria Math" w:hAnsi="Cambria Math"/>
+                </w:rPr>
+                <m:t>V</m:t>
+              </m:r>
+              <m:d>
+                <m:dPr>
+                  <m:ctrlPr>
+                    <w:rPr>
+                      <w:rFonts w:ascii="Cambria Math" w:hAnsi="Cambria Math"/>
+                      <w:i/>
+                    </w:rPr>
+                  </m:ctrlPr>
+                </m:dPr>
+                <m:e>
+                  <m:r>
+                    <w:rPr>
+                      <w:rFonts w:ascii="Cambria Math" w:hAnsi="Cambria Math"/>
+                    </w:rPr>
+                    <m:t>t,ρ</m:t>
+                  </m:r>
+                </m:e>
+              </m:d>
+              <m:r>
+                <w:rPr>
+                  <w:rFonts w:ascii="Cambria Math" w:hAnsi="Cambria Math"/>
+                </w:rPr>
+                <m:t>ρ</m:t>
+              </m:r>
+              <m:r>
+                <w:rPr>
+                  <w:rFonts w:ascii="Cambria Math" w:hAnsi="Cambria Math"/>
+                </w:rPr>
+                <m:t>-</m:t>
+              </m:r>
+              <m:r>
+                <w:rPr>
+                  <w:rFonts w:ascii="Cambria Math" w:hAnsi="Cambria Math"/>
+                </w:rPr>
+                <m:t>ρV</m:t>
+              </m:r>
+              <m:d>
+                <m:dPr>
+                  <m:ctrlPr>
+                    <w:rPr>
+                      <w:rFonts w:ascii="Cambria Math" w:hAnsi="Cambria Math"/>
+                      <w:i/>
+                    </w:rPr>
+                  </m:ctrlPr>
+                </m:dPr>
+                <m:e>
+                  <m:r>
+                    <w:rPr>
+                      <w:rFonts w:ascii="Cambria Math" w:hAnsi="Cambria Math"/>
+                    </w:rPr>
+                    <m:t>t,ρ</m:t>
+                  </m:r>
+                </m:e>
+              </m:d>
+            </m:e>
+            <m:e>
+              <m:r>
+                <w:rPr>
+                  <w:rFonts w:ascii="Cambria Math" w:eastAsiaTheme="minorEastAsia" w:hAnsi="Cambria Math"/>
+                </w:rPr>
+                <m:t>ρ</m:t>
+              </m:r>
+            </m:e>
+          </m:d>
+          <m:r>
+            <w:rPr>
+              <w:rFonts w:ascii="Cambria Math" w:eastAsiaTheme="minorEastAsia" w:hAnsi="Cambria Math"/>
+            </w:rPr>
+            <m:t>=tr</m:t>
+          </m:r>
+          <m:d>
+            <m:dPr>
+              <m:ctrlPr>
+                <w:rPr>
+                  <w:rFonts w:ascii="Cambria Math" w:eastAsiaTheme="minorEastAsia" w:hAnsi="Cambria Math"/>
+                  <w:i/>
+                </w:rPr>
+              </m:ctrlPr>
+            </m:dPr>
+            <m:e>
+              <m:sSup>
+                <m:sSupPr>
+                  <m:ctrlPr>
+                    <w:rPr>
+                      <w:rFonts w:ascii="Cambria Math" w:eastAsiaTheme="minorEastAsia" w:hAnsi="Cambria Math"/>
+                      <w:i/>
+                    </w:rPr>
+                  </m:ctrlPr>
+                </m:sSupPr>
+                <m:e>
+                  <m:r>
+                    <w:rPr>
+                      <w:rFonts w:ascii="Cambria Math" w:eastAsiaTheme="minorEastAsia" w:hAnsi="Cambria Math"/>
+                    </w:rPr>
+                    <m:t>ρ</m:t>
+                  </m:r>
+                </m:e>
+                <m:sup>
+                  <m:r>
+                    <w:rPr>
+                      <w:rFonts w:ascii="Cambria Math" w:eastAsiaTheme="minorEastAsia" w:hAnsi="Cambria Math"/>
+                    </w:rPr>
+                    <m:t>*</m:t>
+                  </m:r>
+                </m:sup>
+              </m:sSup>
+              <m:r>
+                <w:rPr>
+                  <w:rFonts w:ascii="Cambria Math" w:hAnsi="Cambria Math"/>
+                </w:rPr>
+                <m:t>V</m:t>
+              </m:r>
+              <m:sSup>
+                <m:sSupPr>
+                  <m:ctrlPr>
+                    <w:rPr>
+                      <w:rFonts w:ascii="Cambria Math" w:hAnsi="Cambria Math"/>
+                      <w:i/>
+                    </w:rPr>
+                  </m:ctrlPr>
+                </m:sSupPr>
+                <m:e>
+                  <m:d>
+                    <m:dPr>
+                      <m:ctrlPr>
+                        <w:rPr>
+                          <w:rFonts w:ascii="Cambria Math" w:hAnsi="Cambria Math"/>
+                          <w:i/>
+                        </w:rPr>
+                      </m:ctrlPr>
+                    </m:dPr>
+                    <m:e>
+                      <m:r>
+                        <w:rPr>
+                          <w:rFonts w:ascii="Cambria Math" w:hAnsi="Cambria Math"/>
+                        </w:rPr>
+                        <m:t>t,ρ</m:t>
+                      </m:r>
+                    </m:e>
+                  </m:d>
+                </m:e>
+                <m:sup>
+                  <m:r>
+                    <w:rPr>
+                      <w:rFonts w:ascii="Cambria Math" w:hAnsi="Cambria Math"/>
+                    </w:rPr>
+                    <m:t>*</m:t>
+                  </m:r>
+                </m:sup>
+              </m:sSup>
+              <m:r>
+                <w:rPr>
+                  <w:rFonts w:ascii="Cambria Math" w:hAnsi="Cambria Math"/>
+                </w:rPr>
+                <m:t>ρ-</m:t>
+              </m:r>
+              <m:r>
+                <w:rPr>
+                  <w:rFonts w:ascii="Cambria Math" w:hAnsi="Cambria Math"/>
+                </w:rPr>
+                <m:t>V</m:t>
+              </m:r>
+              <m:sSup>
+                <m:sSupPr>
+                  <m:ctrlPr>
+                    <w:rPr>
+                      <w:rFonts w:ascii="Cambria Math" w:hAnsi="Cambria Math"/>
+                      <w:i/>
+                    </w:rPr>
+                  </m:ctrlPr>
+                </m:sSupPr>
+                <m:e>
+                  <m:d>
+                    <m:dPr>
+                      <m:ctrlPr>
+                        <w:rPr>
+                          <w:rFonts w:ascii="Cambria Math" w:hAnsi="Cambria Math"/>
+                          <w:i/>
+                        </w:rPr>
+                      </m:ctrlPr>
+                    </m:dPr>
+                    <m:e>
+                      <m:r>
+                        <w:rPr>
+                          <w:rFonts w:ascii="Cambria Math" w:hAnsi="Cambria Math"/>
+                        </w:rPr>
+                        <m:t>t,ρ</m:t>
+                      </m:r>
+                    </m:e>
+                  </m:d>
+                </m:e>
+                <m:sup>
+                  <m:r>
+                    <w:rPr>
+                      <w:rFonts w:ascii="Cambria Math" w:hAnsi="Cambria Math"/>
+                    </w:rPr>
+                    <m:t>*</m:t>
+                  </m:r>
+                </m:sup>
+              </m:sSup>
+              <m:sSup>
+                <m:sSupPr>
+                  <m:ctrlPr>
+                    <w:rPr>
+                      <w:rFonts w:ascii="Cambria Math" w:hAnsi="Cambria Math"/>
+                      <w:i/>
+                    </w:rPr>
+                  </m:ctrlPr>
+                </m:sSupPr>
+                <m:e>
+                  <m:r>
+                    <w:rPr>
+                      <w:rFonts w:ascii="Cambria Math" w:hAnsi="Cambria Math"/>
+                    </w:rPr>
+                    <m:t>ρ</m:t>
+                  </m:r>
+                </m:e>
+                <m:sup>
+                  <m:r>
+                    <w:rPr>
+                      <w:rFonts w:ascii="Cambria Math" w:hAnsi="Cambria Math"/>
+                    </w:rPr>
+                    <m:t>*</m:t>
+                  </m:r>
+                </m:sup>
+              </m:sSup>
+              <m:r>
+                <w:rPr>
+                  <w:rFonts w:ascii="Cambria Math" w:hAnsi="Cambria Math"/>
+                </w:rPr>
+                <m:t>ρ</m:t>
+              </m:r>
+            </m:e>
+          </m:d>
+          <m:r>
+            <w:rPr>
+              <w:rFonts w:ascii="Cambria Math" w:eastAsiaTheme="minorEastAsia" w:hAnsi="Cambria Math"/>
+            </w:rPr>
+            <m:t>=0</m:t>
+          </m:r>
+        </m:oMath>
+      </m:oMathPara>
+    </w:p>
+    <w:p>
+      <w:pPr>
+        <w:pStyle w:val="Paragraphedeliste"/>
+        <w:tabs>
+          <w:tab w:val="left" w:pos="3056"/>
+        </w:tabs>
+        <w:rPr>
+          <w:rFonts w:eastAsiaTheme="minorEastAsia"/>
+        </w:rPr>
+      </w:pPr>
+      <m:oMathPara>
+        <m:oMath>
+          <m:d>
+            <m:dPr>
+              <m:begChr m:val="⟨"/>
+              <m:endChr m:val="⟩"/>
+              <m:ctrlPr>
+                <w:rPr>
+                  <w:rFonts w:ascii="Cambria Math" w:eastAsiaTheme="minorEastAsia" w:hAnsi="Cambria Math"/>
+                  <w:i/>
+                </w:rPr>
+              </m:ctrlPr>
+            </m:dPr>
+            <m:e>
+              <m:sSub>
+                <m:sSubPr>
+                  <m:ctrlPr>
+                    <w:rPr>
+                      <w:rFonts w:ascii="Cambria Math" w:hAnsi="Cambria Math"/>
+                      <w:i/>
+                    </w:rPr>
+                  </m:ctrlPr>
+                </m:sSubPr>
+                <m:e>
+                  <m:r>
+                    <w:rPr>
+                      <w:rFonts w:ascii="Cambria Math" w:hAnsi="Cambria Math"/>
+                    </w:rPr>
+                    <m:t>L</m:t>
+                  </m:r>
+                </m:e>
+                <m:sub>
+                  <m:r>
+                    <w:rPr>
+                      <w:rFonts w:ascii="Cambria Math" w:hAnsi="Cambria Math"/>
+                    </w:rPr>
+                    <m:t>α</m:t>
+                  </m:r>
+                </m:sub>
+              </m:sSub>
+              <m:r>
+                <w:rPr>
+                  <w:rFonts w:ascii="Cambria Math" w:hAnsi="Cambria Math"/>
+                </w:rPr>
+                <m:t>ρ</m:t>
+              </m:r>
+              <m:sSubSup>
+                <m:sSubSupPr>
+                  <m:ctrlPr>
+                    <w:rPr>
+                      <w:rFonts w:ascii="Cambria Math" w:hAnsi="Cambria Math"/>
+                      <w:i/>
+                    </w:rPr>
+                  </m:ctrlPr>
+                </m:sSubSupPr>
+                <m:e>
+                  <m:r>
+                    <w:rPr>
+                      <w:rFonts w:ascii="Cambria Math" w:hAnsi="Cambria Math"/>
+                    </w:rPr>
+                    <m:t>L</m:t>
+                  </m:r>
+                </m:e>
+                <m:sub>
+                  <m:r>
+                    <w:rPr>
+                      <w:rFonts w:ascii="Cambria Math" w:hAnsi="Cambria Math"/>
+                    </w:rPr>
+                    <m:t>α</m:t>
+                  </m:r>
+                </m:sub>
+                <m:sup>
+                  <m:r>
+                    <w:rPr>
+                      <w:rFonts w:ascii="Cambria Math" w:hAnsi="Cambria Math"/>
+                    </w:rPr>
+                    <m:t>*</m:t>
+                  </m:r>
+                </m:sup>
+              </m:sSubSup>
+            </m:e>
+            <m:e>
+              <m:r>
+                <w:rPr>
+                  <w:rFonts w:ascii="Cambria Math" w:eastAsiaTheme="minorEastAsia" w:hAnsi="Cambria Math"/>
+                </w:rPr>
+                <m:t>ρ</m:t>
+              </m:r>
+            </m:e>
+          </m:d>
+          <m:r>
+            <w:rPr>
+              <w:rFonts w:ascii="Cambria Math" w:eastAsiaTheme="minorEastAsia" w:hAnsi="Cambria Math"/>
+            </w:rPr>
+            <m:t>=tr</m:t>
+          </m:r>
+          <m:d>
+            <m:dPr>
+              <m:ctrlPr>
+                <w:rPr>
+                  <w:rFonts w:ascii="Cambria Math" w:eastAsiaTheme="minorEastAsia" w:hAnsi="Cambria Math"/>
+                  <w:i/>
+                </w:rPr>
+              </m:ctrlPr>
+            </m:dPr>
+            <m:e>
+              <m:sSub>
+                <m:sSubPr>
+                  <m:ctrlPr>
+                    <w:rPr>
+                      <w:rFonts w:ascii="Cambria Math" w:hAnsi="Cambria Math"/>
+                      <w:i/>
+                    </w:rPr>
+                  </m:ctrlPr>
+                </m:sSubPr>
+                <m:e>
+                  <m:r>
+                    <w:rPr>
+                      <w:rFonts w:ascii="Cambria Math" w:hAnsi="Cambria Math"/>
+                    </w:rPr>
+                    <m:t>L</m:t>
+                  </m:r>
+                </m:e>
+                <m:sub>
+                  <m:r>
+                    <w:rPr>
+                      <w:rFonts w:ascii="Cambria Math" w:hAnsi="Cambria Math"/>
+                    </w:rPr>
+                    <m:t>α</m:t>
+                  </m:r>
+                </m:sub>
+              </m:sSub>
+              <m:sSup>
+                <m:sSupPr>
+                  <m:ctrlPr>
+                    <w:rPr>
+                      <w:rFonts w:ascii="Cambria Math" w:hAnsi="Cambria Math"/>
+                      <w:i/>
+                    </w:rPr>
+                  </m:ctrlPr>
+                </m:sSupPr>
+                <m:e>
+                  <m:r>
+                    <w:rPr>
+                      <w:rFonts w:ascii="Cambria Math" w:hAnsi="Cambria Math"/>
+                    </w:rPr>
+                    <m:t>ρ</m:t>
+                  </m:r>
+                </m:e>
+                <m:sup>
+                  <m:r>
+                    <w:rPr>
+                      <w:rFonts w:ascii="Cambria Math" w:hAnsi="Cambria Math"/>
+                    </w:rPr>
+                    <m:t>*</m:t>
+                  </m:r>
+                </m:sup>
+              </m:sSup>
+              <m:sSubSup>
+                <m:sSubSupPr>
+                  <m:ctrlPr>
+                    <w:rPr>
+                      <w:rFonts w:ascii="Cambria Math" w:hAnsi="Cambria Math"/>
+                      <w:i/>
+                    </w:rPr>
+                  </m:ctrlPr>
+                </m:sSubSupPr>
+                <m:e>
+                  <m:r>
+                    <w:rPr>
+                      <w:rFonts w:ascii="Cambria Math" w:hAnsi="Cambria Math"/>
+                    </w:rPr>
+                    <m:t>L</m:t>
+                  </m:r>
+                </m:e>
+                <m:sub>
+                  <m:r>
+                    <w:rPr>
+                      <w:rFonts w:ascii="Cambria Math" w:hAnsi="Cambria Math"/>
+                    </w:rPr>
+                    <m:t>α</m:t>
+                  </m:r>
+                </m:sub>
+                <m:sup>
+                  <m:r>
+                    <w:rPr>
+                      <w:rFonts w:ascii="Cambria Math" w:hAnsi="Cambria Math"/>
+                    </w:rPr>
+                    <m:t>*</m:t>
+                  </m:r>
+                </m:sup>
+              </m:sSubSup>
+              <m:r>
+                <w:rPr>
+                  <w:rFonts w:ascii="Cambria Math" w:eastAsiaTheme="minorEastAsia" w:hAnsi="Cambria Math"/>
+                </w:rPr>
+                <m:t>ρ</m:t>
+              </m:r>
+            </m:e>
+          </m:d>
+          <m:r>
+            <w:rPr>
+              <w:rFonts w:ascii="Cambria Math" w:eastAsiaTheme="minorEastAsia" w:hAnsi="Cambria Math"/>
+            </w:rPr>
+            <m:t>=</m:t>
+          </m:r>
+          <m:r>
+            <w:rPr>
+              <w:rFonts w:ascii="Cambria Math" w:eastAsiaTheme="minorEastAsia" w:hAnsi="Cambria Math"/>
+            </w:rPr>
+            <m:t>tr</m:t>
+          </m:r>
+          <m:d>
+            <m:dPr>
+              <m:ctrlPr>
+                <w:rPr>
+                  <w:rFonts w:ascii="Cambria Math" w:eastAsiaTheme="minorEastAsia" w:hAnsi="Cambria Math"/>
+                  <w:i/>
+                </w:rPr>
+              </m:ctrlPr>
+            </m:dPr>
+            <m:e>
+              <m:sSubSup>
+                <m:sSubSupPr>
+                  <m:ctrlPr>
+                    <w:rPr>
+                      <w:rFonts w:ascii="Cambria Math" w:hAnsi="Cambria Math"/>
+                      <w:i/>
+                    </w:rPr>
+                  </m:ctrlPr>
+                </m:sSubSupPr>
+                <m:e>
+                  <m:r>
+                    <w:rPr>
+                      <w:rFonts w:ascii="Cambria Math" w:hAnsi="Cambria Math"/>
+                    </w:rPr>
+                    <m:t>L</m:t>
+                  </m:r>
+                </m:e>
+                <m:sub>
+                  <m:r>
+                    <w:rPr>
+                      <w:rFonts w:ascii="Cambria Math" w:hAnsi="Cambria Math"/>
+                    </w:rPr>
+                    <m:t>α</m:t>
+                  </m:r>
+                </m:sub>
+                <m:sup>
+                  <m:r>
+                    <w:rPr>
+                      <w:rFonts w:ascii="Cambria Math" w:hAnsi="Cambria Math"/>
+                    </w:rPr>
+                    <m:t>*</m:t>
+                  </m:r>
+                </m:sup>
+              </m:sSubSup>
+              <m:r>
+                <w:rPr>
+                  <w:rFonts w:ascii="Cambria Math" w:eastAsiaTheme="minorEastAsia" w:hAnsi="Cambria Math"/>
+                </w:rPr>
+                <m:t>ρ</m:t>
+              </m:r>
+              <m:sSub>
+                <m:sSubPr>
+                  <m:ctrlPr>
+                    <w:rPr>
+                      <w:rFonts w:ascii="Cambria Math" w:hAnsi="Cambria Math"/>
+                      <w:i/>
+                    </w:rPr>
+                  </m:ctrlPr>
+                </m:sSubPr>
+                <m:e>
+                  <m:r>
+                    <w:rPr>
+                      <w:rFonts w:ascii="Cambria Math" w:hAnsi="Cambria Math"/>
+                    </w:rPr>
+                    <m:t>L</m:t>
+                  </m:r>
+                </m:e>
+                <m:sub>
+                  <m:r>
+                    <w:rPr>
+                      <w:rFonts w:ascii="Cambria Math" w:hAnsi="Cambria Math"/>
+                    </w:rPr>
+                    <m:t>α</m:t>
+                  </m:r>
+                </m:sub>
+              </m:sSub>
+              <m:sSup>
+                <m:sSupPr>
+                  <m:ctrlPr>
+                    <w:rPr>
+                      <w:rFonts w:ascii="Cambria Math" w:hAnsi="Cambria Math"/>
+                      <w:i/>
+                    </w:rPr>
+                  </m:ctrlPr>
+                </m:sSupPr>
+                <m:e>
+                  <m:r>
+                    <w:rPr>
+                      <w:rFonts w:ascii="Cambria Math" w:hAnsi="Cambria Math"/>
+                    </w:rPr>
+                    <m:t>ρ</m:t>
+                  </m:r>
+                </m:e>
+                <m:sup>
+                  <m:r>
+                    <w:rPr>
+                      <w:rFonts w:ascii="Cambria Math" w:hAnsi="Cambria Math"/>
+                    </w:rPr>
+                    <m:t>*</m:t>
+                  </m:r>
+                </m:sup>
+              </m:sSup>
+            </m:e>
+          </m:d>
+          <m:r>
+            <w:rPr>
+              <w:rFonts w:ascii="Cambria Math" w:eastAsiaTheme="minorEastAsia" w:hAnsi="Cambria Math"/>
+            </w:rPr>
+            <m:t>=</m:t>
+          </m:r>
+          <m:r>
+            <w:rPr>
+              <w:rFonts w:ascii="Cambria Math" w:eastAsiaTheme="minorEastAsia" w:hAnsi="Cambria Math"/>
+            </w:rPr>
+            <m:t>tr</m:t>
+          </m:r>
+          <m:d>
+            <m:dPr>
+              <m:ctrlPr>
+                <w:rPr>
+                  <w:rFonts w:ascii="Cambria Math" w:eastAsiaTheme="minorEastAsia" w:hAnsi="Cambria Math"/>
+                  <w:i/>
+                </w:rPr>
+              </m:ctrlPr>
+            </m:dPr>
+            <m:e>
+              <m:sSubSup>
+                <m:sSubSupPr>
+                  <m:ctrlPr>
+                    <w:rPr>
+                      <w:rFonts w:ascii="Cambria Math" w:hAnsi="Cambria Math"/>
+                      <w:i/>
+                    </w:rPr>
+                  </m:ctrlPr>
+                </m:sSubSupPr>
+                <m:e>
+                  <m:r>
+                    <w:rPr>
+                      <w:rFonts w:ascii="Cambria Math" w:hAnsi="Cambria Math"/>
+                    </w:rPr>
+                    <m:t>L</m:t>
+                  </m:r>
+                </m:e>
+                <m:sub>
+                  <m:r>
+                    <w:rPr>
+                      <w:rFonts w:ascii="Cambria Math" w:hAnsi="Cambria Math"/>
+                    </w:rPr>
+                    <m:t>α</m:t>
+                  </m:r>
+                </m:sub>
+                <m:sup>
+                  <m:r>
+                    <w:rPr>
+                      <w:rFonts w:ascii="Cambria Math" w:hAnsi="Cambria Math"/>
+                    </w:rPr>
+                    <m:t>*</m:t>
+                  </m:r>
+                </m:sup>
+              </m:sSubSup>
+              <m:r>
+                <w:rPr>
+                  <w:rFonts w:ascii="Cambria Math" w:eastAsiaTheme="minorEastAsia" w:hAnsi="Cambria Math"/>
+                </w:rPr>
+                <m:t>ρ</m:t>
+              </m:r>
+              <m:sSub>
+                <m:sSubPr>
+                  <m:ctrlPr>
+                    <w:rPr>
+                      <w:rFonts w:ascii="Cambria Math" w:hAnsi="Cambria Math"/>
+                      <w:i/>
+                    </w:rPr>
+                  </m:ctrlPr>
+                </m:sSubPr>
+                <m:e>
+                  <m:r>
+                    <w:rPr>
+                      <w:rFonts w:ascii="Cambria Math" w:hAnsi="Cambria Math"/>
+                    </w:rPr>
+                    <m:t>L</m:t>
+                  </m:r>
+                </m:e>
+                <m:sub>
+                  <m:r>
+                    <w:rPr>
+                      <w:rFonts w:ascii="Cambria Math" w:hAnsi="Cambria Math"/>
+                    </w:rPr>
+                    <m:t>α</m:t>
+                  </m:r>
+                </m:sub>
+              </m:sSub>
+              <m:r>
+                <w:rPr>
+                  <w:rFonts w:ascii="Cambria Math" w:hAnsi="Cambria Math"/>
+                </w:rPr>
+                <m:t>ρ</m:t>
+              </m:r>
+            </m:e>
+          </m:d>
+        </m:oMath>
+      </m:oMathPara>
+    </w:p>
+    <w:p>
+      <w:pPr>
+        <w:pStyle w:val="Paragraphedeliste"/>
+        <w:tabs>
+          <w:tab w:val="left" w:pos="3056"/>
+        </w:tabs>
+        <w:rPr>
+          <w:rFonts w:eastAsiaTheme="minorEastAsia"/>
+        </w:rPr>
+      </w:pPr>
+      <w:r>
+        <w:rPr>
+          <w:rFonts w:eastAsiaTheme="minorEastAsia"/>
+        </w:rPr>
+        <w:t xml:space="preserve">S’il existe une matrice notée </w:t>
+      </w:r>
+      <m:oMath>
+        <m:sSup>
+          <m:sSupPr>
+            <m:ctrlPr>
+              <w:rPr>
+                <w:rFonts w:ascii="Cambria Math" w:eastAsiaTheme="minorEastAsia" w:hAnsi="Cambria Math"/>
+                <w:i/>
+              </w:rPr>
+            </m:ctrlPr>
+          </m:sSupPr>
+          <m:e>
+            <m:r>
+              <w:rPr>
+                <w:rFonts w:ascii="Cambria Math" w:eastAsiaTheme="minorEastAsia" w:hAnsi="Cambria Math"/>
+              </w:rPr>
+              <m:t>ρ</m:t>
+            </m:r>
+          </m:e>
+          <m:sup>
+            <m:f>
+              <m:fPr>
+                <m:ctrlPr>
+                  <w:rPr>
+                    <w:rFonts w:ascii="Cambria Math" w:eastAsiaTheme="minorEastAsia" w:hAnsi="Cambria Math"/>
+                    <w:i/>
+                  </w:rPr>
+                </m:ctrlPr>
+              </m:fPr>
+              <m:num>
+                <m:r>
+                  <w:rPr>
+                    <w:rFonts w:ascii="Cambria Math" w:eastAsiaTheme="minorEastAsia" w:hAnsi="Cambria Math"/>
+                  </w:rPr>
+                  <m:t>1</m:t>
+                </m:r>
+              </m:num>
+              <m:den>
+                <m:r>
+                  <w:rPr>
+                    <w:rFonts w:ascii="Cambria Math" w:eastAsiaTheme="minorEastAsia" w:hAnsi="Cambria Math"/>
+                  </w:rPr>
+                  <m:t>2</m:t>
+                </m:r>
+              </m:den>
+            </m:f>
+          </m:sup>
+        </m:sSup>
+      </m:oMath>
+      <w:r>
+        <w:rPr>
+          <w:rFonts w:eastAsiaTheme="minorEastAsia"/>
+        </w:rPr>
+        <w:t xml:space="preserve"> telle que </w:t>
+      </w:r>
+      <m:oMath>
+        <m:sSup>
+          <m:sSupPr>
+            <m:ctrlPr>
+              <w:rPr>
+                <w:rFonts w:ascii="Cambria Math" w:eastAsiaTheme="minorEastAsia" w:hAnsi="Cambria Math"/>
+                <w:i/>
+              </w:rPr>
+            </m:ctrlPr>
+          </m:sSupPr>
+          <m:e>
+            <m:d>
+              <m:dPr>
+                <m:ctrlPr>
+                  <w:rPr>
+                    <w:rFonts w:ascii="Cambria Math" w:eastAsiaTheme="minorEastAsia" w:hAnsi="Cambria Math"/>
+                    <w:i/>
+                  </w:rPr>
+                </m:ctrlPr>
+              </m:dPr>
+              <m:e>
+                <m:sSup>
+                  <m:sSupPr>
+                    <m:ctrlPr>
+                      <w:rPr>
+                        <w:rFonts w:ascii="Cambria Math" w:eastAsiaTheme="minorEastAsia" w:hAnsi="Cambria Math"/>
+                        <w:i/>
+                      </w:rPr>
+                    </m:ctrlPr>
+                  </m:sSupPr>
+                  <m:e>
+                    <m:r>
+                      <w:rPr>
+                        <w:rFonts w:ascii="Cambria Math" w:eastAsiaTheme="minorEastAsia" w:hAnsi="Cambria Math"/>
+                      </w:rPr>
+                      <m:t>ρ</m:t>
+                    </m:r>
+                  </m:e>
+                  <m:sup>
+                    <m:f>
+                      <m:fPr>
+                        <m:ctrlPr>
+                          <w:rPr>
+                            <w:rFonts w:ascii="Cambria Math" w:eastAsiaTheme="minorEastAsia" w:hAnsi="Cambria Math"/>
+                            <w:i/>
+                          </w:rPr>
+                        </m:ctrlPr>
+                      </m:fPr>
+                      <m:num>
+                        <m:r>
+                          <w:rPr>
+                            <w:rFonts w:ascii="Cambria Math" w:eastAsiaTheme="minorEastAsia" w:hAnsi="Cambria Math"/>
+                          </w:rPr>
+                          <m:t>1</m:t>
+                        </m:r>
+                      </m:num>
+                      <m:den>
+                        <m:r>
+                          <w:rPr>
+                            <w:rFonts w:ascii="Cambria Math" w:eastAsiaTheme="minorEastAsia" w:hAnsi="Cambria Math"/>
+                          </w:rPr>
+                          <m:t>2</m:t>
+                        </m:r>
+                      </m:den>
+                    </m:f>
+                  </m:sup>
+                </m:sSup>
+              </m:e>
+            </m:d>
+          </m:e>
+          <m:sup>
+            <m:r>
+              <w:rPr>
+                <w:rFonts w:ascii="Cambria Math" w:eastAsiaTheme="minorEastAsia" w:hAnsi="Cambria Math"/>
+              </w:rPr>
+              <m:t>2</m:t>
+            </m:r>
+          </m:sup>
+        </m:sSup>
+        <m:r>
+          <w:rPr>
+            <w:rFonts w:ascii="Cambria Math" w:eastAsiaTheme="minorEastAsia" w:hAnsi="Cambria Math"/>
+          </w:rPr>
+          <m:t>=ρ</m:t>
+        </m:r>
+      </m:oMath>
+      <w:r>
+        <w:rPr>
+          <w:rFonts w:eastAsiaTheme="minorEastAsia"/>
+        </w:rPr>
+        <w:t xml:space="preserve"> alors </w:t>
+      </w:r>
+    </w:p>
+    <w:p>
+      <w:pPr>
+        <w:pStyle w:val="Paragraphedeliste"/>
+        <w:tabs>
+          <w:tab w:val="left" w:pos="3056"/>
+        </w:tabs>
+        <w:rPr>
+          <w:rFonts w:eastAsiaTheme="minorEastAsia"/>
+        </w:rPr>
+      </w:pPr>
+      <m:oMathPara>
+        <m:oMath>
+          <m:d>
+            <m:dPr>
+              <m:begChr m:val="⟨"/>
+              <m:endChr m:val="⟩"/>
+              <m:ctrlPr>
+                <w:rPr>
+                  <w:rFonts w:ascii="Cambria Math" w:eastAsiaTheme="minorEastAsia" w:hAnsi="Cambria Math"/>
+                  <w:i/>
+                </w:rPr>
+              </m:ctrlPr>
+            </m:dPr>
+            <m:e>
+              <m:sSub>
+                <m:sSubPr>
+                  <m:ctrlPr>
+                    <w:rPr>
+                      <w:rFonts w:ascii="Cambria Math" w:hAnsi="Cambria Math"/>
+                      <w:i/>
+                    </w:rPr>
+                  </m:ctrlPr>
+                </m:sSubPr>
+                <m:e>
+                  <m:r>
+                    <w:rPr>
+                      <w:rFonts w:ascii="Cambria Math" w:hAnsi="Cambria Math"/>
+                    </w:rPr>
+                    <m:t>L</m:t>
+                  </m:r>
+                </m:e>
+                <m:sub>
+                  <m:r>
+                    <w:rPr>
+                      <w:rFonts w:ascii="Cambria Math" w:hAnsi="Cambria Math"/>
+                    </w:rPr>
+                    <m:t>α</m:t>
+                  </m:r>
+                </m:sub>
+              </m:sSub>
+              <m:r>
+                <w:rPr>
+                  <w:rFonts w:ascii="Cambria Math" w:hAnsi="Cambria Math"/>
+                </w:rPr>
+                <m:t>ρ</m:t>
+              </m:r>
+              <m:sSubSup>
+                <m:sSubSupPr>
+                  <m:ctrlPr>
+                    <w:rPr>
+                      <w:rFonts w:ascii="Cambria Math" w:hAnsi="Cambria Math"/>
+                      <w:i/>
+                    </w:rPr>
+                  </m:ctrlPr>
+                </m:sSubSupPr>
+                <m:e>
+                  <m:r>
+                    <w:rPr>
+                      <w:rFonts w:ascii="Cambria Math" w:hAnsi="Cambria Math"/>
+                    </w:rPr>
+                    <m:t>L</m:t>
+                  </m:r>
+                </m:e>
+                <m:sub>
+                  <m:r>
+                    <w:rPr>
+                      <w:rFonts w:ascii="Cambria Math" w:hAnsi="Cambria Math"/>
+                    </w:rPr>
+                    <m:t>α</m:t>
+                  </m:r>
+                </m:sub>
+                <m:sup>
+                  <m:r>
+                    <w:rPr>
+                      <w:rFonts w:ascii="Cambria Math" w:hAnsi="Cambria Math"/>
+                    </w:rPr>
+                    <m:t>*</m:t>
+                  </m:r>
+                </m:sup>
+              </m:sSubSup>
+            </m:e>
+            <m:e>
+              <m:r>
+                <w:rPr>
+                  <w:rFonts w:ascii="Cambria Math" w:eastAsiaTheme="minorEastAsia" w:hAnsi="Cambria Math"/>
+                </w:rPr>
+                <m:t>ρ</m:t>
+              </m:r>
+            </m:e>
+          </m:d>
+          <m:r>
+            <w:rPr>
+              <w:rFonts w:ascii="Cambria Math" w:eastAsiaTheme="minorEastAsia" w:hAnsi="Cambria Math"/>
+            </w:rPr>
+            <m:t>=</m:t>
+          </m:r>
+          <m:r>
+            <w:rPr>
+              <w:rFonts w:ascii="Cambria Math" w:eastAsiaTheme="minorEastAsia" w:hAnsi="Cambria Math"/>
+            </w:rPr>
+            <m:t>tr</m:t>
+          </m:r>
+          <m:d>
+            <m:dPr>
+              <m:ctrlPr>
+                <w:rPr>
+                  <w:rFonts w:ascii="Cambria Math" w:eastAsiaTheme="minorEastAsia" w:hAnsi="Cambria Math"/>
+                  <w:i/>
+                </w:rPr>
+              </m:ctrlPr>
+            </m:dPr>
+            <m:e>
+              <m:sSup>
+                <m:sSupPr>
+                  <m:ctrlPr>
+                    <w:rPr>
+                      <w:rFonts w:ascii="Cambria Math" w:eastAsiaTheme="minorEastAsia" w:hAnsi="Cambria Math"/>
+                      <w:i/>
+                    </w:rPr>
+                  </m:ctrlPr>
+                </m:sSupPr>
+                <m:e>
+                  <m:r>
+                    <w:rPr>
+                      <w:rFonts w:ascii="Cambria Math" w:eastAsiaTheme="minorEastAsia" w:hAnsi="Cambria Math"/>
+                    </w:rPr>
+                    <m:t>ρ</m:t>
+                  </m:r>
+                </m:e>
+                <m:sup>
+                  <m:f>
+                    <m:fPr>
+                      <m:ctrlPr>
+                        <w:rPr>
+                          <w:rFonts w:ascii="Cambria Math" w:eastAsiaTheme="minorEastAsia" w:hAnsi="Cambria Math"/>
+                          <w:i/>
+                        </w:rPr>
+                      </m:ctrlPr>
+                    </m:fPr>
+                    <m:num>
+                      <m:r>
+                        <w:rPr>
+                          <w:rFonts w:ascii="Cambria Math" w:eastAsiaTheme="minorEastAsia" w:hAnsi="Cambria Math"/>
+                        </w:rPr>
+                        <m:t>1</m:t>
+                      </m:r>
+                    </m:num>
+                    <m:den>
+                      <m:r>
+                        <w:rPr>
+                          <w:rFonts w:ascii="Cambria Math" w:eastAsiaTheme="minorEastAsia" w:hAnsi="Cambria Math"/>
+                        </w:rPr>
+                        <m:t>2</m:t>
+                      </m:r>
+                    </m:den>
+                  </m:f>
+                </m:sup>
+              </m:sSup>
+              <m:sSubSup>
+                <m:sSubSupPr>
+                  <m:ctrlPr>
+                    <w:rPr>
+                      <w:rFonts w:ascii="Cambria Math" w:hAnsi="Cambria Math"/>
+                      <w:i/>
+                    </w:rPr>
+                  </m:ctrlPr>
+                </m:sSubSupPr>
+                <m:e>
+                  <m:r>
+                    <w:rPr>
+                      <w:rFonts w:ascii="Cambria Math" w:hAnsi="Cambria Math"/>
+                    </w:rPr>
+                    <m:t>L</m:t>
+                  </m:r>
+                </m:e>
+                <m:sub>
+                  <m:r>
+                    <w:rPr>
+                      <w:rFonts w:ascii="Cambria Math" w:hAnsi="Cambria Math"/>
+                    </w:rPr>
+                    <m:t>α</m:t>
+                  </m:r>
+                </m:sub>
+                <m:sup>
+                  <m:r>
+                    <w:rPr>
+                      <w:rFonts w:ascii="Cambria Math" w:hAnsi="Cambria Math"/>
+                    </w:rPr>
+                    <m:t>*</m:t>
+                  </m:r>
+                </m:sup>
+              </m:sSubSup>
+              <m:sSup>
+                <m:sSupPr>
+                  <m:ctrlPr>
+                    <w:rPr>
+                      <w:rFonts w:ascii="Cambria Math" w:eastAsiaTheme="minorEastAsia" w:hAnsi="Cambria Math"/>
+                      <w:i/>
+                    </w:rPr>
+                  </m:ctrlPr>
+                </m:sSupPr>
+                <m:e>
+                  <m:r>
+                    <w:rPr>
+                      <w:rFonts w:ascii="Cambria Math" w:eastAsiaTheme="minorEastAsia" w:hAnsi="Cambria Math"/>
+                    </w:rPr>
+                    <m:t>ρ</m:t>
+                  </m:r>
+                </m:e>
+                <m:sup>
+                  <m:f>
+                    <m:fPr>
+                      <m:ctrlPr>
+                        <w:rPr>
+                          <w:rFonts w:ascii="Cambria Math" w:eastAsiaTheme="minorEastAsia" w:hAnsi="Cambria Math"/>
+                          <w:i/>
+                        </w:rPr>
+                      </m:ctrlPr>
+                    </m:fPr>
+                    <m:num>
+                      <m:r>
+                        <w:rPr>
+                          <w:rFonts w:ascii="Cambria Math" w:eastAsiaTheme="minorEastAsia" w:hAnsi="Cambria Math"/>
+                        </w:rPr>
+                        <m:t>1</m:t>
+                      </m:r>
+                    </m:num>
+                    <m:den>
+                      <m:r>
+                        <w:rPr>
+                          <w:rFonts w:ascii="Cambria Math" w:eastAsiaTheme="minorEastAsia" w:hAnsi="Cambria Math"/>
+                        </w:rPr>
+                        <m:t>2</m:t>
+                      </m:r>
+                    </m:den>
+                  </m:f>
+                </m:sup>
+              </m:sSup>
+              <m:sSub>
+                <m:sSubPr>
+                  <m:ctrlPr>
+                    <w:rPr>
+                      <w:rFonts w:ascii="Cambria Math" w:hAnsi="Cambria Math"/>
+                      <w:i/>
+                    </w:rPr>
+                  </m:ctrlPr>
+                </m:sSubPr>
+                <m:e>
+                  <m:sSup>
+                    <m:sSupPr>
+                      <m:ctrlPr>
+                        <w:rPr>
+                          <w:rFonts w:ascii="Cambria Math" w:eastAsiaTheme="minorEastAsia" w:hAnsi="Cambria Math"/>
+                          <w:i/>
+                        </w:rPr>
+                      </m:ctrlPr>
+                    </m:sSupPr>
+                    <m:e>
+                      <m:r>
+                        <w:rPr>
+                          <w:rFonts w:ascii="Cambria Math" w:eastAsiaTheme="minorEastAsia" w:hAnsi="Cambria Math"/>
+                        </w:rPr>
+                        <m:t>ρ</m:t>
+                      </m:r>
+                    </m:e>
+                    <m:sup>
+                      <m:f>
+                        <m:fPr>
+                          <m:ctrlPr>
+                            <w:rPr>
+                              <w:rFonts w:ascii="Cambria Math" w:eastAsiaTheme="minorEastAsia" w:hAnsi="Cambria Math"/>
+                              <w:i/>
+                            </w:rPr>
+                          </m:ctrlPr>
+                        </m:fPr>
+                        <m:num>
+                          <m:r>
+                            <w:rPr>
+                              <w:rFonts w:ascii="Cambria Math" w:eastAsiaTheme="minorEastAsia" w:hAnsi="Cambria Math"/>
+                            </w:rPr>
+                            <m:t>1</m:t>
+                          </m:r>
+                        </m:num>
+                        <m:den>
+                          <m:r>
+                            <w:rPr>
+                              <w:rFonts w:ascii="Cambria Math" w:eastAsiaTheme="minorEastAsia" w:hAnsi="Cambria Math"/>
+                            </w:rPr>
+                            <m:t>2</m:t>
+                          </m:r>
+                        </m:den>
+                      </m:f>
+                    </m:sup>
+                  </m:sSup>
+                  <m:r>
+                    <w:rPr>
+                      <w:rFonts w:ascii="Cambria Math" w:hAnsi="Cambria Math"/>
+                    </w:rPr>
+                    <m:t xml:space="preserve"> </m:t>
+                  </m:r>
+                  <m:r>
+                    <w:rPr>
+                      <w:rFonts w:ascii="Cambria Math" w:hAnsi="Cambria Math"/>
+                    </w:rPr>
+                    <m:t>L</m:t>
+                  </m:r>
+                </m:e>
+                <m:sub>
+                  <m:r>
+                    <w:rPr>
+                      <w:rFonts w:ascii="Cambria Math" w:hAnsi="Cambria Math"/>
+                    </w:rPr>
+                    <m:t>α</m:t>
+                  </m:r>
+                </m:sub>
+              </m:sSub>
+              <m:sSup>
+                <m:sSupPr>
+                  <m:ctrlPr>
+                    <w:rPr>
+                      <w:rFonts w:ascii="Cambria Math" w:eastAsiaTheme="minorEastAsia" w:hAnsi="Cambria Math"/>
+                      <w:i/>
+                    </w:rPr>
+                  </m:ctrlPr>
+                </m:sSupPr>
+                <m:e>
+                  <m:r>
+                    <w:rPr>
+                      <w:rFonts w:ascii="Cambria Math" w:eastAsiaTheme="minorEastAsia" w:hAnsi="Cambria Math"/>
+                    </w:rPr>
+                    <m:t>ρ</m:t>
+                  </m:r>
+                </m:e>
+                <m:sup>
+                  <m:f>
+                    <m:fPr>
+                      <m:ctrlPr>
+                        <w:rPr>
+                          <w:rFonts w:ascii="Cambria Math" w:eastAsiaTheme="minorEastAsia" w:hAnsi="Cambria Math"/>
+                          <w:i/>
+                        </w:rPr>
+                      </m:ctrlPr>
+                    </m:fPr>
+                    <m:num>
+                      <m:r>
+                        <w:rPr>
+                          <w:rFonts w:ascii="Cambria Math" w:eastAsiaTheme="minorEastAsia" w:hAnsi="Cambria Math"/>
+                        </w:rPr>
+                        <m:t>1</m:t>
+                      </m:r>
+                    </m:num>
+                    <m:den>
+                      <m:r>
+                        <w:rPr>
+                          <w:rFonts w:ascii="Cambria Math" w:eastAsiaTheme="minorEastAsia" w:hAnsi="Cambria Math"/>
+                        </w:rPr>
+                        <m:t>2</m:t>
+                      </m:r>
+                    </m:den>
+                  </m:f>
+                </m:sup>
+              </m:sSup>
+            </m:e>
+          </m:d>
+          <m:r>
+            <w:rPr>
+              <w:rFonts w:ascii="Cambria Math" w:eastAsiaTheme="minorEastAsia" w:hAnsi="Cambria Math"/>
+            </w:rPr>
+            <m:t>=</m:t>
+          </m:r>
+          <m:sSup>
+            <m:sSupPr>
+              <m:ctrlPr>
+                <w:rPr>
+                  <w:rFonts w:ascii="Cambria Math" w:eastAsiaTheme="minorEastAsia" w:hAnsi="Cambria Math"/>
+                  <w:i/>
+                </w:rPr>
+              </m:ctrlPr>
+            </m:sSupPr>
+            <m:e>
+              <m:d>
+                <m:dPr>
+                  <m:begChr m:val="‖"/>
+                  <m:endChr m:val="‖"/>
+                  <m:ctrlPr>
+                    <w:rPr>
+                      <w:rFonts w:ascii="Cambria Math" w:eastAsiaTheme="minorEastAsia" w:hAnsi="Cambria Math"/>
+                      <w:i/>
+                    </w:rPr>
+                  </m:ctrlPr>
+                </m:dPr>
+                <m:e>
+                  <m:sSub>
+                    <m:sSubPr>
+                      <m:ctrlPr>
+                        <w:rPr>
+                          <w:rFonts w:ascii="Cambria Math" w:hAnsi="Cambria Math"/>
+                          <w:i/>
+                        </w:rPr>
+                      </m:ctrlPr>
+                    </m:sSubPr>
+                    <m:e>
+                      <m:sSup>
+                        <m:sSupPr>
+                          <m:ctrlPr>
+                            <w:rPr>
+                              <w:rFonts w:ascii="Cambria Math" w:eastAsiaTheme="minorEastAsia" w:hAnsi="Cambria Math"/>
+                              <w:i/>
+                            </w:rPr>
+                          </m:ctrlPr>
+                        </m:sSupPr>
+                        <m:e>
+                          <m:r>
+                            <w:rPr>
+                              <w:rFonts w:ascii="Cambria Math" w:eastAsiaTheme="minorEastAsia" w:hAnsi="Cambria Math"/>
+                            </w:rPr>
+                            <m:t>ρ</m:t>
+                          </m:r>
+                        </m:e>
+                        <m:sup>
+                          <m:f>
+                            <m:fPr>
+                              <m:ctrlPr>
+                                <w:rPr>
+                                  <w:rFonts w:ascii="Cambria Math" w:eastAsiaTheme="minorEastAsia" w:hAnsi="Cambria Math"/>
+                                  <w:i/>
+                                </w:rPr>
+                              </m:ctrlPr>
+                            </m:fPr>
+                            <m:num>
+                              <m:r>
+                                <w:rPr>
+                                  <w:rFonts w:ascii="Cambria Math" w:eastAsiaTheme="minorEastAsia" w:hAnsi="Cambria Math"/>
+                                </w:rPr>
+                                <m:t>1</m:t>
+                              </m:r>
+                            </m:num>
+                            <m:den>
+                              <m:r>
+                                <w:rPr>
+                                  <w:rFonts w:ascii="Cambria Math" w:eastAsiaTheme="minorEastAsia" w:hAnsi="Cambria Math"/>
+                                </w:rPr>
+                                <m:t>2</m:t>
+                              </m:r>
+                            </m:den>
+                          </m:f>
+                        </m:sup>
+                      </m:sSup>
+                      <m:r>
+                        <w:rPr>
+                          <w:rFonts w:ascii="Cambria Math" w:hAnsi="Cambria Math"/>
+                        </w:rPr>
+                        <m:t xml:space="preserve"> </m:t>
+                      </m:r>
+                      <m:r>
+                        <w:rPr>
+                          <w:rFonts w:ascii="Cambria Math" w:hAnsi="Cambria Math"/>
+                        </w:rPr>
+                        <m:t>L</m:t>
+                      </m:r>
+                    </m:e>
+                    <m:sub>
+                      <m:r>
+                        <w:rPr>
+                          <w:rFonts w:ascii="Cambria Math" w:hAnsi="Cambria Math"/>
+                        </w:rPr>
+                        <m:t>α</m:t>
+                      </m:r>
+                    </m:sub>
+                  </m:sSub>
+                  <m:sSup>
+                    <m:sSupPr>
+                      <m:ctrlPr>
+                        <w:rPr>
+                          <w:rFonts w:ascii="Cambria Math" w:eastAsiaTheme="minorEastAsia" w:hAnsi="Cambria Math"/>
+                          <w:i/>
+                        </w:rPr>
+                      </m:ctrlPr>
+                    </m:sSupPr>
+                    <m:e>
+                      <m:r>
+                        <w:rPr>
+                          <w:rFonts w:ascii="Cambria Math" w:eastAsiaTheme="minorEastAsia" w:hAnsi="Cambria Math"/>
+                        </w:rPr>
+                        <m:t>ρ</m:t>
+                      </m:r>
+                    </m:e>
+                    <m:sup>
+                      <m:f>
+                        <m:fPr>
+                          <m:ctrlPr>
+                            <w:rPr>
+                              <w:rFonts w:ascii="Cambria Math" w:eastAsiaTheme="minorEastAsia" w:hAnsi="Cambria Math"/>
+                              <w:i/>
+                            </w:rPr>
+                          </m:ctrlPr>
+                        </m:fPr>
+                        <m:num>
+                          <m:r>
+                            <w:rPr>
+                              <w:rFonts w:ascii="Cambria Math" w:eastAsiaTheme="minorEastAsia" w:hAnsi="Cambria Math"/>
+                            </w:rPr>
+                            <m:t>1</m:t>
+                          </m:r>
+                        </m:num>
+                        <m:den>
+                          <m:r>
+                            <w:rPr>
+                              <w:rFonts w:ascii="Cambria Math" w:eastAsiaTheme="minorEastAsia" w:hAnsi="Cambria Math"/>
+                            </w:rPr>
+                            <m:t>2</m:t>
+                          </m:r>
+                        </m:den>
+                      </m:f>
+                    </m:sup>
+                  </m:sSup>
+                </m:e>
+              </m:d>
+            </m:e>
+            <m:sup>
+              <m:r>
+                <w:rPr>
+                  <w:rFonts w:ascii="Cambria Math" w:eastAsiaTheme="minorEastAsia" w:hAnsi="Cambria Math"/>
+                </w:rPr>
+                <m:t>2</m:t>
+              </m:r>
+            </m:sup>
+          </m:sSup>
+        </m:oMath>
+      </m:oMathPara>
+    </w:p>
+    <w:p>
+      <w:pPr>
+        <w:pStyle w:val="Paragraphedeliste"/>
+        <w:tabs>
+          <w:tab w:val="left" w:pos="3056"/>
+        </w:tabs>
+        <w:rPr>
+          <w:rFonts w:eastAsiaTheme="minorEastAsia"/>
+        </w:rPr>
+      </w:pPr>
+      <m:oMathPara>
+        <m:oMath>
+          <m:d>
+            <m:dPr>
+              <m:begChr m:val="⟨"/>
+              <m:endChr m:val="⟩"/>
+              <m:ctrlPr>
+                <w:rPr>
+                  <w:rFonts w:ascii="Cambria Math" w:eastAsiaTheme="minorEastAsia" w:hAnsi="Cambria Math"/>
+                  <w:i/>
+                </w:rPr>
+              </m:ctrlPr>
+            </m:dPr>
+            <m:e>
+              <m:d>
+                <m:dPr>
+                  <m:begChr m:val="{"/>
+                  <m:endChr m:val="}"/>
+                  <m:ctrlPr>
+                    <w:rPr>
+                      <w:rFonts w:ascii="Cambria Math" w:hAnsi="Cambria Math"/>
+                      <w:i/>
+                    </w:rPr>
+                  </m:ctrlPr>
+                </m:dPr>
+                <m:e>
+                  <m:sSubSup>
+                    <m:sSubSupPr>
+                      <m:ctrlPr>
+                        <w:rPr>
+                          <w:rFonts w:ascii="Cambria Math" w:hAnsi="Cambria Math"/>
+                          <w:i/>
+                        </w:rPr>
+                      </m:ctrlPr>
+                    </m:sSubSupPr>
+                    <m:e>
+                      <m:r>
+                        <w:rPr>
+                          <w:rFonts w:ascii="Cambria Math" w:hAnsi="Cambria Math"/>
+                        </w:rPr>
+                        <m:t>L</m:t>
+                      </m:r>
+                    </m:e>
+                    <m:sub>
+                      <m:r>
+                        <w:rPr>
+                          <w:rFonts w:ascii="Cambria Math" w:hAnsi="Cambria Math"/>
+                        </w:rPr>
+                        <m:t>α</m:t>
+                      </m:r>
+                    </m:sub>
+                    <m:sup>
+                      <m:r>
+                        <w:rPr>
+                          <w:rFonts w:ascii="Cambria Math" w:hAnsi="Cambria Math"/>
+                        </w:rPr>
+                        <m:t>*</m:t>
+                      </m:r>
+                    </m:sup>
+                  </m:sSubSup>
+                  <m:sSub>
+                    <m:sSubPr>
+                      <m:ctrlPr>
+                        <w:rPr>
+                          <w:rFonts w:ascii="Cambria Math" w:hAnsi="Cambria Math"/>
+                          <w:i/>
+                        </w:rPr>
+                      </m:ctrlPr>
+                    </m:sSubPr>
+                    <m:e>
+                      <m:r>
+                        <w:rPr>
+                          <w:rFonts w:ascii="Cambria Math" w:hAnsi="Cambria Math"/>
+                        </w:rPr>
+                        <m:t>L</m:t>
+                      </m:r>
+                    </m:e>
+                    <m:sub>
+                      <m:r>
+                        <w:rPr>
+                          <w:rFonts w:ascii="Cambria Math" w:hAnsi="Cambria Math"/>
+                        </w:rPr>
+                        <m:t>α</m:t>
+                      </m:r>
+                    </m:sub>
+                  </m:sSub>
+                  <m:r>
+                    <w:rPr>
+                      <w:rFonts w:ascii="Cambria Math" w:hAnsi="Cambria Math"/>
+                    </w:rPr>
+                    <m:t>,ρ</m:t>
+                  </m:r>
+                </m:e>
+              </m:d>
+            </m:e>
+            <m:e>
+              <m:r>
+                <w:rPr>
+                  <w:rFonts w:ascii="Cambria Math" w:eastAsiaTheme="minorEastAsia" w:hAnsi="Cambria Math"/>
+                </w:rPr>
+                <m:t>ρ</m:t>
+              </m:r>
+            </m:e>
+          </m:d>
+          <m:r>
+            <w:rPr>
+              <w:rFonts w:ascii="Cambria Math" w:eastAsiaTheme="minorEastAsia" w:hAnsi="Cambria Math"/>
+            </w:rPr>
+            <m:t>=</m:t>
+          </m:r>
+          <m:d>
+            <m:dPr>
+              <m:begChr m:val="⟨"/>
+              <m:endChr m:val="⟩"/>
+              <m:ctrlPr>
+                <w:rPr>
+                  <w:rFonts w:ascii="Cambria Math" w:eastAsiaTheme="minorEastAsia" w:hAnsi="Cambria Math"/>
+                  <w:i/>
+                </w:rPr>
+              </m:ctrlPr>
+            </m:dPr>
+            <m:e>
+              <m:sSubSup>
+                <m:sSubSupPr>
+                  <m:ctrlPr>
+                    <w:rPr>
+                      <w:rFonts w:ascii="Cambria Math" w:hAnsi="Cambria Math"/>
+                      <w:i/>
+                    </w:rPr>
+                  </m:ctrlPr>
+                </m:sSubSupPr>
+                <m:e>
+                  <m:r>
+                    <w:rPr>
+                      <w:rFonts w:ascii="Cambria Math" w:hAnsi="Cambria Math"/>
+                    </w:rPr>
+                    <m:t>L</m:t>
+                  </m:r>
+                </m:e>
+                <m:sub>
+                  <m:r>
+                    <w:rPr>
+                      <w:rFonts w:ascii="Cambria Math" w:hAnsi="Cambria Math"/>
+                    </w:rPr>
+                    <m:t>α</m:t>
+                  </m:r>
+                </m:sub>
+                <m:sup>
+                  <m:r>
+                    <w:rPr>
+                      <w:rFonts w:ascii="Cambria Math" w:hAnsi="Cambria Math"/>
+                    </w:rPr>
+                    <m:t>*</m:t>
+                  </m:r>
+                </m:sup>
+              </m:sSubSup>
+              <m:sSub>
+                <m:sSubPr>
+                  <m:ctrlPr>
+                    <w:rPr>
+                      <w:rFonts w:ascii="Cambria Math" w:hAnsi="Cambria Math"/>
+                      <w:i/>
+                    </w:rPr>
+                  </m:ctrlPr>
+                </m:sSubPr>
+                <m:e>
+                  <m:r>
+                    <w:rPr>
+                      <w:rFonts w:ascii="Cambria Math" w:hAnsi="Cambria Math"/>
+                    </w:rPr>
+                    <m:t>L</m:t>
+                  </m:r>
+                </m:e>
+                <m:sub>
+                  <m:r>
+                    <w:rPr>
+                      <w:rFonts w:ascii="Cambria Math" w:hAnsi="Cambria Math"/>
+                    </w:rPr>
+                    <m:t>α</m:t>
+                  </m:r>
+                </m:sub>
+              </m:sSub>
+              <m:r>
+                <w:rPr>
+                  <w:rFonts w:ascii="Cambria Math" w:hAnsi="Cambria Math"/>
+                </w:rPr>
+                <m:t>ρ</m:t>
+              </m:r>
+              <m:r>
+                <w:rPr>
+                  <w:rFonts w:ascii="Cambria Math" w:hAnsi="Cambria Math"/>
+                </w:rPr>
+                <m:t>+</m:t>
+              </m:r>
+              <m:sSubSup>
+                <m:sSubSupPr>
+                  <m:ctrlPr>
+                    <w:rPr>
+                      <w:rFonts w:ascii="Cambria Math" w:hAnsi="Cambria Math"/>
+                      <w:i/>
+                    </w:rPr>
+                  </m:ctrlPr>
+                </m:sSubSupPr>
+                <m:e>
+                  <m:r>
+                    <w:rPr>
+                      <w:rFonts w:ascii="Cambria Math" w:hAnsi="Cambria Math"/>
+                    </w:rPr>
+                    <m:t>ρL</m:t>
+                  </m:r>
+                </m:e>
+                <m:sub>
+                  <m:r>
+                    <w:rPr>
+                      <w:rFonts w:ascii="Cambria Math" w:hAnsi="Cambria Math"/>
+                    </w:rPr>
+                    <m:t>α</m:t>
+                  </m:r>
+                </m:sub>
+                <m:sup>
+                  <m:r>
+                    <w:rPr>
+                      <w:rFonts w:ascii="Cambria Math" w:hAnsi="Cambria Math"/>
+                    </w:rPr>
+                    <m:t>*</m:t>
+                  </m:r>
+                </m:sup>
+              </m:sSubSup>
+              <m:sSub>
+                <m:sSubPr>
+                  <m:ctrlPr>
+                    <w:rPr>
+                      <w:rFonts w:ascii="Cambria Math" w:hAnsi="Cambria Math"/>
+                      <w:i/>
+                    </w:rPr>
+                  </m:ctrlPr>
+                </m:sSubPr>
+                <m:e>
+                  <m:r>
+                    <w:rPr>
+                      <w:rFonts w:ascii="Cambria Math" w:hAnsi="Cambria Math"/>
+                    </w:rPr>
+                    <m:t>L</m:t>
+                  </m:r>
+                </m:e>
+                <m:sub>
+                  <m:r>
+                    <w:rPr>
+                      <w:rFonts w:ascii="Cambria Math" w:hAnsi="Cambria Math"/>
+                    </w:rPr>
+                    <m:t>α</m:t>
+                  </m:r>
+                </m:sub>
+              </m:sSub>
+            </m:e>
+            <m:e>
+              <m:r>
+                <w:rPr>
+                  <w:rFonts w:ascii="Cambria Math" w:eastAsiaTheme="minorEastAsia" w:hAnsi="Cambria Math"/>
+                </w:rPr>
+                <m:t>ρ</m:t>
+              </m:r>
+            </m:e>
+          </m:d>
+          <m:r>
+            <w:rPr>
+              <w:rFonts w:ascii="Cambria Math" w:eastAsiaTheme="minorEastAsia" w:hAnsi="Cambria Math"/>
+            </w:rPr>
+            <m:t>=tr</m:t>
+          </m:r>
+          <m:d>
+            <m:dPr>
+              <m:ctrlPr>
+                <w:rPr>
+                  <w:rFonts w:ascii="Cambria Math" w:eastAsiaTheme="minorEastAsia" w:hAnsi="Cambria Math"/>
+                  <w:i/>
+                </w:rPr>
+              </m:ctrlPr>
+            </m:dPr>
+            <m:e>
+              <m:sSup>
+                <m:sSupPr>
+                  <m:ctrlPr>
+                    <w:rPr>
+                      <w:rFonts w:ascii="Cambria Math" w:hAnsi="Cambria Math"/>
+                      <w:i/>
+                    </w:rPr>
+                  </m:ctrlPr>
+                </m:sSupPr>
+                <m:e>
+                  <m:r>
+                    <w:rPr>
+                      <w:rFonts w:ascii="Cambria Math" w:hAnsi="Cambria Math"/>
+                    </w:rPr>
+                    <m:t>ρ</m:t>
+                  </m:r>
+                </m:e>
+                <m:sup>
+                  <m:r>
+                    <w:rPr>
+                      <w:rFonts w:ascii="Cambria Math" w:hAnsi="Cambria Math"/>
+                    </w:rPr>
+                    <m:t>*</m:t>
+                  </m:r>
+                </m:sup>
+              </m:sSup>
+              <m:sSubSup>
+                <m:sSubSupPr>
+                  <m:ctrlPr>
+                    <w:rPr>
+                      <w:rFonts w:ascii="Cambria Math" w:hAnsi="Cambria Math"/>
+                      <w:i/>
+                    </w:rPr>
+                  </m:ctrlPr>
+                </m:sSubSupPr>
+                <m:e>
+                  <m:r>
+                    <w:rPr>
+                      <w:rFonts w:ascii="Cambria Math" w:hAnsi="Cambria Math"/>
+                    </w:rPr>
+                    <m:t>L</m:t>
+                  </m:r>
+                </m:e>
+                <m:sub>
+                  <m:r>
+                    <w:rPr>
+                      <w:rFonts w:ascii="Cambria Math" w:hAnsi="Cambria Math"/>
+                    </w:rPr>
+                    <m:t>α</m:t>
+                  </m:r>
+                </m:sub>
+                <m:sup>
+                  <m:r>
+                    <w:rPr>
+                      <w:rFonts w:ascii="Cambria Math" w:hAnsi="Cambria Math"/>
+                    </w:rPr>
+                    <m:t>*</m:t>
+                  </m:r>
+                </m:sup>
+              </m:sSubSup>
+              <m:sSub>
+                <m:sSubPr>
+                  <m:ctrlPr>
+                    <w:rPr>
+                      <w:rFonts w:ascii="Cambria Math" w:hAnsi="Cambria Math"/>
+                      <w:i/>
+                    </w:rPr>
+                  </m:ctrlPr>
+                </m:sSubPr>
+                <m:e>
+                  <m:r>
+                    <w:rPr>
+                      <w:rFonts w:ascii="Cambria Math" w:hAnsi="Cambria Math"/>
+                    </w:rPr>
+                    <m:t>L</m:t>
+                  </m:r>
+                </m:e>
+                <m:sub>
+                  <m:r>
+                    <w:rPr>
+                      <w:rFonts w:ascii="Cambria Math" w:hAnsi="Cambria Math"/>
+                    </w:rPr>
+                    <m:t>α</m:t>
+                  </m:r>
+                </m:sub>
+              </m:sSub>
+              <m:r>
+                <w:rPr>
+                  <w:rFonts w:ascii="Cambria Math" w:hAnsi="Cambria Math"/>
+                </w:rPr>
+                <m:t>ρ</m:t>
+              </m:r>
+            </m:e>
+          </m:d>
+          <m:r>
+            <w:rPr>
+              <w:rFonts w:ascii="Cambria Math" w:eastAsiaTheme="minorEastAsia" w:hAnsi="Cambria Math"/>
+            </w:rPr>
+            <m:t>+tr</m:t>
+          </m:r>
+          <m:d>
+            <m:dPr>
+              <m:ctrlPr>
+                <w:rPr>
+                  <w:rFonts w:ascii="Cambria Math" w:eastAsiaTheme="minorEastAsia" w:hAnsi="Cambria Math"/>
+                  <w:i/>
+                </w:rPr>
+              </m:ctrlPr>
+            </m:dPr>
+            <m:e>
+              <m:sSubSup>
+                <m:sSubSupPr>
+                  <m:ctrlPr>
+                    <w:rPr>
+                      <w:rFonts w:ascii="Cambria Math" w:hAnsi="Cambria Math"/>
+                      <w:i/>
+                    </w:rPr>
+                  </m:ctrlPr>
+                </m:sSubSupPr>
+                <m:e>
+                  <m:r>
+                    <w:rPr>
+                      <w:rFonts w:ascii="Cambria Math" w:hAnsi="Cambria Math"/>
+                    </w:rPr>
+                    <m:t>L</m:t>
+                  </m:r>
+                </m:e>
+                <m:sub>
+                  <m:r>
+                    <w:rPr>
+                      <w:rFonts w:ascii="Cambria Math" w:hAnsi="Cambria Math"/>
+                    </w:rPr>
+                    <m:t>α</m:t>
+                  </m:r>
+                </m:sub>
+                <m:sup>
+                  <m:r>
+                    <w:rPr>
+                      <w:rFonts w:ascii="Cambria Math" w:hAnsi="Cambria Math"/>
+                    </w:rPr>
+                    <m:t>*</m:t>
+                  </m:r>
+                </m:sup>
+              </m:sSubSup>
+              <m:sSub>
+                <m:sSubPr>
+                  <m:ctrlPr>
+                    <w:rPr>
+                      <w:rFonts w:ascii="Cambria Math" w:hAnsi="Cambria Math"/>
+                      <w:i/>
+                    </w:rPr>
+                  </m:ctrlPr>
+                </m:sSubPr>
+                <m:e>
+                  <m:r>
+                    <w:rPr>
+                      <w:rFonts w:ascii="Cambria Math" w:hAnsi="Cambria Math"/>
+                    </w:rPr>
+                    <m:t>L</m:t>
+                  </m:r>
+                </m:e>
+                <m:sub>
+                  <m:r>
+                    <w:rPr>
+                      <w:rFonts w:ascii="Cambria Math" w:hAnsi="Cambria Math"/>
+                    </w:rPr>
+                    <m:t>α</m:t>
+                  </m:r>
+                </m:sub>
+              </m:sSub>
+              <m:sSup>
+                <m:sSupPr>
+                  <m:ctrlPr>
+                    <w:rPr>
+                      <w:rFonts w:ascii="Cambria Math" w:hAnsi="Cambria Math"/>
+                      <w:i/>
+                    </w:rPr>
+                  </m:ctrlPr>
+                </m:sSupPr>
+                <m:e>
+                  <m:r>
+                    <w:rPr>
+                      <w:rFonts w:ascii="Cambria Math" w:hAnsi="Cambria Math"/>
+                    </w:rPr>
+                    <m:t>ρ</m:t>
+                  </m:r>
+                </m:e>
+                <m:sup>
+                  <m:r>
+                    <w:rPr>
+                      <w:rFonts w:ascii="Cambria Math" w:hAnsi="Cambria Math"/>
+                    </w:rPr>
+                    <m:t>*</m:t>
+                  </m:r>
+                </m:sup>
+              </m:sSup>
+              <m:r>
+                <w:rPr>
+                  <w:rFonts w:ascii="Cambria Math" w:hAnsi="Cambria Math"/>
+                </w:rPr>
+                <m:t>ρ</m:t>
+              </m:r>
+            </m:e>
+          </m:d>
+          <m:r>
+            <w:rPr>
+              <w:rFonts w:ascii="Cambria Math" w:eastAsiaTheme="minorEastAsia" w:hAnsi="Cambria Math"/>
+            </w:rPr>
+            <m:t>=2</m:t>
+          </m:r>
+          <m:r>
+            <w:rPr>
+              <w:rFonts w:ascii="Cambria Math" w:eastAsiaTheme="minorEastAsia" w:hAnsi="Cambria Math"/>
+            </w:rPr>
+            <m:t>tr</m:t>
+          </m:r>
+          <m:d>
+            <m:dPr>
+              <m:ctrlPr>
+                <w:rPr>
+                  <w:rFonts w:ascii="Cambria Math" w:eastAsiaTheme="minorEastAsia" w:hAnsi="Cambria Math"/>
+                  <w:i/>
+                </w:rPr>
+              </m:ctrlPr>
+            </m:dPr>
+            <m:e>
+              <m:sSup>
+                <m:sSupPr>
+                  <m:ctrlPr>
+                    <w:rPr>
+                      <w:rFonts w:ascii="Cambria Math" w:hAnsi="Cambria Math"/>
+                      <w:i/>
+                    </w:rPr>
+                  </m:ctrlPr>
+                </m:sSupPr>
+                <m:e>
+                  <m:r>
+                    <w:rPr>
+                      <w:rFonts w:ascii="Cambria Math" w:hAnsi="Cambria Math"/>
+                    </w:rPr>
+                    <m:t>ρ</m:t>
+                  </m:r>
+                </m:e>
+                <m:sup>
+                  <m:r>
+                    <w:rPr>
+                      <w:rFonts w:ascii="Cambria Math" w:hAnsi="Cambria Math"/>
+                    </w:rPr>
+                    <m:t>*</m:t>
+                  </m:r>
+                </m:sup>
+              </m:sSup>
+              <m:sSubSup>
+                <m:sSubSupPr>
+                  <m:ctrlPr>
+                    <w:rPr>
+                      <w:rFonts w:ascii="Cambria Math" w:hAnsi="Cambria Math"/>
+                      <w:i/>
+                    </w:rPr>
+                  </m:ctrlPr>
+                </m:sSubSupPr>
+                <m:e>
+                  <m:r>
+                    <w:rPr>
+                      <w:rFonts w:ascii="Cambria Math" w:hAnsi="Cambria Math"/>
+                    </w:rPr>
+                    <m:t>L</m:t>
+                  </m:r>
+                </m:e>
+                <m:sub>
+                  <m:r>
+                    <w:rPr>
+                      <w:rFonts w:ascii="Cambria Math" w:hAnsi="Cambria Math"/>
+                    </w:rPr>
+                    <m:t>α</m:t>
+                  </m:r>
+                </m:sub>
+                <m:sup>
+                  <m:r>
+                    <w:rPr>
+                      <w:rFonts w:ascii="Cambria Math" w:hAnsi="Cambria Math"/>
+                    </w:rPr>
+                    <m:t>*</m:t>
+                  </m:r>
+                </m:sup>
+              </m:sSubSup>
+              <m:sSub>
+                <m:sSubPr>
+                  <m:ctrlPr>
+                    <w:rPr>
+                      <w:rFonts w:ascii="Cambria Math" w:hAnsi="Cambria Math"/>
+                      <w:i/>
+                    </w:rPr>
+                  </m:ctrlPr>
+                </m:sSubPr>
+                <m:e>
+                  <m:r>
+                    <w:rPr>
+                      <w:rFonts w:ascii="Cambria Math" w:hAnsi="Cambria Math"/>
+                    </w:rPr>
+                    <m:t>L</m:t>
+                  </m:r>
+                </m:e>
+                <m:sub>
+                  <m:r>
+                    <w:rPr>
+                      <w:rFonts w:ascii="Cambria Math" w:hAnsi="Cambria Math"/>
+                    </w:rPr>
+                    <m:t>α</m:t>
+                  </m:r>
+                </m:sub>
+              </m:sSub>
+              <m:r>
+                <w:rPr>
+                  <w:rFonts w:ascii="Cambria Math" w:hAnsi="Cambria Math"/>
+                </w:rPr>
+                <m:t>ρ</m:t>
+              </m:r>
+            </m:e>
+          </m:d>
+          <m:r>
+            <w:rPr>
+              <w:rFonts w:ascii="Cambria Math" w:eastAsiaTheme="minorEastAsia" w:hAnsi="Cambria Math"/>
+            </w:rPr>
+            <m:t>=2</m:t>
+          </m:r>
+          <m:sSup>
+            <m:sSupPr>
+              <m:ctrlPr>
+                <w:rPr>
+                  <w:rFonts w:ascii="Cambria Math" w:eastAsiaTheme="minorEastAsia" w:hAnsi="Cambria Math"/>
+                  <w:i/>
+                </w:rPr>
+              </m:ctrlPr>
+            </m:sSupPr>
+            <m:e>
+              <m:d>
+                <m:dPr>
+                  <m:begChr m:val="‖"/>
+                  <m:endChr m:val="‖"/>
+                  <m:ctrlPr>
+                    <w:rPr>
+                      <w:rFonts w:ascii="Cambria Math" w:eastAsiaTheme="minorEastAsia" w:hAnsi="Cambria Math"/>
+                      <w:i/>
+                    </w:rPr>
+                  </m:ctrlPr>
+                </m:dPr>
+                <m:e>
+                  <m:sSub>
+                    <m:sSubPr>
+                      <m:ctrlPr>
+                        <w:rPr>
+                          <w:rFonts w:ascii="Cambria Math" w:hAnsi="Cambria Math"/>
+                          <w:i/>
+                        </w:rPr>
+                      </m:ctrlPr>
+                    </m:sSubPr>
+                    <m:e>
+                      <m:r>
+                        <w:rPr>
+                          <w:rFonts w:ascii="Cambria Math" w:hAnsi="Cambria Math"/>
+                        </w:rPr>
+                        <m:t>L</m:t>
+                      </m:r>
+                    </m:e>
+                    <m:sub>
+                      <m:r>
+                        <w:rPr>
+                          <w:rFonts w:ascii="Cambria Math" w:hAnsi="Cambria Math"/>
+                        </w:rPr>
+                        <m:t>α</m:t>
+                      </m:r>
+                    </m:sub>
+                  </m:sSub>
+                  <m:r>
+                    <w:rPr>
+                      <w:rFonts w:ascii="Cambria Math" w:hAnsi="Cambria Math"/>
+                    </w:rPr>
+                    <m:t>ρ</m:t>
+                  </m:r>
+                </m:e>
+              </m:d>
+            </m:e>
+            <m:sup>
+              <m:r>
+                <w:rPr>
+                  <w:rFonts w:ascii="Cambria Math" w:eastAsiaTheme="minorEastAsia" w:hAnsi="Cambria Math"/>
+                </w:rPr>
+                <m:t>2</m:t>
+              </m:r>
+            </m:sup>
+          </m:sSup>
+        </m:oMath>
+      </m:oMathPara>
+    </w:p>
+    <w:p>
+      <w:pPr>
+        <w:pStyle w:val="Paragraphedeliste"/>
+        <w:tabs>
+          <w:tab w:val="left" w:pos="3056"/>
+        </w:tabs>
+        <w:rPr>
+          <w:rFonts w:eastAsiaTheme="minorEastAsia"/>
+        </w:rPr>
+      </w:pPr>
+      <m:oMathPara>
+        <m:oMath>
+          <m:d>
+            <m:dPr>
+              <m:begChr m:val="⟨"/>
+              <m:endChr m:val="⟩"/>
+              <m:ctrlPr>
+                <w:rPr>
+                  <w:rFonts w:ascii="Cambria Math" w:eastAsiaTheme="minorEastAsia" w:hAnsi="Cambria Math"/>
+                  <w:i/>
+                </w:rPr>
+              </m:ctrlPr>
+            </m:dPr>
+            <m:e>
+              <m:sSub>
+                <m:sSubPr>
+                  <m:ctrlPr>
+                    <w:rPr>
+                      <w:rFonts w:ascii="Cambria Math" w:hAnsi="Cambria Math"/>
+                      <w:i/>
+                    </w:rPr>
+                  </m:ctrlPr>
+                </m:sSubPr>
+                <m:e>
+                  <m:r>
+                    <w:rPr>
+                      <w:rFonts w:ascii="Cambria Math" w:hAnsi="Cambria Math"/>
+                    </w:rPr>
+                    <m:t>L</m:t>
+                  </m:r>
+                </m:e>
+                <m:sub>
+                  <m:r>
+                    <w:rPr>
+                      <w:rFonts w:ascii="Cambria Math" w:hAnsi="Cambria Math"/>
+                    </w:rPr>
+                    <m:t>α</m:t>
+                  </m:r>
+                </m:sub>
+              </m:sSub>
+              <m:r>
+                <w:rPr>
+                  <w:rFonts w:ascii="Cambria Math" w:hAnsi="Cambria Math"/>
+                </w:rPr>
+                <m:t>ρ</m:t>
+              </m:r>
+              <m:sSubSup>
+                <m:sSubSupPr>
+                  <m:ctrlPr>
+                    <w:rPr>
+                      <w:rFonts w:ascii="Cambria Math" w:hAnsi="Cambria Math"/>
+                      <w:i/>
+                    </w:rPr>
+                  </m:ctrlPr>
+                </m:sSubSupPr>
+                <m:e>
+                  <m:r>
+                    <w:rPr>
+                      <w:rFonts w:ascii="Cambria Math" w:hAnsi="Cambria Math"/>
+                    </w:rPr>
+                    <m:t>L</m:t>
+                  </m:r>
+                </m:e>
+                <m:sub>
+                  <m:r>
+                    <w:rPr>
+                      <w:rFonts w:ascii="Cambria Math" w:hAnsi="Cambria Math"/>
+                    </w:rPr>
+                    <m:t>α</m:t>
+                  </m:r>
+                </m:sub>
+                <m:sup>
+                  <m:r>
+                    <w:rPr>
+                      <w:rFonts w:ascii="Cambria Math" w:hAnsi="Cambria Math"/>
+                    </w:rPr>
+                    <m:t>*</m:t>
+                  </m:r>
+                </m:sup>
+              </m:sSubSup>
+              <m:r>
+                <w:rPr>
+                  <w:rFonts w:ascii="Cambria Math" w:hAnsi="Cambria Math"/>
+                </w:rPr>
+                <m:t>-</m:t>
+              </m:r>
+              <m:f>
+                <m:fPr>
+                  <m:ctrlPr>
+                    <w:rPr>
+                      <w:rFonts w:ascii="Cambria Math" w:hAnsi="Cambria Math"/>
+                      <w:i/>
+                    </w:rPr>
+                  </m:ctrlPr>
+                </m:fPr>
+                <m:num>
+                  <m:r>
+                    <w:rPr>
+                      <w:rFonts w:ascii="Cambria Math" w:hAnsi="Cambria Math"/>
+                    </w:rPr>
+                    <m:t>1</m:t>
+                  </m:r>
+                </m:num>
+                <m:den>
+                  <m:r>
+                    <w:rPr>
+                      <w:rFonts w:ascii="Cambria Math" w:hAnsi="Cambria Math"/>
+                    </w:rPr>
+                    <m:t>2</m:t>
+                  </m:r>
+                </m:den>
+              </m:f>
+              <m:d>
+                <m:dPr>
+                  <m:begChr m:val="{"/>
+                  <m:endChr m:val="}"/>
+                  <m:ctrlPr>
+                    <w:rPr>
+                      <w:rFonts w:ascii="Cambria Math" w:hAnsi="Cambria Math"/>
+                      <w:i/>
+                    </w:rPr>
+                  </m:ctrlPr>
+                </m:dPr>
+                <m:e>
+                  <m:sSubSup>
+                    <m:sSubSupPr>
+                      <m:ctrlPr>
+                        <w:rPr>
+                          <w:rFonts w:ascii="Cambria Math" w:hAnsi="Cambria Math"/>
+                          <w:i/>
+                        </w:rPr>
+                      </m:ctrlPr>
+                    </m:sSubSupPr>
+                    <m:e>
+                      <m:r>
+                        <w:rPr>
+                          <w:rFonts w:ascii="Cambria Math" w:hAnsi="Cambria Math"/>
+                        </w:rPr>
+                        <m:t>L</m:t>
+                      </m:r>
+                    </m:e>
+                    <m:sub>
+                      <m:r>
+                        <w:rPr>
+                          <w:rFonts w:ascii="Cambria Math" w:hAnsi="Cambria Math"/>
+                        </w:rPr>
+                        <m:t>α</m:t>
+                      </m:r>
+                    </m:sub>
+                    <m:sup>
+                      <m:r>
+                        <w:rPr>
+                          <w:rFonts w:ascii="Cambria Math" w:hAnsi="Cambria Math"/>
+                        </w:rPr>
+                        <m:t>*</m:t>
+                      </m:r>
+                    </m:sup>
+                  </m:sSubSup>
+                  <m:sSub>
+                    <m:sSubPr>
+                      <m:ctrlPr>
+                        <w:rPr>
+                          <w:rFonts w:ascii="Cambria Math" w:hAnsi="Cambria Math"/>
+                          <w:i/>
+                        </w:rPr>
+                      </m:ctrlPr>
+                    </m:sSubPr>
+                    <m:e>
+                      <m:r>
+                        <w:rPr>
+                          <w:rFonts w:ascii="Cambria Math" w:hAnsi="Cambria Math"/>
+                        </w:rPr>
+                        <m:t>L</m:t>
+                      </m:r>
+                    </m:e>
+                    <m:sub>
+                      <m:r>
+                        <w:rPr>
+                          <w:rFonts w:ascii="Cambria Math" w:hAnsi="Cambria Math"/>
+                        </w:rPr>
+                        <m:t>α</m:t>
+                      </m:r>
+                    </m:sub>
+                  </m:sSub>
+                  <m:r>
+                    <w:rPr>
+                      <w:rFonts w:ascii="Cambria Math" w:hAnsi="Cambria Math"/>
+                    </w:rPr>
+                    <m:t>,ρ</m:t>
+                  </m:r>
+                </m:e>
+              </m:d>
+            </m:e>
+            <m:e>
+              <m:r>
+                <w:rPr>
+                  <w:rFonts w:ascii="Cambria Math" w:eastAsiaTheme="minorEastAsia" w:hAnsi="Cambria Math"/>
+                </w:rPr>
+                <m:t>ρ</m:t>
+              </m:r>
+            </m:e>
+          </m:d>
+          <m:r>
+            <w:rPr>
+              <w:rFonts w:ascii="Cambria Math" w:eastAsiaTheme="minorEastAsia" w:hAnsi="Cambria Math"/>
+            </w:rPr>
+            <m:t>=</m:t>
+          </m:r>
+          <m:r>
+            <w:rPr>
+              <w:rFonts w:ascii="Cambria Math" w:eastAsiaTheme="minorEastAsia" w:hAnsi="Cambria Math"/>
+            </w:rPr>
+            <m:t>tr</m:t>
+          </m:r>
+          <m:d>
+            <m:dPr>
+              <m:ctrlPr>
+                <w:rPr>
+                  <w:rFonts w:ascii="Cambria Math" w:eastAsiaTheme="minorEastAsia" w:hAnsi="Cambria Math"/>
+                  <w:i/>
+                </w:rPr>
+              </m:ctrlPr>
+            </m:dPr>
+            <m:e>
+              <m:sSubSup>
+                <m:sSubSupPr>
+                  <m:ctrlPr>
+                    <w:rPr>
+                      <w:rFonts w:ascii="Cambria Math" w:hAnsi="Cambria Math"/>
+                      <w:i/>
+                    </w:rPr>
+                  </m:ctrlPr>
+                </m:sSubSupPr>
+                <m:e>
+                  <m:r>
+                    <w:rPr>
+                      <w:rFonts w:ascii="Cambria Math" w:hAnsi="Cambria Math"/>
+                    </w:rPr>
+                    <m:t>L</m:t>
+                  </m:r>
+                </m:e>
+                <m:sub>
+                  <m:r>
+                    <w:rPr>
+                      <w:rFonts w:ascii="Cambria Math" w:hAnsi="Cambria Math"/>
+                    </w:rPr>
+                    <m:t>α</m:t>
+                  </m:r>
+                </m:sub>
+                <m:sup>
+                  <m:r>
+                    <w:rPr>
+                      <w:rFonts w:ascii="Cambria Math" w:hAnsi="Cambria Math"/>
+                    </w:rPr>
+                    <m:t>*</m:t>
+                  </m:r>
+                </m:sup>
+              </m:sSubSup>
+              <m:r>
+                <w:rPr>
+                  <w:rFonts w:ascii="Cambria Math" w:eastAsiaTheme="minorEastAsia" w:hAnsi="Cambria Math"/>
+                </w:rPr>
+                <m:t>ρ</m:t>
+              </m:r>
+              <m:sSub>
+                <m:sSubPr>
+                  <m:ctrlPr>
+                    <w:rPr>
+                      <w:rFonts w:ascii="Cambria Math" w:hAnsi="Cambria Math"/>
+                      <w:i/>
+                    </w:rPr>
+                  </m:ctrlPr>
+                </m:sSubPr>
+                <m:e>
+                  <m:r>
+                    <w:rPr>
+                      <w:rFonts w:ascii="Cambria Math" w:hAnsi="Cambria Math"/>
+                    </w:rPr>
+                    <m:t>L</m:t>
+                  </m:r>
+                </m:e>
+                <m:sub>
+                  <m:r>
+                    <w:rPr>
+                      <w:rFonts w:ascii="Cambria Math" w:hAnsi="Cambria Math"/>
+                    </w:rPr>
+                    <m:t>α</m:t>
+                  </m:r>
+                </m:sub>
+              </m:sSub>
+              <m:r>
+                <w:rPr>
+                  <w:rFonts w:ascii="Cambria Math" w:hAnsi="Cambria Math"/>
+                </w:rPr>
+                <m:t>ρ</m:t>
+              </m:r>
+            </m:e>
+          </m:d>
+          <m:r>
+            <w:rPr>
+              <w:rFonts w:ascii="Cambria Math" w:eastAsiaTheme="minorEastAsia" w:hAnsi="Cambria Math"/>
+            </w:rPr>
+            <m:t>-</m:t>
+          </m:r>
+          <m:r>
+            <w:rPr>
+              <w:rFonts w:ascii="Cambria Math" w:eastAsiaTheme="minorEastAsia" w:hAnsi="Cambria Math"/>
+            </w:rPr>
+            <m:t>tr</m:t>
+          </m:r>
+          <m:d>
+            <m:dPr>
+              <m:ctrlPr>
+                <w:rPr>
+                  <w:rFonts w:ascii="Cambria Math" w:eastAsiaTheme="minorEastAsia" w:hAnsi="Cambria Math"/>
+                  <w:i/>
+                </w:rPr>
+              </m:ctrlPr>
+            </m:dPr>
+            <m:e>
+              <m:sSubSup>
+                <m:sSubSupPr>
+                  <m:ctrlPr>
+                    <w:rPr>
+                      <w:rFonts w:ascii="Cambria Math" w:hAnsi="Cambria Math"/>
+                      <w:i/>
+                    </w:rPr>
+                  </m:ctrlPr>
+                </m:sSubSupPr>
+                <m:e>
+                  <m:r>
+                    <w:rPr>
+                      <w:rFonts w:ascii="Cambria Math" w:hAnsi="Cambria Math"/>
+                    </w:rPr>
+                    <m:t>ρ</m:t>
+                  </m:r>
+                  <m:r>
+                    <w:rPr>
+                      <w:rFonts w:ascii="Cambria Math" w:hAnsi="Cambria Math"/>
+                    </w:rPr>
+                    <m:t>L</m:t>
+                  </m:r>
+                </m:e>
+                <m:sub>
+                  <m:r>
+                    <w:rPr>
+                      <w:rFonts w:ascii="Cambria Math" w:hAnsi="Cambria Math"/>
+                    </w:rPr>
+                    <m:t>α</m:t>
+                  </m:r>
+                </m:sub>
+                <m:sup>
+                  <m:r>
+                    <w:rPr>
+                      <w:rFonts w:ascii="Cambria Math" w:hAnsi="Cambria Math"/>
+                    </w:rPr>
+                    <m:t>*</m:t>
+                  </m:r>
+                </m:sup>
+              </m:sSubSup>
+              <m:sSub>
+                <m:sSubPr>
+                  <m:ctrlPr>
+                    <w:rPr>
+                      <w:rFonts w:ascii="Cambria Math" w:hAnsi="Cambria Math"/>
+                      <w:i/>
+                    </w:rPr>
+                  </m:ctrlPr>
+                </m:sSubPr>
+                <m:e>
+                  <m:r>
+                    <w:rPr>
+                      <w:rFonts w:ascii="Cambria Math" w:hAnsi="Cambria Math"/>
+                    </w:rPr>
+                    <m:t>L</m:t>
+                  </m:r>
+                </m:e>
+                <m:sub>
+                  <m:r>
+                    <w:rPr>
+                      <w:rFonts w:ascii="Cambria Math" w:hAnsi="Cambria Math"/>
+                    </w:rPr>
+                    <m:t>α</m:t>
+                  </m:r>
+                </m:sub>
+              </m:sSub>
+              <m:r>
+                <w:rPr>
+                  <w:rFonts w:ascii="Cambria Math" w:hAnsi="Cambria Math"/>
+                </w:rPr>
+                <m:t>ρ</m:t>
+              </m:r>
+            </m:e>
+          </m:d>
+          <m:r>
+            <w:rPr>
+              <w:rFonts w:ascii="Cambria Math" w:eastAsiaTheme="minorEastAsia" w:hAnsi="Cambria Math"/>
+            </w:rPr>
+            <m:t>=</m:t>
+          </m:r>
+          <m:r>
+            <w:rPr>
+              <w:rFonts w:ascii="Cambria Math" w:eastAsiaTheme="minorEastAsia" w:hAnsi="Cambria Math"/>
+            </w:rPr>
+            <m:t>-</m:t>
+          </m:r>
+          <m:f>
+            <m:fPr>
+              <m:ctrlPr>
+                <w:rPr>
+                  <w:rFonts w:ascii="Cambria Math" w:eastAsiaTheme="minorEastAsia" w:hAnsi="Cambria Math"/>
+                  <w:i/>
+                </w:rPr>
+              </m:ctrlPr>
+            </m:fPr>
+            <m:num>
+              <m:r>
+                <w:rPr>
+                  <w:rFonts w:ascii="Cambria Math" w:eastAsiaTheme="minorEastAsia" w:hAnsi="Cambria Math"/>
+                </w:rPr>
+                <m:t>1</m:t>
+              </m:r>
+            </m:num>
+            <m:den>
+              <m:r>
+                <w:rPr>
+                  <w:rFonts w:ascii="Cambria Math" w:eastAsiaTheme="minorEastAsia" w:hAnsi="Cambria Math"/>
+                </w:rPr>
+                <m:t>2</m:t>
+              </m:r>
+            </m:den>
+          </m:f>
+          <m:r>
+            <w:rPr>
+              <w:rFonts w:ascii="Cambria Math" w:eastAsiaTheme="minorEastAsia" w:hAnsi="Cambria Math"/>
+            </w:rPr>
+            <m:t>tr</m:t>
+          </m:r>
+          <m:d>
+            <m:dPr>
+              <m:ctrlPr>
+                <w:rPr>
+                  <w:rFonts w:ascii="Cambria Math" w:eastAsiaTheme="minorEastAsia" w:hAnsi="Cambria Math"/>
+                  <w:i/>
+                </w:rPr>
+              </m:ctrlPr>
+            </m:dPr>
+            <m:e>
+              <m:sSup>
+                <m:sSupPr>
+                  <m:ctrlPr>
+                    <w:rPr>
+                      <w:rFonts w:ascii="Cambria Math" w:eastAsiaTheme="minorEastAsia" w:hAnsi="Cambria Math"/>
+                      <w:i/>
+                    </w:rPr>
+                  </m:ctrlPr>
+                </m:sSupPr>
+                <m:e>
+                  <m:d>
+                    <m:dPr>
+                      <m:begChr m:val="["/>
+                      <m:endChr m:val="]"/>
+                      <m:ctrlPr>
+                        <w:rPr>
+                          <w:rFonts w:ascii="Cambria Math" w:eastAsiaTheme="minorEastAsia" w:hAnsi="Cambria Math"/>
+                          <w:i/>
+                        </w:rPr>
+                      </m:ctrlPr>
+                    </m:dPr>
+                    <m:e>
+                      <m:r>
+                        <w:rPr>
+                          <w:rFonts w:ascii="Cambria Math" w:eastAsiaTheme="minorEastAsia" w:hAnsi="Cambria Math"/>
+                        </w:rPr>
+                        <m:t>ρ,</m:t>
+                      </m:r>
+                      <m:sSub>
+                        <m:sSubPr>
+                          <m:ctrlPr>
+                            <w:rPr>
+                              <w:rFonts w:ascii="Cambria Math" w:hAnsi="Cambria Math"/>
+                              <w:i/>
+                            </w:rPr>
+                          </m:ctrlPr>
+                        </m:sSubPr>
+                        <m:e>
+                          <m:r>
+                            <w:rPr>
+                              <w:rFonts w:ascii="Cambria Math" w:hAnsi="Cambria Math"/>
+                            </w:rPr>
+                            <m:t>L</m:t>
+                          </m:r>
+                        </m:e>
+                        <m:sub>
+                          <m:r>
+                            <w:rPr>
+                              <w:rFonts w:ascii="Cambria Math" w:hAnsi="Cambria Math"/>
+                            </w:rPr>
+                            <m:t>α</m:t>
+                          </m:r>
+                        </m:sub>
+                      </m:sSub>
+                    </m:e>
+                  </m:d>
+                </m:e>
+                <m:sup>
+                  <m:r>
+                    <w:rPr>
+                      <w:rFonts w:ascii="Cambria Math" w:eastAsiaTheme="minorEastAsia" w:hAnsi="Cambria Math"/>
+                    </w:rPr>
+                    <m:t>*</m:t>
+                  </m:r>
+                </m:sup>
+              </m:sSup>
+              <m:d>
+                <m:dPr>
+                  <m:begChr m:val="["/>
+                  <m:endChr m:val="]"/>
+                  <m:ctrlPr>
+                    <w:rPr>
+                      <w:rFonts w:ascii="Cambria Math" w:eastAsiaTheme="minorEastAsia" w:hAnsi="Cambria Math"/>
+                      <w:i/>
+                    </w:rPr>
+                  </m:ctrlPr>
+                </m:dPr>
+                <m:e>
+                  <m:r>
+                    <w:rPr>
+                      <w:rFonts w:ascii="Cambria Math" w:eastAsiaTheme="minorEastAsia" w:hAnsi="Cambria Math"/>
+                    </w:rPr>
+                    <m:t>ρ,</m:t>
+                  </m:r>
+                  <m:sSub>
+                    <m:sSubPr>
+                      <m:ctrlPr>
+                        <w:rPr>
+                          <w:rFonts w:ascii="Cambria Math" w:hAnsi="Cambria Math"/>
+                          <w:i/>
+                        </w:rPr>
+                      </m:ctrlPr>
+                    </m:sSubPr>
+                    <m:e>
+                      <m:r>
+                        <w:rPr>
+                          <w:rFonts w:ascii="Cambria Math" w:hAnsi="Cambria Math"/>
+                        </w:rPr>
+                        <m:t>L</m:t>
+                      </m:r>
+                    </m:e>
+                    <m:sub>
+                      <m:r>
+                        <w:rPr>
+                          <w:rFonts w:ascii="Cambria Math" w:hAnsi="Cambria Math"/>
+                        </w:rPr>
+                        <m:t>α</m:t>
+                      </m:r>
+                    </m:sub>
+                  </m:sSub>
+                </m:e>
+              </m:d>
+            </m:e>
+          </m:d>
+        </m:oMath>
+      </m:oMathPara>
+    </w:p>
+    <w:p>
+      <w:pPr>
+        <w:pStyle w:val="Paragraphedeliste"/>
+        <w:tabs>
+          <w:tab w:val="left" w:pos="3056"/>
+        </w:tabs>
+        <w:rPr>
+          <w:rFonts w:eastAsiaTheme="minorEastAsia"/>
+        </w:rPr>
+      </w:pPr>
+      <w:r>
+        <w:rPr>
+          <w:rFonts w:eastAsiaTheme="minorEastAsia"/>
+        </w:rPr>
+        <w:t xml:space="preserve">Alors </w:t>
+      </w:r>
+    </w:p>
+    <w:p>
+      <w:pPr>
+        <w:pStyle w:val="Paragraphedeliste"/>
+        <w:tabs>
+          <w:tab w:val="left" w:pos="3056"/>
+        </w:tabs>
+        <w:rPr>
+          <w:rFonts w:eastAsiaTheme="minorEastAsia"/>
+        </w:rPr>
+      </w:pPr>
+      <m:oMathPara>
+        <m:oMath>
+          <m:sSub>
+            <m:sSubPr>
+              <m:ctrlPr>
+                <w:rPr>
+                  <w:rFonts w:ascii="Cambria Math" w:eastAsiaTheme="minorEastAsia" w:hAnsi="Cambria Math"/>
+                  <w:i/>
+                </w:rPr>
+              </m:ctrlPr>
+            </m:sSubPr>
+            <m:e>
+              <m:r>
+                <w:rPr>
+                  <w:rFonts w:ascii="Cambria Math" w:eastAsiaTheme="minorEastAsia" w:hAnsi="Cambria Math"/>
+                </w:rPr>
+                <m:t>∂</m:t>
+              </m:r>
+            </m:e>
+            <m:sub>
+              <m:r>
+                <w:rPr>
+                  <w:rFonts w:ascii="Cambria Math" w:eastAsiaTheme="minorEastAsia" w:hAnsi="Cambria Math"/>
+                </w:rPr>
+                <m:t>t</m:t>
+              </m:r>
+            </m:sub>
+          </m:sSub>
+          <m:sSup>
+            <m:sSupPr>
+              <m:ctrlPr>
+                <w:rPr>
+                  <w:rFonts w:ascii="Cambria Math" w:eastAsiaTheme="minorEastAsia" w:hAnsi="Cambria Math"/>
+                  <w:i/>
+                </w:rPr>
+              </m:ctrlPr>
+            </m:sSupPr>
+            <m:e>
+              <m:d>
+                <m:dPr>
+                  <m:begChr m:val="‖"/>
+                  <m:endChr m:val="‖"/>
+                  <m:ctrlPr>
+                    <w:rPr>
+                      <w:rFonts w:ascii="Cambria Math" w:eastAsiaTheme="minorEastAsia" w:hAnsi="Cambria Math"/>
+                      <w:i/>
+                    </w:rPr>
+                  </m:ctrlPr>
+                </m:dPr>
+                <m:e>
+                  <m:r>
+                    <w:rPr>
+                      <w:rFonts w:ascii="Cambria Math" w:eastAsiaTheme="minorEastAsia" w:hAnsi="Cambria Math"/>
+                    </w:rPr>
+                    <m:t>ρ</m:t>
+                  </m:r>
+                </m:e>
+              </m:d>
+            </m:e>
+            <m:sup>
+              <m:r>
+                <w:rPr>
+                  <w:rFonts w:ascii="Cambria Math" w:eastAsiaTheme="minorEastAsia" w:hAnsi="Cambria Math"/>
+                </w:rPr>
+                <m:t>2</m:t>
+              </m:r>
+            </m:sup>
+          </m:sSup>
+          <m:r>
+            <w:rPr>
+              <w:rFonts w:ascii="Cambria Math" w:eastAsiaTheme="minorEastAsia" w:hAnsi="Cambria Math"/>
+            </w:rPr>
+            <m:t>=-</m:t>
+          </m:r>
+          <m:nary>
+            <m:naryPr>
+              <m:chr m:val="∑"/>
+              <m:limLoc m:val="undOvr"/>
+              <m:supHide m:val="1"/>
+              <m:ctrlPr>
+                <w:rPr>
+                  <w:rFonts w:ascii="Cambria Math" w:eastAsiaTheme="minorEastAsia" w:hAnsi="Cambria Math"/>
+                  <w:i/>
+                </w:rPr>
+              </m:ctrlPr>
+            </m:naryPr>
+            <m:sub>
+              <m:r>
+                <w:rPr>
+                  <w:rFonts w:ascii="Cambria Math" w:eastAsiaTheme="minorEastAsia" w:hAnsi="Cambria Math"/>
+                </w:rPr>
+                <m:t>α</m:t>
+              </m:r>
+            </m:sub>
+            <m:sup/>
+            <m:e>
+              <m:sSup>
+                <m:sSupPr>
+                  <m:ctrlPr>
+                    <w:rPr>
+                      <w:rFonts w:ascii="Cambria Math" w:eastAsiaTheme="minorEastAsia" w:hAnsi="Cambria Math"/>
+                      <w:i/>
+                    </w:rPr>
+                  </m:ctrlPr>
+                </m:sSupPr>
+                <m:e>
+                  <m:d>
+                    <m:dPr>
+                      <m:begChr m:val="‖"/>
+                      <m:endChr m:val="‖"/>
+                      <m:ctrlPr>
+                        <w:rPr>
+                          <w:rFonts w:ascii="Cambria Math" w:eastAsiaTheme="minorEastAsia" w:hAnsi="Cambria Math"/>
+                          <w:i/>
+                        </w:rPr>
+                      </m:ctrlPr>
+                    </m:dPr>
+                    <m:e>
+                      <m:d>
+                        <m:dPr>
+                          <m:begChr m:val="["/>
+                          <m:endChr m:val="]"/>
+                          <m:ctrlPr>
+                            <w:rPr>
+                              <w:rFonts w:ascii="Cambria Math" w:eastAsiaTheme="minorEastAsia" w:hAnsi="Cambria Math"/>
+                              <w:i/>
+                            </w:rPr>
+                          </m:ctrlPr>
+                        </m:dPr>
+                        <m:e>
+                          <m:r>
+                            <w:rPr>
+                              <w:rFonts w:ascii="Cambria Math" w:eastAsiaTheme="minorEastAsia" w:hAnsi="Cambria Math"/>
+                            </w:rPr>
+                            <m:t>ρ,</m:t>
+                          </m:r>
+                          <m:sSub>
+                            <m:sSubPr>
+                              <m:ctrlPr>
+                                <w:rPr>
+                                  <w:rFonts w:ascii="Cambria Math" w:hAnsi="Cambria Math"/>
+                                  <w:i/>
+                                </w:rPr>
+                              </m:ctrlPr>
+                            </m:sSubPr>
+                            <m:e>
+                              <m:r>
+                                <w:rPr>
+                                  <w:rFonts w:ascii="Cambria Math" w:hAnsi="Cambria Math"/>
+                                </w:rPr>
+                                <m:t>L</m:t>
+                              </m:r>
+                            </m:e>
+                            <m:sub>
+                              <m:r>
+                                <w:rPr>
+                                  <w:rFonts w:ascii="Cambria Math" w:hAnsi="Cambria Math"/>
+                                </w:rPr>
+                                <m:t>α</m:t>
+                              </m:r>
+                            </m:sub>
+                          </m:sSub>
+                        </m:e>
+                      </m:d>
+                    </m:e>
+                  </m:d>
+                </m:e>
+                <m:sup>
+                  <m:r>
+                    <w:rPr>
+                      <w:rFonts w:ascii="Cambria Math" w:eastAsiaTheme="minorEastAsia" w:hAnsi="Cambria Math"/>
+                    </w:rPr>
+                    <m:t>2</m:t>
+                  </m:r>
+                </m:sup>
+              </m:sSup>
+              <m:r>
+                <w:rPr>
+                  <w:rFonts w:ascii="Cambria Math" w:eastAsiaTheme="minorEastAsia" w:hAnsi="Cambria Math"/>
+                </w:rPr>
+                <m:t>≤0</m:t>
+              </m:r>
+            </m:e>
+          </m:nary>
+        </m:oMath>
+      </m:oMathPara>
+    </w:p>
+    <w:p>
+      <w:pPr>
+        <w:pStyle w:val="Paragraphedeliste"/>
+        <w:tabs>
+          <w:tab w:val="left" w:pos="3056"/>
+        </w:tabs>
+        <w:rPr>
+          <w:rFonts w:eastAsiaTheme="minorEastAsia"/>
+        </w:rPr>
+      </w:pPr>
+      <w:r>
+        <w:rPr>
+          <w:rFonts w:eastAsiaTheme="minorEastAsia"/>
+        </w:rPr>
+        <w:t>Le système est dissipatif (L’énergie décroit dans le temps).</w:t>
+      </w:r>
+    </w:p>
+    <w:p>
+      <w:pPr>
+        <w:pStyle w:val="Paragraphedeliste"/>
+        <w:tabs>
+          <w:tab w:val="left" w:pos="3056"/>
+        </w:tabs>
+        <w:rPr>
+          <w:rFonts w:eastAsiaTheme="minorEastAsia"/>
+        </w:rPr>
+      </w:pPr>
+      <m:oMathPara>
+        <m:oMath>
+          <m:r>
+            <w:rPr>
+              <w:rFonts w:ascii="Cambria Math" w:eastAsiaTheme="minorEastAsia" w:hAnsi="Cambria Math"/>
+            </w:rPr>
+            <m:t xml:space="preserve">∀t≥0,  </m:t>
+          </m:r>
+          <m:sSup>
+            <m:sSupPr>
+              <m:ctrlPr>
+                <w:rPr>
+                  <w:rFonts w:ascii="Cambria Math" w:eastAsiaTheme="minorEastAsia" w:hAnsi="Cambria Math"/>
+                  <w:i/>
+                </w:rPr>
+              </m:ctrlPr>
+            </m:sSupPr>
+            <m:e>
+              <m:d>
+                <m:dPr>
+                  <m:begChr m:val="‖"/>
+                  <m:endChr m:val="‖"/>
+                  <m:ctrlPr>
+                    <w:rPr>
+                      <w:rFonts w:ascii="Cambria Math" w:eastAsiaTheme="minorEastAsia" w:hAnsi="Cambria Math"/>
+                      <w:i/>
+                    </w:rPr>
+                  </m:ctrlPr>
+                </m:dPr>
+                <m:e>
+                  <m:r>
+                    <w:rPr>
+                      <w:rFonts w:ascii="Cambria Math" w:eastAsiaTheme="minorEastAsia" w:hAnsi="Cambria Math"/>
+                    </w:rPr>
+                    <m:t>ρ</m:t>
+                  </m:r>
+                </m:e>
+              </m:d>
+            </m:e>
+            <m:sup>
+              <m:r>
+                <w:rPr>
+                  <w:rFonts w:ascii="Cambria Math" w:eastAsiaTheme="minorEastAsia" w:hAnsi="Cambria Math"/>
+                </w:rPr>
+                <m:t>2</m:t>
+              </m:r>
+            </m:sup>
+          </m:sSup>
+          <m:r>
+            <w:rPr>
+              <w:rFonts w:ascii="Cambria Math" w:eastAsiaTheme="minorEastAsia" w:hAnsi="Cambria Math"/>
+            </w:rPr>
+            <m:t>≤</m:t>
+          </m:r>
+          <m:sSup>
+            <m:sSupPr>
+              <m:ctrlPr>
+                <w:rPr>
+                  <w:rFonts w:ascii="Cambria Math" w:eastAsiaTheme="minorEastAsia" w:hAnsi="Cambria Math"/>
+                  <w:i/>
+                </w:rPr>
+              </m:ctrlPr>
+            </m:sSupPr>
+            <m:e>
+              <m:d>
+                <m:dPr>
+                  <m:begChr m:val="‖"/>
+                  <m:endChr m:val="‖"/>
+                  <m:ctrlPr>
+                    <w:rPr>
+                      <w:rFonts w:ascii="Cambria Math" w:eastAsiaTheme="minorEastAsia" w:hAnsi="Cambria Math"/>
+                      <w:i/>
+                    </w:rPr>
+                  </m:ctrlPr>
+                </m:dPr>
+                <m:e>
+                  <m:sSub>
+                    <m:sSubPr>
+                      <m:ctrlPr>
+                        <w:rPr>
+                          <w:rFonts w:ascii="Cambria Math" w:eastAsiaTheme="minorEastAsia" w:hAnsi="Cambria Math"/>
+                          <w:i/>
+                        </w:rPr>
+                      </m:ctrlPr>
+                    </m:sSubPr>
+                    <m:e>
+                      <m:r>
+                        <w:rPr>
+                          <w:rFonts w:ascii="Cambria Math" w:eastAsiaTheme="minorEastAsia" w:hAnsi="Cambria Math"/>
+                        </w:rPr>
+                        <m:t>ρ</m:t>
+                      </m:r>
+                    </m:e>
+                    <m:sub>
+                      <m:r>
+                        <w:rPr>
+                          <w:rFonts w:ascii="Cambria Math" w:eastAsiaTheme="minorEastAsia" w:hAnsi="Cambria Math"/>
+                        </w:rPr>
+                        <m:t>0</m:t>
+                      </m:r>
+                    </m:sub>
+                  </m:sSub>
+                </m:e>
+              </m:d>
+            </m:e>
+            <m:sup>
+              <m:r>
+                <w:rPr>
+                  <w:rFonts w:ascii="Cambria Math" w:eastAsiaTheme="minorEastAsia" w:hAnsi="Cambria Math"/>
+                </w:rPr>
+                <m:t>2</m:t>
+              </m:r>
+            </m:sup>
+          </m:sSup>
+          <m:r>
+            <w:rPr>
+              <w:rFonts w:ascii="Cambria Math" w:eastAsiaTheme="minorEastAsia" w:hAnsi="Cambria Math"/>
+            </w:rPr>
+            <m:t xml:space="preserve">⟹ </m:t>
+          </m:r>
+          <m:nary>
+            <m:naryPr>
+              <m:chr m:val="∑"/>
+              <m:limLoc m:val="undOvr"/>
+              <m:ctrlPr>
+                <w:rPr>
+                  <w:rFonts w:ascii="Cambria Math" w:eastAsiaTheme="minorEastAsia" w:hAnsi="Cambria Math"/>
+                  <w:i/>
+                </w:rPr>
+              </m:ctrlPr>
+            </m:naryPr>
+            <m:sub>
+              <m:r>
+                <w:rPr>
+                  <w:rFonts w:ascii="Cambria Math" w:eastAsiaTheme="minorEastAsia" w:hAnsi="Cambria Math"/>
+                </w:rPr>
+                <m:t>j=1</m:t>
+              </m:r>
+            </m:sub>
+            <m:sup>
+              <m:r>
+                <w:rPr>
+                  <w:rFonts w:ascii="Cambria Math" w:eastAsiaTheme="minorEastAsia" w:hAnsi="Cambria Math"/>
+                </w:rPr>
+                <m:t>N</m:t>
+              </m:r>
+            </m:sup>
+            <m:e>
+              <m:sSubSup>
+                <m:sSubSupPr>
+                  <m:ctrlPr>
+                    <w:rPr>
+                      <w:rFonts w:ascii="Cambria Math" w:eastAsiaTheme="minorEastAsia" w:hAnsi="Cambria Math"/>
+                      <w:i/>
+                    </w:rPr>
+                  </m:ctrlPr>
+                </m:sSubSupPr>
+                <m:e>
+                  <m:r>
+                    <w:rPr>
+                      <w:rFonts w:ascii="Cambria Math" w:eastAsiaTheme="minorEastAsia" w:hAnsi="Cambria Math"/>
+                    </w:rPr>
+                    <m:t>ρ</m:t>
+                  </m:r>
+                </m:e>
+                <m:sub>
+                  <m:r>
+                    <w:rPr>
+                      <w:rFonts w:ascii="Cambria Math" w:eastAsiaTheme="minorEastAsia" w:hAnsi="Cambria Math"/>
+                    </w:rPr>
+                    <m:t>jj</m:t>
+                  </m:r>
+                </m:sub>
+                <m:sup>
+                  <m:r>
+                    <w:rPr>
+                      <w:rFonts w:ascii="Cambria Math" w:eastAsiaTheme="minorEastAsia" w:hAnsi="Cambria Math"/>
+                    </w:rPr>
+                    <m:t>2</m:t>
+                  </m:r>
+                </m:sup>
+              </m:sSubSup>
+            </m:e>
+          </m:nary>
+          <m:r>
+            <w:rPr>
+              <w:rFonts w:ascii="Cambria Math" w:eastAsiaTheme="minorEastAsia" w:hAnsi="Cambria Math"/>
+            </w:rPr>
+            <m:t>+</m:t>
+          </m:r>
+          <m:nary>
+            <m:naryPr>
+              <m:chr m:val="∑"/>
+              <m:limLoc m:val="undOvr"/>
+              <m:ctrlPr>
+                <w:rPr>
+                  <w:rFonts w:ascii="Cambria Math" w:eastAsiaTheme="minorEastAsia" w:hAnsi="Cambria Math"/>
+                  <w:i/>
+                </w:rPr>
+              </m:ctrlPr>
+            </m:naryPr>
+            <m:sub>
+              <m:r>
+                <w:rPr>
+                  <w:rFonts w:ascii="Cambria Math" w:eastAsiaTheme="minorEastAsia" w:hAnsi="Cambria Math"/>
+                </w:rPr>
+                <m:t>k≠j</m:t>
+              </m:r>
+            </m:sub>
+            <m:sup>
+              <m:r>
+                <w:rPr>
+                  <w:rFonts w:ascii="Cambria Math" w:eastAsiaTheme="minorEastAsia" w:hAnsi="Cambria Math"/>
+                </w:rPr>
+                <m:t>N</m:t>
+              </m:r>
+            </m:sup>
+            <m:e>
+              <m:sSup>
+                <m:sSupPr>
+                  <m:ctrlPr>
+                    <w:rPr>
+                      <w:rFonts w:ascii="Cambria Math" w:eastAsiaTheme="minorEastAsia" w:hAnsi="Cambria Math"/>
+                      <w:i/>
+                    </w:rPr>
+                  </m:ctrlPr>
+                </m:sSupPr>
+                <m:e>
+                  <m:d>
+                    <m:dPr>
+                      <m:begChr m:val="|"/>
+                      <m:endChr m:val="|"/>
+                      <m:ctrlPr>
+                        <w:rPr>
+                          <w:rFonts w:ascii="Cambria Math" w:eastAsiaTheme="minorEastAsia" w:hAnsi="Cambria Math"/>
+                          <w:i/>
+                        </w:rPr>
+                      </m:ctrlPr>
+                    </m:dPr>
+                    <m:e>
+                      <m:sSub>
+                        <m:sSubPr>
+                          <m:ctrlPr>
+                            <w:rPr>
+                              <w:rFonts w:ascii="Cambria Math" w:eastAsiaTheme="minorEastAsia" w:hAnsi="Cambria Math"/>
+                              <w:i/>
+                            </w:rPr>
+                          </m:ctrlPr>
+                        </m:sSubPr>
+                        <m:e>
+                          <m:r>
+                            <w:rPr>
+                              <w:rFonts w:ascii="Cambria Math" w:eastAsiaTheme="minorEastAsia" w:hAnsi="Cambria Math"/>
+                            </w:rPr>
+                            <m:t>ρ</m:t>
+                          </m:r>
+                        </m:e>
+                        <m:sub>
+                          <m:r>
+                            <w:rPr>
+                              <w:rFonts w:ascii="Cambria Math" w:eastAsiaTheme="minorEastAsia" w:hAnsi="Cambria Math"/>
+                            </w:rPr>
+                            <m:t>jk</m:t>
+                          </m:r>
+                        </m:sub>
+                      </m:sSub>
+                    </m:e>
+                  </m:d>
+                </m:e>
+                <m:sup>
+                  <m:r>
+                    <w:rPr>
+                      <w:rFonts w:ascii="Cambria Math" w:eastAsiaTheme="minorEastAsia" w:hAnsi="Cambria Math"/>
+                    </w:rPr>
+                    <m:t>2</m:t>
+                  </m:r>
+                </m:sup>
+              </m:sSup>
+            </m:e>
+          </m:nary>
+          <m:r>
+            <w:rPr>
+              <w:rFonts w:ascii="Cambria Math" w:eastAsiaTheme="minorEastAsia" w:hAnsi="Cambria Math"/>
+            </w:rPr>
+            <m:t>≤</m:t>
+          </m:r>
+          <m:sSup>
+            <m:sSupPr>
+              <m:ctrlPr>
+                <w:rPr>
+                  <w:rFonts w:ascii="Cambria Math" w:eastAsiaTheme="minorEastAsia" w:hAnsi="Cambria Math"/>
+                  <w:i/>
+                </w:rPr>
+              </m:ctrlPr>
+            </m:sSupPr>
+            <m:e>
+              <m:d>
+                <m:dPr>
+                  <m:begChr m:val="‖"/>
+                  <m:endChr m:val="‖"/>
+                  <m:ctrlPr>
+                    <w:rPr>
+                      <w:rFonts w:ascii="Cambria Math" w:eastAsiaTheme="minorEastAsia" w:hAnsi="Cambria Math"/>
+                      <w:i/>
+                    </w:rPr>
+                  </m:ctrlPr>
+                </m:dPr>
+                <m:e>
+                  <m:sSub>
+                    <m:sSubPr>
+                      <m:ctrlPr>
+                        <w:rPr>
+                          <w:rFonts w:ascii="Cambria Math" w:eastAsiaTheme="minorEastAsia" w:hAnsi="Cambria Math"/>
+                          <w:i/>
+                        </w:rPr>
+                      </m:ctrlPr>
+                    </m:sSubPr>
+                    <m:e>
+                      <m:r>
+                        <w:rPr>
+                          <w:rFonts w:ascii="Cambria Math" w:eastAsiaTheme="minorEastAsia" w:hAnsi="Cambria Math"/>
+                        </w:rPr>
+                        <m:t>ρ</m:t>
+                      </m:r>
+                    </m:e>
+                    <m:sub>
+                      <m:r>
+                        <w:rPr>
+                          <w:rFonts w:ascii="Cambria Math" w:eastAsiaTheme="minorEastAsia" w:hAnsi="Cambria Math"/>
+                        </w:rPr>
+                        <m:t>0</m:t>
+                      </m:r>
+                    </m:sub>
+                  </m:sSub>
+                </m:e>
+              </m:d>
+            </m:e>
+            <m:sup>
+              <m:r>
+                <w:rPr>
+                  <w:rFonts w:ascii="Cambria Math" w:eastAsiaTheme="minorEastAsia" w:hAnsi="Cambria Math"/>
+                </w:rPr>
+                <m:t>2</m:t>
+              </m:r>
+            </m:sup>
+          </m:sSup>
+        </m:oMath>
+      </m:oMathPara>
+    </w:p>
+    <w:p>
+      <w:pPr>
+        <w:tabs>
+          <w:tab w:val="left" w:pos="3056"/>
+        </w:tabs>
+        <w:rPr>
+          <w:rFonts w:eastAsiaTheme="minorEastAsia"/>
+        </w:rPr>
+      </w:pPr>
+      <w:r>
+        <w:rPr>
+          <w:rFonts w:eastAsiaTheme="minorEastAsia"/>
+        </w:rPr>
+        <w:t xml:space="preserve">On obtient le système </w:t>
+      </w:r>
+    </w:p>
+    <w:p>
+      <w:pPr>
+        <w:tabs>
+          <w:tab w:val="left" w:pos="3056"/>
+        </w:tabs>
+        <w:rPr>
+          <w:rFonts w:eastAsiaTheme="minorEastAsia"/>
+        </w:rPr>
+      </w:pPr>
+      <m:oMathPara>
+        <m:oMath>
+          <m:d>
+            <m:dPr>
+              <m:begChr m:val="{"/>
+              <m:endChr m:val=""/>
+              <m:ctrlPr>
+                <w:rPr>
+                  <w:rFonts w:ascii="Cambria Math" w:eastAsiaTheme="minorEastAsia" w:hAnsi="Cambria Math"/>
+                  <w:i/>
+                </w:rPr>
+              </m:ctrlPr>
+            </m:dPr>
+            <m:e>
+              <m:m>
+                <m:mPr>
+                  <m:mcs>
+                    <m:mc>
+                      <m:mcPr>
+                        <m:count m:val="1"/>
+                        <m:mcJc m:val="center"/>
+                      </m:mcPr>
+                    </m:mc>
+                  </m:mcs>
+                  <m:ctrlPr>
+                    <w:rPr>
+                      <w:rFonts w:ascii="Cambria Math" w:eastAsiaTheme="minorEastAsia" w:hAnsi="Cambria Math"/>
+                      <w:i/>
+                    </w:rPr>
+                  </m:ctrlPr>
+                </m:mPr>
+                <m:mr>
+                  <m:e>
+                    <m:nary>
+                      <m:naryPr>
+                        <m:chr m:val="∑"/>
+                        <m:limLoc m:val="undOvr"/>
+                        <m:ctrlPr>
+                          <w:rPr>
+                            <w:rFonts w:ascii="Cambria Math" w:eastAsiaTheme="minorEastAsia" w:hAnsi="Cambria Math"/>
+                            <w:i/>
+                          </w:rPr>
+                        </m:ctrlPr>
+                      </m:naryPr>
+                      <m:sub>
+                        <m:r>
+                          <w:rPr>
+                            <w:rFonts w:ascii="Cambria Math" w:eastAsiaTheme="minorEastAsia" w:hAnsi="Cambria Math"/>
+                          </w:rPr>
+                          <m:t>j=1</m:t>
+                        </m:r>
+                      </m:sub>
+                      <m:sup>
+                        <m:r>
+                          <w:rPr>
+                            <w:rFonts w:ascii="Cambria Math" w:eastAsiaTheme="minorEastAsia" w:hAnsi="Cambria Math"/>
+                          </w:rPr>
+                          <m:t>N</m:t>
+                        </m:r>
+                      </m:sup>
+                      <m:e>
+                        <m:sSub>
+                          <m:sSubPr>
+                            <m:ctrlPr>
+                              <w:rPr>
+                                <w:rFonts w:ascii="Cambria Math" w:eastAsiaTheme="minorEastAsia" w:hAnsi="Cambria Math"/>
+                                <w:i/>
+                              </w:rPr>
+                            </m:ctrlPr>
+                          </m:sSubPr>
+                          <m:e>
+                            <m:r>
+                              <w:rPr>
+                                <w:rFonts w:ascii="Cambria Math" w:eastAsiaTheme="minorEastAsia" w:hAnsi="Cambria Math"/>
+                              </w:rPr>
+                              <m:t>ρ</m:t>
+                            </m:r>
+                          </m:e>
+                          <m:sub>
+                            <m:r>
+                              <w:rPr>
+                                <w:rFonts w:ascii="Cambria Math" w:eastAsiaTheme="minorEastAsia" w:hAnsi="Cambria Math"/>
+                              </w:rPr>
+                              <m:t>jj</m:t>
+                            </m:r>
+                          </m:sub>
+                        </m:sSub>
+                        <m:r>
+                          <w:rPr>
+                            <w:rFonts w:ascii="Cambria Math" w:eastAsiaTheme="minorEastAsia" w:hAnsi="Cambria Math"/>
+                          </w:rPr>
+                          <m:t>=tr</m:t>
+                        </m:r>
+                        <m:d>
+                          <m:dPr>
+                            <m:ctrlPr>
+                              <w:rPr>
+                                <w:rFonts w:ascii="Cambria Math" w:eastAsiaTheme="minorEastAsia" w:hAnsi="Cambria Math"/>
+                                <w:i/>
+                              </w:rPr>
+                            </m:ctrlPr>
+                          </m:dPr>
+                          <m:e>
+                            <m:sSub>
+                              <m:sSubPr>
+                                <m:ctrlPr>
+                                  <w:rPr>
+                                    <w:rFonts w:ascii="Cambria Math" w:eastAsiaTheme="minorEastAsia" w:hAnsi="Cambria Math"/>
+                                    <w:i/>
+                                  </w:rPr>
+                                </m:ctrlPr>
+                              </m:sSubPr>
+                              <m:e>
+                                <m:r>
+                                  <w:rPr>
+                                    <w:rFonts w:ascii="Cambria Math" w:eastAsiaTheme="minorEastAsia" w:hAnsi="Cambria Math"/>
+                                  </w:rPr>
+                                  <m:t>ρ</m:t>
+                                </m:r>
+                              </m:e>
+                              <m:sub>
+                                <m:r>
+                                  <w:rPr>
+                                    <w:rFonts w:ascii="Cambria Math" w:eastAsiaTheme="minorEastAsia" w:hAnsi="Cambria Math"/>
+                                  </w:rPr>
+                                  <m:t>0</m:t>
+                                </m:r>
+                              </m:sub>
+                            </m:sSub>
+                          </m:e>
+                        </m:d>
+                      </m:e>
+                    </m:nary>
+                  </m:e>
+                </m:mr>
+                <m:mr>
+                  <m:e>
+                    <m:nary>
+                      <m:naryPr>
+                        <m:chr m:val="∑"/>
+                        <m:limLoc m:val="undOvr"/>
+                        <m:ctrlPr>
+                          <w:rPr>
+                            <w:rFonts w:ascii="Cambria Math" w:eastAsiaTheme="minorEastAsia" w:hAnsi="Cambria Math"/>
+                            <w:i/>
+                          </w:rPr>
+                        </m:ctrlPr>
+                      </m:naryPr>
+                      <m:sub>
+                        <m:r>
+                          <w:rPr>
+                            <w:rFonts w:ascii="Cambria Math" w:eastAsiaTheme="minorEastAsia" w:hAnsi="Cambria Math"/>
+                          </w:rPr>
+                          <m:t>j=1</m:t>
+                        </m:r>
+                      </m:sub>
+                      <m:sup>
+                        <m:r>
+                          <w:rPr>
+                            <w:rFonts w:ascii="Cambria Math" w:eastAsiaTheme="minorEastAsia" w:hAnsi="Cambria Math"/>
+                          </w:rPr>
+                          <m:t>N</m:t>
+                        </m:r>
+                      </m:sup>
+                      <m:e>
+                        <m:sSubSup>
+                          <m:sSubSupPr>
+                            <m:ctrlPr>
+                              <w:rPr>
+                                <w:rFonts w:ascii="Cambria Math" w:eastAsiaTheme="minorEastAsia" w:hAnsi="Cambria Math"/>
+                                <w:i/>
+                              </w:rPr>
+                            </m:ctrlPr>
+                          </m:sSubSupPr>
+                          <m:e>
+                            <m:r>
+                              <w:rPr>
+                                <w:rFonts w:ascii="Cambria Math" w:eastAsiaTheme="minorEastAsia" w:hAnsi="Cambria Math"/>
+                              </w:rPr>
+                              <m:t>ρ</m:t>
+                            </m:r>
+                          </m:e>
+                          <m:sub>
+                            <m:r>
+                              <w:rPr>
+                                <w:rFonts w:ascii="Cambria Math" w:eastAsiaTheme="minorEastAsia" w:hAnsi="Cambria Math"/>
+                              </w:rPr>
+                              <m:t>jj</m:t>
+                            </m:r>
+                          </m:sub>
+                          <m:sup>
+                            <m:r>
+                              <w:rPr>
+                                <w:rFonts w:ascii="Cambria Math" w:eastAsiaTheme="minorEastAsia" w:hAnsi="Cambria Math"/>
+                              </w:rPr>
+                              <m:t>2</m:t>
+                            </m:r>
+                          </m:sup>
+                        </m:sSubSup>
+                      </m:e>
+                    </m:nary>
+                    <m:r>
+                      <w:rPr>
+                        <w:rFonts w:ascii="Cambria Math" w:eastAsiaTheme="minorEastAsia" w:hAnsi="Cambria Math"/>
+                      </w:rPr>
+                      <m:t>+</m:t>
+                    </m:r>
+                    <m:nary>
+                      <m:naryPr>
+                        <m:chr m:val="∑"/>
+                        <m:limLoc m:val="undOvr"/>
+                        <m:ctrlPr>
+                          <w:rPr>
+                            <w:rFonts w:ascii="Cambria Math" w:eastAsiaTheme="minorEastAsia" w:hAnsi="Cambria Math"/>
+                            <w:i/>
+                          </w:rPr>
+                        </m:ctrlPr>
+                      </m:naryPr>
+                      <m:sub>
+                        <m:r>
+                          <w:rPr>
+                            <w:rFonts w:ascii="Cambria Math" w:eastAsiaTheme="minorEastAsia" w:hAnsi="Cambria Math"/>
+                          </w:rPr>
+                          <m:t>k≠j</m:t>
+                        </m:r>
+                      </m:sub>
+                      <m:sup>
+                        <m:r>
+                          <w:rPr>
+                            <w:rFonts w:ascii="Cambria Math" w:eastAsiaTheme="minorEastAsia" w:hAnsi="Cambria Math"/>
+                          </w:rPr>
+                          <m:t>N</m:t>
+                        </m:r>
+                      </m:sup>
+                      <m:e>
+                        <m:sSup>
+                          <m:sSupPr>
+                            <m:ctrlPr>
+                              <w:rPr>
+                                <w:rFonts w:ascii="Cambria Math" w:eastAsiaTheme="minorEastAsia" w:hAnsi="Cambria Math"/>
+                                <w:i/>
+                              </w:rPr>
+                            </m:ctrlPr>
+                          </m:sSupPr>
+                          <m:e>
+                            <m:d>
+                              <m:dPr>
+                                <m:begChr m:val="|"/>
+                                <m:endChr m:val="|"/>
+                                <m:ctrlPr>
+                                  <w:rPr>
+                                    <w:rFonts w:ascii="Cambria Math" w:eastAsiaTheme="minorEastAsia" w:hAnsi="Cambria Math"/>
+                                    <w:i/>
+                                  </w:rPr>
+                                </m:ctrlPr>
+                              </m:dPr>
+                              <m:e>
+                                <m:sSub>
+                                  <m:sSubPr>
+                                    <m:ctrlPr>
+                                      <w:rPr>
+                                        <w:rFonts w:ascii="Cambria Math" w:eastAsiaTheme="minorEastAsia" w:hAnsi="Cambria Math"/>
+                                        <w:i/>
+                                      </w:rPr>
+                                    </m:ctrlPr>
+                                  </m:sSubPr>
+                                  <m:e>
+                                    <m:r>
+                                      <w:rPr>
+                                        <w:rFonts w:ascii="Cambria Math" w:eastAsiaTheme="minorEastAsia" w:hAnsi="Cambria Math"/>
+                                      </w:rPr>
+                                      <m:t>ρ</m:t>
+                                    </m:r>
+                                  </m:e>
+                                  <m:sub>
+                                    <m:r>
+                                      <w:rPr>
+                                        <w:rFonts w:ascii="Cambria Math" w:eastAsiaTheme="minorEastAsia" w:hAnsi="Cambria Math"/>
+                                      </w:rPr>
+                                      <m:t>jk</m:t>
+                                    </m:r>
+                                  </m:sub>
+                                </m:sSub>
+                              </m:e>
+                            </m:d>
+                          </m:e>
+                          <m:sup>
+                            <m:r>
+                              <w:rPr>
+                                <w:rFonts w:ascii="Cambria Math" w:eastAsiaTheme="minorEastAsia" w:hAnsi="Cambria Math"/>
+                              </w:rPr>
+                              <m:t>2</m:t>
+                            </m:r>
+                          </m:sup>
+                        </m:sSup>
+                      </m:e>
+                    </m:nary>
+                    <m:r>
+                      <w:rPr>
+                        <w:rFonts w:ascii="Cambria Math" w:eastAsiaTheme="minorEastAsia" w:hAnsi="Cambria Math"/>
+                      </w:rPr>
+                      <m:t>≤</m:t>
+                    </m:r>
+                    <m:sSup>
+                      <m:sSupPr>
+                        <m:ctrlPr>
+                          <w:rPr>
+                            <w:rFonts w:ascii="Cambria Math" w:eastAsiaTheme="minorEastAsia" w:hAnsi="Cambria Math"/>
+                            <w:i/>
+                          </w:rPr>
+                        </m:ctrlPr>
+                      </m:sSupPr>
+                      <m:e>
+                        <m:d>
+                          <m:dPr>
+                            <m:begChr m:val="‖"/>
+                            <m:endChr m:val="‖"/>
+                            <m:ctrlPr>
+                              <w:rPr>
+                                <w:rFonts w:ascii="Cambria Math" w:eastAsiaTheme="minorEastAsia" w:hAnsi="Cambria Math"/>
+                                <w:i/>
+                              </w:rPr>
+                            </m:ctrlPr>
+                          </m:dPr>
+                          <m:e>
+                            <m:sSub>
+                              <m:sSubPr>
+                                <m:ctrlPr>
+                                  <w:rPr>
+                                    <w:rFonts w:ascii="Cambria Math" w:eastAsiaTheme="minorEastAsia" w:hAnsi="Cambria Math"/>
+                                    <w:i/>
+                                  </w:rPr>
+                                </m:ctrlPr>
+                              </m:sSubPr>
+                              <m:e>
+                                <m:r>
+                                  <w:rPr>
+                                    <w:rFonts w:ascii="Cambria Math" w:eastAsiaTheme="minorEastAsia" w:hAnsi="Cambria Math"/>
+                                  </w:rPr>
+                                  <m:t>ρ</m:t>
+                                </m:r>
+                              </m:e>
+                              <m:sub>
+                                <m:r>
+                                  <w:rPr>
+                                    <w:rFonts w:ascii="Cambria Math" w:eastAsiaTheme="minorEastAsia" w:hAnsi="Cambria Math"/>
+                                  </w:rPr>
+                                  <m:t>0</m:t>
+                                </m:r>
+                              </m:sub>
+                            </m:sSub>
+                          </m:e>
+                        </m:d>
+                      </m:e>
+                      <m:sup>
+                        <m:r>
+                          <w:rPr>
+                            <w:rFonts w:ascii="Cambria Math" w:eastAsiaTheme="minorEastAsia" w:hAnsi="Cambria Math"/>
+                          </w:rPr>
+                          <m:t>2</m:t>
+                        </m:r>
+                      </m:sup>
+                    </m:sSup>
+                  </m:e>
+                </m:mr>
+              </m:m>
+            </m:e>
+          </m:d>
+          <m:r>
+            <w:rPr>
+              <w:rFonts w:ascii="Cambria Math" w:eastAsiaTheme="minorEastAsia" w:hAnsi="Cambria Math"/>
+            </w:rPr>
+            <m:t>⟹</m:t>
+          </m:r>
+          <m:d>
+            <m:dPr>
+              <m:begChr m:val="{"/>
+              <m:endChr m:val=""/>
+              <m:ctrlPr>
+                <w:rPr>
+                  <w:rFonts w:ascii="Cambria Math" w:eastAsiaTheme="minorEastAsia" w:hAnsi="Cambria Math"/>
+                  <w:i/>
+                </w:rPr>
+              </m:ctrlPr>
+            </m:dPr>
+            <m:e>
+              <m:m>
+                <m:mPr>
+                  <m:mcs>
+                    <m:mc>
+                      <m:mcPr>
+                        <m:count m:val="1"/>
+                        <m:mcJc m:val="center"/>
+                      </m:mcPr>
+                    </m:mc>
+                  </m:mcs>
+                  <m:ctrlPr>
+                    <w:rPr>
+                      <w:rFonts w:ascii="Cambria Math" w:eastAsiaTheme="minorEastAsia" w:hAnsi="Cambria Math"/>
+                      <w:i/>
+                    </w:rPr>
+                  </m:ctrlPr>
+                </m:mPr>
+                <m:mr>
+                  <m:e>
+                    <m:nary>
+                      <m:naryPr>
+                        <m:chr m:val="∑"/>
+                        <m:limLoc m:val="undOvr"/>
+                        <m:ctrlPr>
+                          <w:rPr>
+                            <w:rFonts w:ascii="Cambria Math" w:eastAsiaTheme="minorEastAsia" w:hAnsi="Cambria Math"/>
+                            <w:i/>
+                          </w:rPr>
+                        </m:ctrlPr>
+                      </m:naryPr>
+                      <m:sub>
+                        <m:r>
+                          <w:rPr>
+                            <w:rFonts w:ascii="Cambria Math" w:eastAsiaTheme="minorEastAsia" w:hAnsi="Cambria Math"/>
+                          </w:rPr>
+                          <m:t>j=1</m:t>
+                        </m:r>
+                      </m:sub>
+                      <m:sup>
+                        <m:r>
+                          <w:rPr>
+                            <w:rFonts w:ascii="Cambria Math" w:eastAsiaTheme="minorEastAsia" w:hAnsi="Cambria Math"/>
+                          </w:rPr>
+                          <m:t>N</m:t>
+                        </m:r>
+                      </m:sup>
+                      <m:e>
+                        <m:sSub>
+                          <m:sSubPr>
+                            <m:ctrlPr>
+                              <w:rPr>
+                                <w:rFonts w:ascii="Cambria Math" w:eastAsiaTheme="minorEastAsia" w:hAnsi="Cambria Math"/>
+                                <w:i/>
+                              </w:rPr>
+                            </m:ctrlPr>
+                          </m:sSubPr>
+                          <m:e>
+                            <m:r>
+                              <w:rPr>
+                                <w:rFonts w:ascii="Cambria Math" w:eastAsiaTheme="minorEastAsia" w:hAnsi="Cambria Math"/>
+                              </w:rPr>
+                              <m:t>ρ</m:t>
+                            </m:r>
+                          </m:e>
+                          <m:sub>
+                            <m:r>
+                              <w:rPr>
+                                <w:rFonts w:ascii="Cambria Math" w:eastAsiaTheme="minorEastAsia" w:hAnsi="Cambria Math"/>
+                              </w:rPr>
+                              <m:t>jj</m:t>
+                            </m:r>
+                          </m:sub>
+                        </m:sSub>
+                        <m:r>
+                          <w:rPr>
+                            <w:rFonts w:ascii="Cambria Math" w:eastAsiaTheme="minorEastAsia" w:hAnsi="Cambria Math"/>
+                          </w:rPr>
+                          <m:t>=tr</m:t>
+                        </m:r>
+                        <m:d>
+                          <m:dPr>
+                            <m:ctrlPr>
+                              <w:rPr>
+                                <w:rFonts w:ascii="Cambria Math" w:eastAsiaTheme="minorEastAsia" w:hAnsi="Cambria Math"/>
+                                <w:i/>
+                              </w:rPr>
+                            </m:ctrlPr>
+                          </m:dPr>
+                          <m:e>
+                            <m:sSub>
+                              <m:sSubPr>
+                                <m:ctrlPr>
+                                  <w:rPr>
+                                    <w:rFonts w:ascii="Cambria Math" w:eastAsiaTheme="minorEastAsia" w:hAnsi="Cambria Math"/>
+                                    <w:i/>
+                                  </w:rPr>
+                                </m:ctrlPr>
+                              </m:sSubPr>
+                              <m:e>
+                                <m:r>
+                                  <w:rPr>
+                                    <w:rFonts w:ascii="Cambria Math" w:eastAsiaTheme="minorEastAsia" w:hAnsi="Cambria Math"/>
+                                  </w:rPr>
+                                  <m:t>ρ</m:t>
+                                </m:r>
+                              </m:e>
+                              <m:sub>
+                                <m:r>
+                                  <w:rPr>
+                                    <w:rFonts w:ascii="Cambria Math" w:eastAsiaTheme="minorEastAsia" w:hAnsi="Cambria Math"/>
+                                  </w:rPr>
+                                  <m:t>0</m:t>
+                                </m:r>
+                              </m:sub>
+                            </m:sSub>
+                          </m:e>
+                        </m:d>
+                      </m:e>
+                    </m:nary>
+                  </m:e>
+                </m:mr>
+                <m:mr>
+                  <m:e>
+                    <m:r>
+                      <w:rPr>
+                        <w:rFonts w:ascii="Cambria Math" w:eastAsiaTheme="minorEastAsia" w:hAnsi="Cambria Math"/>
+                      </w:rPr>
+                      <m:t>0≤</m:t>
+                    </m:r>
+                    <m:nary>
+                      <m:naryPr>
+                        <m:chr m:val="∑"/>
+                        <m:limLoc m:val="undOvr"/>
+                        <m:ctrlPr>
+                          <w:rPr>
+                            <w:rFonts w:ascii="Cambria Math" w:eastAsiaTheme="minorEastAsia" w:hAnsi="Cambria Math"/>
+                            <w:i/>
+                          </w:rPr>
+                        </m:ctrlPr>
+                      </m:naryPr>
+                      <m:sub>
+                        <m:r>
+                          <w:rPr>
+                            <w:rFonts w:ascii="Cambria Math" w:eastAsiaTheme="minorEastAsia" w:hAnsi="Cambria Math"/>
+                          </w:rPr>
+                          <m:t>j=1</m:t>
+                        </m:r>
+                      </m:sub>
+                      <m:sup>
+                        <m:r>
+                          <w:rPr>
+                            <w:rFonts w:ascii="Cambria Math" w:eastAsiaTheme="minorEastAsia" w:hAnsi="Cambria Math"/>
+                          </w:rPr>
+                          <m:t>N</m:t>
+                        </m:r>
+                      </m:sup>
+                      <m:e>
+                        <m:sSubSup>
+                          <m:sSubSupPr>
+                            <m:ctrlPr>
+                              <w:rPr>
+                                <w:rFonts w:ascii="Cambria Math" w:eastAsiaTheme="minorEastAsia" w:hAnsi="Cambria Math"/>
+                                <w:i/>
+                              </w:rPr>
+                            </m:ctrlPr>
+                          </m:sSubSupPr>
+                          <m:e>
+                            <m:r>
+                              <w:rPr>
+                                <w:rFonts w:ascii="Cambria Math" w:eastAsiaTheme="minorEastAsia" w:hAnsi="Cambria Math"/>
+                              </w:rPr>
+                              <m:t>ρ</m:t>
+                            </m:r>
+                          </m:e>
+                          <m:sub>
+                            <m:r>
+                              <w:rPr>
+                                <w:rFonts w:ascii="Cambria Math" w:eastAsiaTheme="minorEastAsia" w:hAnsi="Cambria Math"/>
+                              </w:rPr>
+                              <m:t>jj</m:t>
+                            </m:r>
+                          </m:sub>
+                          <m:sup>
+                            <m:r>
+                              <w:rPr>
+                                <w:rFonts w:ascii="Cambria Math" w:eastAsiaTheme="minorEastAsia" w:hAnsi="Cambria Math"/>
+                              </w:rPr>
+                              <m:t>2</m:t>
+                            </m:r>
+                          </m:sup>
+                        </m:sSubSup>
+                      </m:e>
+                    </m:nary>
+                    <m:r>
+                      <w:rPr>
+                        <w:rFonts w:ascii="Cambria Math" w:eastAsiaTheme="minorEastAsia" w:hAnsi="Cambria Math"/>
+                      </w:rPr>
+                      <m:t>≤</m:t>
+                    </m:r>
+                    <m:sSup>
+                      <m:sSupPr>
+                        <m:ctrlPr>
+                          <w:rPr>
+                            <w:rFonts w:ascii="Cambria Math" w:eastAsiaTheme="minorEastAsia" w:hAnsi="Cambria Math"/>
+                            <w:i/>
+                          </w:rPr>
+                        </m:ctrlPr>
+                      </m:sSupPr>
+                      <m:e>
+                        <m:d>
+                          <m:dPr>
+                            <m:begChr m:val="‖"/>
+                            <m:endChr m:val="‖"/>
+                            <m:ctrlPr>
+                              <w:rPr>
+                                <w:rFonts w:ascii="Cambria Math" w:eastAsiaTheme="minorEastAsia" w:hAnsi="Cambria Math"/>
+                                <w:i/>
+                              </w:rPr>
+                            </m:ctrlPr>
+                          </m:dPr>
+                          <m:e>
+                            <m:sSub>
+                              <m:sSubPr>
+                                <m:ctrlPr>
+                                  <w:rPr>
+                                    <w:rFonts w:ascii="Cambria Math" w:eastAsiaTheme="minorEastAsia" w:hAnsi="Cambria Math"/>
+                                    <w:i/>
+                                  </w:rPr>
+                                </m:ctrlPr>
+                              </m:sSubPr>
+                              <m:e>
+                                <m:r>
+                                  <w:rPr>
+                                    <w:rFonts w:ascii="Cambria Math" w:eastAsiaTheme="minorEastAsia" w:hAnsi="Cambria Math"/>
+                                  </w:rPr>
+                                  <m:t>ρ</m:t>
+                                </m:r>
+                              </m:e>
+                              <m:sub>
+                                <m:r>
+                                  <w:rPr>
+                                    <w:rFonts w:ascii="Cambria Math" w:eastAsiaTheme="minorEastAsia" w:hAnsi="Cambria Math"/>
+                                  </w:rPr>
+                                  <m:t>0</m:t>
+                                </m:r>
+                              </m:sub>
+                            </m:sSub>
+                          </m:e>
+                        </m:d>
+                      </m:e>
+                      <m:sup>
+                        <m:r>
+                          <w:rPr>
+                            <w:rFonts w:ascii="Cambria Math" w:eastAsiaTheme="minorEastAsia" w:hAnsi="Cambria Math"/>
+                          </w:rPr>
+                          <m:t>2</m:t>
+                        </m:r>
+                      </m:sup>
+                    </m:sSup>
+                  </m:e>
+                </m:mr>
+              </m:m>
+            </m:e>
+          </m:d>
+        </m:oMath>
+      </m:oMathPara>
+    </w:p>
+    <w:p>
+      <w:pPr>
+        <w:tabs>
+          <w:tab w:val="left" w:pos="3056"/>
+        </w:tabs>
+        <w:rPr>
+          <w:rFonts w:eastAsiaTheme="minorEastAsia"/>
+        </w:rPr>
+      </w:pPr>
+      <m:oMathPara>
+        <m:oMath>
+          <m:nary>
+            <m:naryPr>
+              <m:chr m:val="∑"/>
+              <m:limLoc m:val="undOvr"/>
+              <m:ctrlPr>
+                <w:rPr>
+                  <w:rFonts w:ascii="Cambria Math" w:eastAsiaTheme="minorEastAsia" w:hAnsi="Cambria Math"/>
+                  <w:i/>
+                </w:rPr>
+              </m:ctrlPr>
+            </m:naryPr>
+            <m:sub>
+              <m:r>
+                <w:rPr>
+                  <w:rFonts w:ascii="Cambria Math" w:eastAsiaTheme="minorEastAsia" w:hAnsi="Cambria Math"/>
+                </w:rPr>
+                <m:t>j=1</m:t>
+              </m:r>
+            </m:sub>
+            <m:sup>
+              <m:r>
+                <w:rPr>
+                  <w:rFonts w:ascii="Cambria Math" w:eastAsiaTheme="minorEastAsia" w:hAnsi="Cambria Math"/>
+                </w:rPr>
+                <m:t>N</m:t>
+              </m:r>
+            </m:sup>
+            <m:e>
+              <m:sSub>
+                <m:sSubPr>
+                  <m:ctrlPr>
+                    <w:rPr>
+                      <w:rFonts w:ascii="Cambria Math" w:eastAsiaTheme="minorEastAsia" w:hAnsi="Cambria Math"/>
+                      <w:i/>
+                    </w:rPr>
+                  </m:ctrlPr>
+                </m:sSubPr>
+                <m:e>
+                  <m:r>
+                    <w:rPr>
+                      <w:rFonts w:ascii="Cambria Math" w:eastAsiaTheme="minorEastAsia" w:hAnsi="Cambria Math"/>
+                    </w:rPr>
+                    <m:t>ρ</m:t>
+                  </m:r>
+                </m:e>
+                <m:sub>
+                  <m:r>
+                    <w:rPr>
+                      <w:rFonts w:ascii="Cambria Math" w:eastAsiaTheme="minorEastAsia" w:hAnsi="Cambria Math"/>
+                    </w:rPr>
+                    <m:t>jj</m:t>
+                  </m:r>
+                </m:sub>
+              </m:sSub>
+              <m:r>
+                <w:rPr>
+                  <w:rFonts w:ascii="Cambria Math" w:eastAsiaTheme="minorEastAsia" w:hAnsi="Cambria Math"/>
+                </w:rPr>
+                <m:t>=tr</m:t>
+              </m:r>
+              <m:d>
+                <m:dPr>
+                  <m:ctrlPr>
+                    <w:rPr>
+                      <w:rFonts w:ascii="Cambria Math" w:eastAsiaTheme="minorEastAsia" w:hAnsi="Cambria Math"/>
+                      <w:i/>
+                    </w:rPr>
+                  </m:ctrlPr>
+                </m:dPr>
+                <m:e>
+                  <m:sSub>
+                    <m:sSubPr>
+                      <m:ctrlPr>
+                        <w:rPr>
+                          <w:rFonts w:ascii="Cambria Math" w:eastAsiaTheme="minorEastAsia" w:hAnsi="Cambria Math"/>
+                          <w:i/>
+                        </w:rPr>
+                      </m:ctrlPr>
+                    </m:sSubPr>
+                    <m:e>
+                      <m:r>
+                        <w:rPr>
+                          <w:rFonts w:ascii="Cambria Math" w:eastAsiaTheme="minorEastAsia" w:hAnsi="Cambria Math"/>
+                        </w:rPr>
+                        <m:t>ρ</m:t>
+                      </m:r>
+                    </m:e>
+                    <m:sub>
+                      <m:r>
+                        <w:rPr>
+                          <w:rFonts w:ascii="Cambria Math" w:eastAsiaTheme="minorEastAsia" w:hAnsi="Cambria Math"/>
+                        </w:rPr>
+                        <m:t>0</m:t>
+                      </m:r>
+                    </m:sub>
+                  </m:sSub>
+                </m:e>
+              </m:d>
+            </m:e>
+          </m:nary>
+          <m:r>
+            <w:rPr>
+              <w:rFonts w:ascii="Cambria Math" w:eastAsiaTheme="minorEastAsia" w:hAnsi="Cambria Math"/>
+            </w:rPr>
+            <m:t>⟹</m:t>
+          </m:r>
+          <m:r>
+            <w:rPr>
+              <w:rFonts w:ascii="Cambria Math" w:eastAsiaTheme="minorEastAsia" w:hAnsi="Cambria Math"/>
+            </w:rPr>
+            <m:t xml:space="preserve">∀j, </m:t>
+          </m:r>
+          <m:sSub>
+            <m:sSubPr>
+              <m:ctrlPr>
+                <w:rPr>
+                  <w:rFonts w:ascii="Cambria Math" w:eastAsiaTheme="minorEastAsia" w:hAnsi="Cambria Math"/>
+                  <w:i/>
+                </w:rPr>
+              </m:ctrlPr>
+            </m:sSubPr>
+            <m:e>
+              <m:r>
+                <w:rPr>
+                  <w:rFonts w:ascii="Cambria Math" w:eastAsiaTheme="minorEastAsia" w:hAnsi="Cambria Math"/>
+                </w:rPr>
+                <m:t>ρ</m:t>
+              </m:r>
+            </m:e>
+            <m:sub>
+              <m:r>
+                <w:rPr>
+                  <w:rFonts w:ascii="Cambria Math" w:eastAsiaTheme="minorEastAsia" w:hAnsi="Cambria Math"/>
+                </w:rPr>
+                <m:t>jj</m:t>
+              </m:r>
+            </m:sub>
+          </m:sSub>
+          <m:r>
+            <w:rPr>
+              <w:rFonts w:ascii="Cambria Math" w:eastAsiaTheme="minorEastAsia" w:hAnsi="Cambria Math"/>
+            </w:rPr>
+            <m:t>≤</m:t>
+          </m:r>
+          <m:r>
+            <w:rPr>
+              <w:rFonts w:ascii="Cambria Math" w:eastAsiaTheme="minorEastAsia" w:hAnsi="Cambria Math"/>
+            </w:rPr>
+            <m:t>tr</m:t>
+          </m:r>
+          <m:d>
+            <m:dPr>
+              <m:ctrlPr>
+                <w:rPr>
+                  <w:rFonts w:ascii="Cambria Math" w:eastAsiaTheme="minorEastAsia" w:hAnsi="Cambria Math"/>
+                  <w:i/>
+                </w:rPr>
+              </m:ctrlPr>
+            </m:dPr>
+            <m:e>
+              <m:sSub>
+                <m:sSubPr>
+                  <m:ctrlPr>
+                    <w:rPr>
+                      <w:rFonts w:ascii="Cambria Math" w:eastAsiaTheme="minorEastAsia" w:hAnsi="Cambria Math"/>
+                      <w:i/>
+                    </w:rPr>
+                  </m:ctrlPr>
+                </m:sSubPr>
+                <m:e>
+                  <m:r>
+                    <w:rPr>
+                      <w:rFonts w:ascii="Cambria Math" w:eastAsiaTheme="minorEastAsia" w:hAnsi="Cambria Math"/>
+                    </w:rPr>
+                    <m:t>ρ</m:t>
+                  </m:r>
+                </m:e>
+                <m:sub>
+                  <m:r>
+                    <w:rPr>
+                      <w:rFonts w:ascii="Cambria Math" w:eastAsiaTheme="minorEastAsia" w:hAnsi="Cambria Math"/>
+                    </w:rPr>
+                    <m:t>0</m:t>
+                  </m:r>
+                </m:sub>
+              </m:sSub>
+            </m:e>
+          </m:d>
+        </m:oMath>
+      </m:oMathPara>
+    </w:p>
+    <w:p>
+      <w:pPr>
+        <w:tabs>
+          <w:tab w:val="left" w:pos="3056"/>
+        </w:tabs>
+        <w:rPr>
+          <w:rFonts w:eastAsiaTheme="minorEastAsia"/>
+        </w:rPr>
+      </w:pPr>
     </w:p>
     <w:sectPr>
       <w:pgSz w:w="11906" w:h="16838"/>
